--- a/examples/generated/academic_full.docx
+++ b/examples/generated/academic_full.docx
@@ -533,7 +533,7 @@
 </file>
 
 <file path=word/numbering.xml><?xml version="1.0" encoding="utf-8"?>
-<w:numbering xmlns:w="http://schemas.openxmlformats.org/wordprocessingml/2006/main" xmlns:mc="http://schemas.openxmlformats.org/markup-compatibility/2006">
+<w:numbering xmlns:w="http://schemas.openxmlformats.org/wordprocessingml/2006/main" xmlns:mc="http://schemas.openxmlformats.org/markup-compatibility/2006" xmlns:w14="http://schemas.microsoft.com/office/word/2010/wordml" xmlns:w15="http://schemas.microsoft.com/office/word/2012/wordml" xmlns:w16se="http://schemas.microsoft.com/office/word/2015/wordml/symex" xmlns:w16cid="http://schemas.microsoft.com/office/word/2016/wordml/cid" xmlns:w16="http://schemas.microsoft.com/office/word/2018/wordml" xmlns:w16cex="http://schemas.microsoft.com/office/word/2018/wordml/cex" xmlns:w16sdtdh="http://schemas.microsoft.com/office/word/2020/wordml/sdtdatahash" xmlns:w16sdtfl="http://schemas.microsoft.com/office/word/2024/wordml/sdtformatlock" xmlns:w16du="http://schemas.microsoft.com/office/word/2023/wordml/word16du" xmlns:wp14="http://schemas.microsoft.com/office/word/2010/wordprocessingDrawing" mc:Ignorable="w14 w15 w16se w16cid w16 w16cex w16sdtdh w16sdtfl w16du wp14">
   <w:abstractNum w:abstractNumId="0">
     <w:lvl w:ilvl="0">
       <w:start w:val="1"/>
@@ -692,74 +692,11 @@
 </file>
 
 <file path=word/sources.xml><?xml version="1.0" encoding="UTF-8" standalone="yes"?>
-<Sources xmlns="http://schemas.openxmlformats.org/officeDocument/2006/bibliography" b:SelectedStyle="APA">
-  <Source>
-    <SourceType>Book</SourceType>
-    <Tag>gamma1994</Tag>
-    <Author>
-      <NameList>
-        <Person>
-          <First>Gamma,</First>
-          <Last>E.</Last>
-        </Person>
-        <Person>
-          <First>Helm,</First>
-          <Last>R.</Last>
-        </Person>
-        <Person>
-          <First>Johnson,</First>
-          <Last>R.</Last>
-        </Person>
-        <Person>
-          <First>Vlissides,</First>
-          <Last>J.</Last>
-        </Person>
-      </NameList>
-    </Author>
-    <Title>Design Patterns: Elements of Reusable Object-Oriented Software</Title>
-    <Year>1994</Year>
-    <Publisher>Addison-Wesley</Publisher>
-    <RefOrder>1</RefOrder>
-  </Source>
-  <Source>
-    <SourceType>JournalArticle</SourceType>
-    <Tag>smith2024</Tag>
-    <Author>
-      <NameList>
-        <Person>
-          <First>Smith,</First>
-          <Last>J.</Last>
-        </Person>
-      </NameList>
-    </Author>
-    <Title>Design Patterns and Code Quality</Title>
-    <Year>2024</Year>
-    <Publisher>Journal of Software Engineering</Publisher>
-    <Pages>45-67</Pages>
-    <Volume>15</Volume>
-    <RefOrder>2</RefOrder>
-  </Source>
-  <Source>
-    <SourceType>InternetSite</SourceType>
-    <Tag>builder2025</Tag>
-    <Author>
-      <NameList>
-        <Person>
-          <First>Martin,</First>
-          <Last>R.</Last>
-        </Person>
-      </NameList>
-    </Author>
-    <Title>Builder Pattern in Modern Ruby</Title>
-    <Year>2025</Year>
-    <URL>https://example.com/builder-pattern-ruby</URL>
-    <RefOrder>3</RefOrder>
-  </Source>
-</Sources>
+<Sources xmlns="http://schemas.openxmlformats.org/officeDocument/2006/bibliography" b:SelectedStyle="APA"><Source><SourceType>Book</SourceType><Tag>gamma1994</Tag><Author><NameList><Person><First>Gamma,</First><Last>E.</Last></Person><Person><First>Helm,</First><Last>R.</Last></Person><Person><First>Johnson,</First><Last>R.</Last></Person><Person><First>Vlissides,</First><Last>J.</Last></Person></NameList></Author><Title>Design Patterns: Elements of Reusable Object-Oriented Software</Title><Year>1994</Year><Publisher>Addison-Wesley</Publisher><RefOrder>1</RefOrder></Source><Source><SourceType>JournalArticle</SourceType><Tag>smith2024</Tag><Author><NameList><Person><First>Smith,</First><Last>J.</Last></Person></NameList></Author><Title>Design Patterns and Code Quality</Title><Year>2024</Year><Publisher>Journal of Software Engineering</Publisher><Pages>45-67</Pages><Volume>15</Volume><RefOrder>2</RefOrder></Source><Source><SourceType>InternetSite</SourceType><Tag>builder2025</Tag><Author><NameList><Person><First>Martin,</First><Last>R.</Last></Person></NameList></Author><Title>Builder Pattern in Modern Ruby</Title><Year>2025</Year><URL>https://example.com/builder-pattern-ruby</URL><RefOrder>3</RefOrder></Source></Sources>
 </file>
 
 <file path=word/styles.xml><?xml version="1.0" encoding="utf-8"?>
-<w:styles xmlns:w="http://schemas.openxmlformats.org/wordprocessingml/2006/main" xmlns:mc="http://schemas.openxmlformats.org/markup-compatibility/2006" xmlns:r="http://schemas.openxmlformats.org/officeDocument/2006/relationships" xmlns:w14="http://schemas.microsoft.com/office/word/2010/wordml" xmlns:w15="http://schemas.microsoft.com/office/word/2012/wordml" xmlns:w16cex="http://schemas.microsoft.com/office/word/2018/wordml/cex" xmlns:w16cid="http://schemas.microsoft.com/office/word/2016/wordml/cid" xmlns:w16="http://schemas.microsoft.com/office/word/2018/wordml" xmlns:w16du="http://schemas.microsoft.com/office/word/2023/wordml/word16du" xmlns:w16sdtdh="http://schemas.microsoft.com/office/word/2020/wordml/sdtdatahash" xmlns:w16sdtfl="http://schemas.microsoft.com/office/word/2024/wordml/sdtformatlock" xmlns:w16se="http://schemas.microsoft.com/office/word/2015/wordml/symex" mc:Ignorable="w14 w15 w16se w16cid w16 w16cex w16sdtdh w16sdtfl w16du">
+<w:styles xmlns:w="http://schemas.openxmlformats.org/wordprocessingml/2006/main" xmlns:mc="http://schemas.openxmlformats.org/markup-compatibility/2006" xmlns:r="http://schemas.openxmlformats.org/officeDocument/2006/relationships" xmlns:w14="http://schemas.microsoft.com/office/word/2010/wordml" xmlns:w15="http://schemas.microsoft.com/office/word/2012/wordml" xmlns:wp14="http://schemas.microsoft.com/office/word/2010/wordprocessingDrawing" xmlns:w16cex="http://schemas.microsoft.com/office/word/2018/wordml/cex" xmlns:w16cid="http://schemas.microsoft.com/office/word/2016/wordml/cid" xmlns:w16="http://schemas.microsoft.com/office/word/2018/wordml" xmlns:w16du="http://schemas.microsoft.com/office/word/2023/wordml/word16du" xmlns:w16sdtdh="http://schemas.microsoft.com/office/word/2020/wordml/sdtdatahash" xmlns:w16sdtfl="http://schemas.microsoft.com/office/word/2024/wordml/sdtformatlock" xmlns:w16se="http://schemas.microsoft.com/office/word/2015/wordml/symex" mc:Ignorable="w14 w15 w16se w16cid w16 w16cex w16sdtdh w16sdtfl w16du">
   <w:docDefaults>
     <w:rPrDefault>
       <w:rPr>
@@ -1404,11 +1341,142 @@
         <a:cs typeface="Noto Sans Arabic"/>
       </a:minorFont>
     </a:fontScheme>
-    <a:fmtScheme>
-      <a:fillStyleLst/>
-      <a:lnStyleLst/>
-      <a:effectStyleLst/>
-      <a:bgFillStyleLst/>
+    <a:fmtScheme name="Office">
+      <a:fillStyleLst>
+        <a:solidFill>
+          <a:schemeClr val="phClr"/>
+        </a:solidFill>
+        <a:gradFill rotWithShape="1">
+          <a:gsLst>
+            <a:gs pos="0">
+              <a:schemeClr val="phClr">
+                <a:lumMod val="110000"/>
+                <a:satMod val="105000"/>
+                <a:tint val="67000"/>
+              </a:schemeClr>
+            </a:gs>
+            <a:gs pos="50000">
+              <a:schemeClr val="phClr">
+                <a:lumMod val="105000"/>
+                <a:satMod val="103000"/>
+                <a:tint val="73000"/>
+              </a:schemeClr>
+            </a:gs>
+            <a:gs pos="100000">
+              <a:schemeClr val="phClr">
+                <a:lumMod val="105000"/>
+                <a:satMod val="109000"/>
+                <a:tint val="81000"/>
+              </a:schemeClr>
+            </a:gs>
+          </a:gsLst>
+          <a:lin ang="5400000" scaled="0"/>
+        </a:gradFill>
+        <a:gradFill rotWithShape="1">
+          <a:gsLst>
+            <a:gs pos="0">
+              <a:schemeClr val="phClr">
+                <a:satMod val="103000"/>
+                <a:lumMod val="102000"/>
+                <a:tint val="94000"/>
+              </a:schemeClr>
+            </a:gs>
+            <a:gs pos="50000">
+              <a:schemeClr val="phClr">
+                <a:satMod val="110000"/>
+                <a:lumMod val="100000"/>
+                <a:shade val="100000"/>
+              </a:schemeClr>
+            </a:gs>
+            <a:gs pos="100000">
+              <a:schemeClr val="phClr">
+                <a:lumMod val="99000"/>
+                <a:satMod val="120000"/>
+                <a:shade val="78000"/>
+              </a:schemeClr>
+            </a:gs>
+          </a:gsLst>
+          <a:lin ang="5400000" scaled="0"/>
+        </a:gradFill>
+      </a:fillStyleLst>
+      <a:lnStyleLst>
+        <a:ln w="12700" cap="flat" cmpd="sng" algn="ctr">
+          <a:solidFill>
+            <a:schemeClr val="phClr"/>
+          </a:solidFill>
+          <a:prstDash val="solid"/>
+          <a:miter lim="800000"/>
+        </a:ln>
+        <a:ln w="19050" cap="flat" cmpd="sng" algn="ctr">
+          <a:solidFill>
+            <a:schemeClr val="phClr"/>
+          </a:solidFill>
+          <a:prstDash val="solid"/>
+          <a:miter lim="800000"/>
+        </a:ln>
+        <a:ln w="25400" cap="flat" cmpd="sng" algn="ctr">
+          <a:solidFill>
+            <a:schemeClr val="phClr"/>
+          </a:solidFill>
+          <a:prstDash val="solid"/>
+          <a:miter lim="800000"/>
+        </a:ln>
+      </a:lnStyleLst>
+      <a:effectStyleLst>
+        <a:effectStyle>
+          <a:effectLst/>
+        </a:effectStyle>
+        <a:effectStyle>
+          <a:effectLst/>
+        </a:effectStyle>
+        <a:effectStyle>
+          <a:effectLst>
+            <a:outerShdw blurRad="57150" dist="19050" dir="5400000" algn="ctr" rotWithShape="0">
+              <a:srgbClr val="000000">
+                <a:alpha val="63000"/>
+              </a:srgbClr>
+            </a:outerShdw>
+          </a:effectLst>
+        </a:effectStyle>
+      </a:effectStyleLst>
+      <a:bgFillStyleLst>
+        <a:solidFill>
+          <a:schemeClr val="phClr"/>
+        </a:solidFill>
+        <a:solidFill>
+          <a:schemeClr val="phClr">
+            <a:tint val="95000"/>
+            <a:satMod val="170000"/>
+          </a:schemeClr>
+        </a:solidFill>
+        <a:gradFill rotWithShape="1">
+          <a:gsLst>
+            <a:gs pos="0">
+              <a:schemeClr val="phClr">
+                <a:tint val="93000"/>
+                <a:satMod val="150000"/>
+                <a:shade val="98000"/>
+                <a:lumMod val="102000"/>
+              </a:schemeClr>
+            </a:gs>
+            <a:gs pos="50000">
+              <a:schemeClr val="phClr">
+                <a:tint val="98000"/>
+                <a:satMod val="130000"/>
+                <a:shade val="90000"/>
+                <a:lumMod val="103000"/>
+              </a:schemeClr>
+            </a:gs>
+            <a:gs pos="100000">
+              <a:schemeClr val="phClr">
+                <a:shade val="63000"/>
+                <a:satMod val="120000"/>
+              </a:schemeClr>
+            </a:gs>
+          </a:gsLst>
+          <a:lin ang="5400000" scaled="0"/>
+        </a:gradFill>
+      </a:bgFillStyleLst>
     </a:fmtScheme>
   </a:themeElements>
   <a:objectDefaults/>

--- a/examples/generated/academic_full.docx
+++ b/examples/generated/academic_full.docx
@@ -1,6 +1,6 @@
 
 <file path=word/document.xml><?xml version="1.0" encoding="utf-8"?>
-<w:document xmlns:w="http://schemas.openxmlformats.org/wordprocessingml/2006/main" xmlns:wpc="http://schemas.microsoft.com/office/word/2010/wordprocessingCanvas" xmlns:cx="http://schemas.microsoft.com/office/drawing/2014/chartex" xmlns:cx1="http://schemas.microsoft.com/office/drawing/2015/9/8/chartex" xmlns:cx2="http://schemas.microsoft.com/office/drawing/2015/10/21/chartex" xmlns:cx3="http://schemas.microsoft.com/office/drawing/2016/5/9/chartex" xmlns:cx4="http://schemas.microsoft.com/office/drawing/2016/5/10/chartex" xmlns:cx5="http://schemas.microsoft.com/office/drawing/2016/5/11/chartex" xmlns:cx6="http://schemas.microsoft.com/office/drawing/2016/5/12/chartex" xmlns:cx7="http://schemas.microsoft.com/office/drawing/2016/5/13/chartex" xmlns:cx8="http://schemas.microsoft.com/office/drawing/2016/5/14/chartex" xmlns:mc="http://schemas.openxmlformats.org/markup-compatibility/2006" xmlns:aink="http://schemas.microsoft.com/office/drawing/2016/ink" xmlns:am3d="http://schemas.microsoft.com/office/drawing/2017/model3d" xmlns:o="urn:schemas-microsoft-com:office:office" xmlns:oel="http://schemas.microsoft.com/office/2019/extlst" xmlns:r="http://schemas.openxmlformats.org/officeDocument/2006/relationships" xmlns:m="http://schemas.openxmlformats.org/officeDocument/2006/math" xmlns:v="urn:schemas-microsoft-com:vml" xmlns:wp14="http://schemas.microsoft.com/office/word/2010/wordprocessingDrawing" xmlns:wp="http://schemas.openxmlformats.org/drawingml/2006/wordprocessingDrawing" xmlns:w10="urn:schemas-microsoft-com:office:word" xmlns:w14="http://schemas.microsoft.com/office/word/2010/wordml" xmlns:w15="http://schemas.microsoft.com/office/word/2012/wordml" xmlns:w16cex="http://schemas.microsoft.com/office/word/2018/wordml/cex" xmlns:w16cid="http://schemas.microsoft.com/office/word/2016/wordml/cid" xmlns:w16="http://schemas.microsoft.com/office/word/2018/wordml" xmlns:w16du="http://schemas.microsoft.com/office/word/2023/wordml/word16du" xmlns:w16sdtdh="http://schemas.microsoft.com/office/word/2020/wordml/sdtdatahash" xmlns:w16sdtfl="http://schemas.microsoft.com/office/word/2024/wordml/sdtformatlock" xmlns:w16se="http://schemas.microsoft.com/office/word/2015/wordml/symex" xmlns:wpg="http://schemas.microsoft.com/office/word/2010/wordprocessingGroup" xmlns:wpi="http://schemas.microsoft.com/office/word/2010/wordprocessingInk" xmlns:wne="http://schemas.microsoft.com/office/word/2006/wordml" xmlns:wps="http://schemas.microsoft.com/office/word/2010/wordprocessingShape" mc:Ignorable="w14 w15 w16se w16cid w16 w16cex w16sdtdh w16sdtfl w16du wp14">
+<w:document xmlns:w="http://schemas.openxmlformats.org/wordprocessingml/2006/main" xmlns:wpc="http://schemas.microsoft.com/office/word/2010/wordprocessingCanvas" xmlns:cx="http://schemas.microsoft.com/office/drawing/2014/chartex" xmlns:cx1="http://schemas.microsoft.com/office/drawing/2015/9/8/chartex" xmlns:cx2="http://schemas.microsoft.com/office/drawing/2015/10/21/chartex" xmlns:cx3="http://schemas.microsoft.com/office/drawing/2016/5/9/chartex" xmlns:cx4="http://schemas.microsoft.com/office/drawing/2016/5/10/chartex" xmlns:cx5="http://schemas.microsoft.com/office/drawing/2016/5/11/chartex" xmlns:cx6="http://schemas.microsoft.com/office/drawing/2016/5/12/chartex" xmlns:cx7="http://schemas.microsoft.com/office/drawing/2016/5/13/chartex" xmlns:cx8="http://schemas.microsoft.com/office/drawing/2016/5/14/chartex" xmlns:mc="http://schemas.openxmlformats.org/markup-compatibility/2006" xmlns:aink="http://schemas.microsoft.com/office/drawing/2016/ink" xmlns:am3d="http://schemas.microsoft.com/office/drawing/2017/model3d" xmlns:o="urn:schemas-microsoft-com:office:office" xmlns:oel="http://schemas.microsoft.com/office/2019/extlst" xmlns:r="http://schemas.openxmlformats.org/officeDocument/2006/relationships" xmlns:m="http://schemas.openxmlformats.org/officeDocument/2006/math" xmlns:v="urn:schemas-microsoft-com:vml" xmlns:wp14="http://schemas.microsoft.com/office/word/2010/wordprocessingDrawing" xmlns:wp="http://schemas.openxmlformats.org/drawingml/2006/wordprocessingDrawing" xmlns:w10="urn:schemas-microsoft-com:office:word" xmlns:w14="http://schemas.microsoft.com/office/word/2010/wordml" xmlns:w15="http://schemas.microsoft.com/office/word/2012/wordml" xmlns:w16cex="http://schemas.microsoft.com/office/word/2018/wordml/cex" xmlns:w16cid="http://schemas.microsoft.com/office/word/2016/wordml/cid" xmlns:w16="http://schemas.microsoft.com/office/word/2018/wordml" xmlns:w16du="http://schemas.microsoft.com/office/word/2023/wordml/word16du" xmlns:w16sdtdh="http://schemas.microsoft.com/office/word/2020/wordml/sdtdatahash" xmlns:w16sdtfl="http://schemas.microsoft.com/office/word/2024/wordml/sdtformatlock" xmlns:w16se="http://schemas.microsoft.com/office/word/2015/wordml/symex" xmlns:wpg="http://schemas.microsoft.com/office/word/2010/wordprocessingGroup" xmlns:wpi="http://schemas.microsoft.com/office/word/2010/wordprocessingInk" xmlns:wne="http://schemas.microsoft.com/office/word/2006/wordml" xmlns:wps="http://schemas.microsoft.com/office/word/2010/wordprocessingShape" mc:Ignorable="w14">
   <w:body>
     <w:p>
       <w:pPr>
@@ -533,7 +533,7 @@
 </file>
 
 <file path=word/numbering.xml><?xml version="1.0" encoding="utf-8"?>
-<w:numbering xmlns:w="http://schemas.openxmlformats.org/wordprocessingml/2006/main" xmlns:mc="http://schemas.openxmlformats.org/markup-compatibility/2006" xmlns:w14="http://schemas.microsoft.com/office/word/2010/wordml" xmlns:w15="http://schemas.microsoft.com/office/word/2012/wordml" xmlns:w16se="http://schemas.microsoft.com/office/word/2015/wordml/symex" xmlns:w16cid="http://schemas.microsoft.com/office/word/2016/wordml/cid" xmlns:w16="http://schemas.microsoft.com/office/word/2018/wordml" xmlns:w16cex="http://schemas.microsoft.com/office/word/2018/wordml/cex" xmlns:w16sdtdh="http://schemas.microsoft.com/office/word/2020/wordml/sdtdatahash" xmlns:w16sdtfl="http://schemas.microsoft.com/office/word/2024/wordml/sdtformatlock" xmlns:w16du="http://schemas.microsoft.com/office/word/2023/wordml/word16du" xmlns:wp14="http://schemas.microsoft.com/office/word/2010/wordprocessingDrawing" mc:Ignorable="w14 w15 w16se w16cid w16 w16cex w16sdtdh w16sdtfl w16du wp14">
+<w:numbering xmlns:w="http://schemas.openxmlformats.org/wordprocessingml/2006/main" xmlns:mc="http://schemas.openxmlformats.org/markup-compatibility/2006" xmlns:w14="http://schemas.microsoft.com/office/word/2010/wordml" xmlns:w15="http://schemas.microsoft.com/office/word/2012/wordml" xmlns:w16se="http://schemas.microsoft.com/office/word/2015/wordml/symex" xmlns:w16cid="http://schemas.microsoft.com/office/word/2016/wordml/cid" xmlns:w16="http://schemas.microsoft.com/office/word/2018/wordml" xmlns:w16cex="http://schemas.microsoft.com/office/word/2018/wordml/cex" xmlns:w16sdtdh="http://schemas.microsoft.com/office/word/2020/wordml/sdtdatahash" xmlns:w16sdtfl="http://schemas.microsoft.com/office/word/2024/wordml/sdtformatlock" xmlns:w16du="http://schemas.microsoft.com/office/word/2023/wordml/word16du" xmlns:wp14="http://schemas.microsoft.com/office/word/2010/wordprocessingDrawing">
   <w:abstractNum w:abstractNumId="0">
     <w:lvl w:ilvl="0">
       <w:start w:val="1"/>
@@ -696,7 +696,7 @@
 </file>
 
 <file path=word/styles.xml><?xml version="1.0" encoding="utf-8"?>
-<w:styles xmlns:w="http://schemas.openxmlformats.org/wordprocessingml/2006/main" xmlns:mc="http://schemas.openxmlformats.org/markup-compatibility/2006" xmlns:r="http://schemas.openxmlformats.org/officeDocument/2006/relationships" xmlns:w14="http://schemas.microsoft.com/office/word/2010/wordml" xmlns:w15="http://schemas.microsoft.com/office/word/2012/wordml" xmlns:wp14="http://schemas.microsoft.com/office/word/2010/wordprocessingDrawing" xmlns:w16cex="http://schemas.microsoft.com/office/word/2018/wordml/cex" xmlns:w16cid="http://schemas.microsoft.com/office/word/2016/wordml/cid" xmlns:w16="http://schemas.microsoft.com/office/word/2018/wordml" xmlns:w16du="http://schemas.microsoft.com/office/word/2023/wordml/word16du" xmlns:w16sdtdh="http://schemas.microsoft.com/office/word/2020/wordml/sdtdatahash" xmlns:w16sdtfl="http://schemas.microsoft.com/office/word/2024/wordml/sdtformatlock" xmlns:w16se="http://schemas.microsoft.com/office/word/2015/wordml/symex" mc:Ignorable="w14 w15 w16se w16cid w16 w16cex w16sdtdh w16sdtfl w16du">
+<w:styles xmlns:w="http://schemas.openxmlformats.org/wordprocessingml/2006/main" xmlns:mc="http://schemas.openxmlformats.org/markup-compatibility/2006" xmlns:r="http://schemas.openxmlformats.org/officeDocument/2006/relationships" xmlns:w14="http://schemas.microsoft.com/office/word/2010/wordml" xmlns:w15="http://schemas.microsoft.com/office/word/2012/wordml" xmlns:wp14="http://schemas.microsoft.com/office/word/2010/wordprocessingDrawing" xmlns:w16cex="http://schemas.microsoft.com/office/word/2018/wordml/cex" xmlns:w16cid="http://schemas.microsoft.com/office/word/2016/wordml/cid" xmlns:w16="http://schemas.microsoft.com/office/word/2018/wordml" xmlns:w16du="http://schemas.microsoft.com/office/word/2023/wordml/word16du" xmlns:w16sdtdh="http://schemas.microsoft.com/office/word/2020/wordml/sdtdatahash" xmlns:w16sdtfl="http://schemas.microsoft.com/office/word/2024/wordml/sdtformatlock" xmlns:w16se="http://schemas.microsoft.com/office/word/2015/wordml/symex">
   <w:docDefaults>
     <w:rPrDefault>
       <w:rPr>

--- a/examples/generated/academic_full.docx
+++ b/examples/generated/academic_full.docx
@@ -692,7 +692,70 @@
 </file>
 
 <file path=word/sources.xml><?xml version="1.0" encoding="UTF-8" standalone="yes"?>
-<Sources xmlns="http://schemas.openxmlformats.org/officeDocument/2006/bibliography" b:SelectedStyle="APA"><Source><SourceType>Book</SourceType><Tag>gamma1994</Tag><Author><NameList><Person><First>Gamma,</First><Last>E.</Last></Person><Person><First>Helm,</First><Last>R.</Last></Person><Person><First>Johnson,</First><Last>R.</Last></Person><Person><First>Vlissides,</First><Last>J.</Last></Person></NameList></Author><Title>Design Patterns: Elements of Reusable Object-Oriented Software</Title><Year>1994</Year><Publisher>Addison-Wesley</Publisher><RefOrder>1</RefOrder></Source><Source><SourceType>JournalArticle</SourceType><Tag>smith2024</Tag><Author><NameList><Person><First>Smith,</First><Last>J.</Last></Person></NameList></Author><Title>Design Patterns and Code Quality</Title><Year>2024</Year><Publisher>Journal of Software Engineering</Publisher><Pages>45-67</Pages><Volume>15</Volume><RefOrder>2</RefOrder></Source><Source><SourceType>InternetSite</SourceType><Tag>builder2025</Tag><Author><NameList><Person><First>Martin,</First><Last>R.</Last></Person></NameList></Author><Title>Builder Pattern in Modern Ruby</Title><Year>2025</Year><URL>https://example.com/builder-pattern-ruby</URL><RefOrder>3</RefOrder></Source></Sources>
+<Sources xmlns="http://schemas.openxmlformats.org/officeDocument/2006/bibliography" b:SelectedStyle="APA">
+  <Source>
+    <SourceType>Book</SourceType>
+    <Tag>gamma1994</Tag>
+    <Author>
+      <NameList>
+        <Person>
+          <First>Gamma,</First>
+          <Last>E.</Last>
+        </Person>
+        <Person>
+          <First>Helm,</First>
+          <Last>R.</Last>
+        </Person>
+        <Person>
+          <First>Johnson,</First>
+          <Last>R.</Last>
+        </Person>
+        <Person>
+          <First>Vlissides,</First>
+          <Last>J.</Last>
+        </Person>
+      </NameList>
+    </Author>
+    <Title>Design Patterns: Elements of Reusable Object-Oriented Software</Title>
+    <Year>1994</Year>
+    <Publisher>Addison-Wesley</Publisher>
+    <RefOrder>1</RefOrder>
+  </Source>
+  <Source>
+    <SourceType>JournalArticle</SourceType>
+    <Tag>smith2024</Tag>
+    <Author>
+      <NameList>
+        <Person>
+          <First>Smith,</First>
+          <Last>J.</Last>
+        </Person>
+      </NameList>
+    </Author>
+    <Title>Design Patterns and Code Quality</Title>
+    <Year>2024</Year>
+    <Publisher>Journal of Software Engineering</Publisher>
+    <Pages>45-67</Pages>
+    <Volume>15</Volume>
+    <RefOrder>2</RefOrder>
+  </Source>
+  <Source>
+    <SourceType>InternetSite</SourceType>
+    <Tag>builder2025</Tag>
+    <Author>
+      <NameList>
+        <Person>
+          <First>Martin,</First>
+          <Last>R.</Last>
+        </Person>
+      </NameList>
+    </Author>
+    <Title>Builder Pattern in Modern Ruby</Title>
+    <Year>2025</Year>
+    <URL>https://example.com/builder-pattern-ruby</URL>
+    <RefOrder>3</RefOrder>
+  </Source>
+</Sources>
 </file>
 
 <file path=word/styles.xml><?xml version="1.0" encoding="utf-8"?>

--- a/examples/generated/academic_full.docx
+++ b/examples/generated/academic_full.docx
@@ -1,6 +1,6 @@
 
 <file path=word/document.xml><?xml version="1.0" encoding="utf-8"?>
-<w:document xmlns:w="http://schemas.openxmlformats.org/wordprocessingml/2006/main" xmlns:wpc="http://schemas.microsoft.com/office/word/2010/wordprocessingCanvas" xmlns:cx="http://schemas.microsoft.com/office/drawing/2014/chartex" xmlns:cx1="http://schemas.microsoft.com/office/drawing/2015/9/8/chartex" xmlns:cx2="http://schemas.microsoft.com/office/drawing/2015/10/21/chartex" xmlns:cx3="http://schemas.microsoft.com/office/drawing/2016/5/9/chartex" xmlns:cx4="http://schemas.microsoft.com/office/drawing/2016/5/10/chartex" xmlns:cx5="http://schemas.microsoft.com/office/drawing/2016/5/11/chartex" xmlns:cx6="http://schemas.microsoft.com/office/drawing/2016/5/12/chartex" xmlns:cx7="http://schemas.microsoft.com/office/drawing/2016/5/13/chartex" xmlns:cx8="http://schemas.microsoft.com/office/drawing/2016/5/14/chartex" xmlns:mc="http://schemas.openxmlformats.org/markup-compatibility/2006" xmlns:aink="http://schemas.microsoft.com/office/drawing/2016/ink" xmlns:am3d="http://schemas.microsoft.com/office/drawing/2017/model3d" xmlns:o="urn:schemas-microsoft-com:office:office" xmlns:oel="http://schemas.microsoft.com/office/2019/extlst" xmlns:r="http://schemas.openxmlformats.org/officeDocument/2006/relationships" xmlns:m="http://schemas.openxmlformats.org/officeDocument/2006/math" xmlns:v="urn:schemas-microsoft-com:vml" xmlns:wp14="http://schemas.microsoft.com/office/word/2010/wordprocessingDrawing" xmlns:wp="http://schemas.openxmlformats.org/drawingml/2006/wordprocessingDrawing" xmlns:w10="urn:schemas-microsoft-com:office:word" xmlns:w14="http://schemas.microsoft.com/office/word/2010/wordml" xmlns:w15="http://schemas.microsoft.com/office/word/2012/wordml" xmlns:w16cex="http://schemas.microsoft.com/office/word/2018/wordml/cex" xmlns:w16cid="http://schemas.microsoft.com/office/word/2016/wordml/cid" xmlns:w16="http://schemas.microsoft.com/office/word/2018/wordml" xmlns:w16du="http://schemas.microsoft.com/office/word/2023/wordml/word16du" xmlns:w16sdtdh="http://schemas.microsoft.com/office/word/2020/wordml/sdtdatahash" xmlns:w16sdtfl="http://schemas.microsoft.com/office/word/2024/wordml/sdtformatlock" xmlns:w16se="http://schemas.microsoft.com/office/word/2015/wordml/symex" xmlns:wpg="http://schemas.microsoft.com/office/word/2010/wordprocessingGroup" xmlns:wpi="http://schemas.microsoft.com/office/word/2010/wordprocessingInk" xmlns:wne="http://schemas.microsoft.com/office/word/2006/wordml" xmlns:wps="http://schemas.microsoft.com/office/word/2010/wordprocessingShape" mc:Ignorable="w14">
+<w:document xmlns:w="http://schemas.openxmlformats.org/wordprocessingml/2006/main" xmlns:wpc="http://schemas.microsoft.com/office/word/2010/wordprocessingCanvas" xmlns:cx="http://schemas.microsoft.com/office/drawing/2014/chartex" xmlns:cx1="http://schemas.microsoft.com/office/drawing/2015/9/8/chartex" xmlns:cx2="http://schemas.microsoft.com/office/drawing/2015/10/21/chartex" xmlns:cx3="http://schemas.microsoft.com/office/drawing/2016/5/9/chartex" xmlns:cx4="http://schemas.microsoft.com/office/drawing/2016/5/10/chartex" xmlns:cx5="http://schemas.microsoft.com/office/drawing/2016/5/11/chartex" xmlns:cx6="http://schemas.microsoft.com/office/drawing/2016/5/12/chartex" xmlns:cx7="http://schemas.microsoft.com/office/drawing/2016/5/13/chartex" xmlns:cx8="http://schemas.microsoft.com/office/drawing/2016/5/14/chartex" xmlns:mc="http://schemas.openxmlformats.org/markup-compatibility/2006" xmlns:aink="http://schemas.microsoft.com/office/drawing/2016/ink" xmlns:am3d="http://schemas.microsoft.com/office/drawing/2017/model3d" xmlns:o="urn:schemas-microsoft-com:office:office" xmlns:oel="http://schemas.microsoft.com/office/2019/extlst" xmlns:r="http://schemas.openxmlformats.org/officeDocument/2006/relationships" xmlns:m="http://schemas.openxmlformats.org/officeDocument/2006/math" xmlns:v="urn:schemas-microsoft-com:vml" xmlns:wp14="http://schemas.microsoft.com/office/word/2010/wordprocessingDrawing" xmlns:wp="http://schemas.openxmlformats.org/drawingml/2006/wordprocessingDrawing" xmlns:w10="urn:schemas-microsoft-com:office:word" xmlns:w14="http://schemas.microsoft.com/office/word/2010/wordml" xmlns:w15="http://schemas.microsoft.com/office/word/2012/wordml" xmlns:w16cex="http://schemas.microsoft.com/office/word/2018/wordml/cex" xmlns:w16cid="http://schemas.microsoft.com/office/word/2016/wordml/cid" xmlns:w16="http://schemas.microsoft.com/office/word/2018/wordml" xmlns:w16du="http://schemas.microsoft.com/office/word/2023/wordml/word16du" xmlns:w16sdtdh="http://schemas.microsoft.com/office/word/2020/wordml/sdtdatahash" xmlns:w16sdtfl="http://schemas.microsoft.com/office/word/2024/wordml/sdtformatlock" xmlns:w16se="http://schemas.microsoft.com/office/word/2015/wordml/symex" xmlns:wpg="http://schemas.microsoft.com/office/word/2010/wordprocessingGroup" xmlns:wpi="http://schemas.microsoft.com/office/word/2010/wordprocessingInk" xmlns:wne="http://schemas.microsoft.com/office/word/2006/wordml" xmlns:wps="http://schemas.microsoft.com/office/word/2010/wordprocessingShape" mc:Ignorable="w14 w15 w16se w16cid w16 w16cex w16sdtdh w16sdtfl w16du wp14">
   <w:body>
     <w:p>
       <w:pPr>
@@ -533,7 +533,7 @@
 </file>
 
 <file path=word/numbering.xml><?xml version="1.0" encoding="utf-8"?>
-<w:numbering xmlns:w="http://schemas.openxmlformats.org/wordprocessingml/2006/main" xmlns:mc="http://schemas.openxmlformats.org/markup-compatibility/2006" xmlns:w14="http://schemas.microsoft.com/office/word/2010/wordml" xmlns:w15="http://schemas.microsoft.com/office/word/2012/wordml" xmlns:w16se="http://schemas.microsoft.com/office/word/2015/wordml/symex" xmlns:w16cid="http://schemas.microsoft.com/office/word/2016/wordml/cid" xmlns:w16="http://schemas.microsoft.com/office/word/2018/wordml" xmlns:w16cex="http://schemas.microsoft.com/office/word/2018/wordml/cex" xmlns:w16sdtdh="http://schemas.microsoft.com/office/word/2020/wordml/sdtdatahash" xmlns:w16sdtfl="http://schemas.microsoft.com/office/word/2024/wordml/sdtformatlock" xmlns:w16du="http://schemas.microsoft.com/office/word/2023/wordml/word16du" xmlns:wp14="http://schemas.microsoft.com/office/word/2010/wordprocessingDrawing">
+<w:numbering xmlns:w="http://schemas.openxmlformats.org/wordprocessingml/2006/main" xmlns:mc="http://schemas.openxmlformats.org/markup-compatibility/2006" xmlns:w14="http://schemas.microsoft.com/office/word/2010/wordml" xmlns:w15="http://schemas.microsoft.com/office/word/2012/wordml" xmlns:w16se="http://schemas.microsoft.com/office/word/2015/wordml/symex" xmlns:w16cid="http://schemas.microsoft.com/office/word/2016/wordml/cid" xmlns:w16="http://schemas.microsoft.com/office/word/2018/wordml" xmlns:w16cex="http://schemas.microsoft.com/office/word/2018/wordml/cex" xmlns:w16sdtdh="http://schemas.microsoft.com/office/word/2020/wordml/sdtdatahash" xmlns:w16sdtfl="http://schemas.microsoft.com/office/word/2024/wordml/sdtformatlock" xmlns:w16du="http://schemas.microsoft.com/office/word/2023/wordml/word16du" xmlns:wp14="http://schemas.microsoft.com/office/word/2010/wordprocessingDrawing" mc:Ignorable="w14 w15 w16se w16cid w16 w16cex w16sdtdh w16sdtfl w16du wp14">
   <w:abstractNum w:abstractNumId="0">
     <w:lvl w:ilvl="0">
       <w:start w:val="1"/>
@@ -759,7 +759,7 @@
 </file>
 
 <file path=word/styles.xml><?xml version="1.0" encoding="utf-8"?>
-<w:styles xmlns:w="http://schemas.openxmlformats.org/wordprocessingml/2006/main" xmlns:mc="http://schemas.openxmlformats.org/markup-compatibility/2006" xmlns:r="http://schemas.openxmlformats.org/officeDocument/2006/relationships" xmlns:w14="http://schemas.microsoft.com/office/word/2010/wordml" xmlns:w15="http://schemas.microsoft.com/office/word/2012/wordml" xmlns:wp14="http://schemas.microsoft.com/office/word/2010/wordprocessingDrawing" xmlns:w16cex="http://schemas.microsoft.com/office/word/2018/wordml/cex" xmlns:w16cid="http://schemas.microsoft.com/office/word/2016/wordml/cid" xmlns:w16="http://schemas.microsoft.com/office/word/2018/wordml" xmlns:w16du="http://schemas.microsoft.com/office/word/2023/wordml/word16du" xmlns:w16sdtdh="http://schemas.microsoft.com/office/word/2020/wordml/sdtdatahash" xmlns:w16sdtfl="http://schemas.microsoft.com/office/word/2024/wordml/sdtformatlock" xmlns:w16se="http://schemas.microsoft.com/office/word/2015/wordml/symex">
+<w:styles xmlns:w="http://schemas.openxmlformats.org/wordprocessingml/2006/main" xmlns:mc="http://schemas.openxmlformats.org/markup-compatibility/2006" xmlns:r="http://schemas.openxmlformats.org/officeDocument/2006/relationships" xmlns:w14="http://schemas.microsoft.com/office/word/2010/wordml" xmlns:w15="http://schemas.microsoft.com/office/word/2012/wordml" xmlns:wp14="http://schemas.microsoft.com/office/word/2010/wordprocessingDrawing" xmlns:w16cex="http://schemas.microsoft.com/office/word/2018/wordml/cex" xmlns:w16cid="http://schemas.microsoft.com/office/word/2016/wordml/cid" xmlns:w16="http://schemas.microsoft.com/office/word/2018/wordml" xmlns:w16du="http://schemas.microsoft.com/office/word/2023/wordml/word16du" xmlns:w16sdtdh="http://schemas.microsoft.com/office/word/2020/wordml/sdtdatahash" xmlns:w16sdtfl="http://schemas.microsoft.com/office/word/2024/wordml/sdtformatlock" xmlns:w16se="http://schemas.microsoft.com/office/word/2015/wordml/symex" mc:Ignorable="w14 w15 w16se w16cid w16 w16cex w16sdtdh w16sdtfl w16du">
   <w:docDefaults>
     <w:rPrDefault>
       <w:rPr>

--- a/examples/generated/academic_full.docx
+++ b/examples/generated/academic_full.docx
@@ -1,6 +1,6 @@
 
 <file path=word/document.xml><?xml version="1.0" encoding="utf-8"?>
-<w:document xmlns:w="http://schemas.openxmlformats.org/wordprocessingml/2006/main" xmlns:wpc="http://schemas.microsoft.com/office/word/2010/wordprocessingCanvas" xmlns:cx="http://schemas.microsoft.com/office/drawing/2014/chartex" xmlns:cx1="http://schemas.microsoft.com/office/drawing/2015/9/8/chartex" xmlns:cx2="http://schemas.microsoft.com/office/drawing/2015/10/21/chartex" xmlns:cx3="http://schemas.microsoft.com/office/drawing/2016/5/9/chartex" xmlns:cx4="http://schemas.microsoft.com/office/drawing/2016/5/10/chartex" xmlns:cx5="http://schemas.microsoft.com/office/drawing/2016/5/11/chartex" xmlns:cx6="http://schemas.microsoft.com/office/drawing/2016/5/12/chartex" xmlns:cx7="http://schemas.microsoft.com/office/drawing/2016/5/13/chartex" xmlns:cx8="http://schemas.microsoft.com/office/drawing/2016/5/14/chartex" xmlns:mc="http://schemas.openxmlformats.org/markup-compatibility/2006" xmlns:aink="http://schemas.microsoft.com/office/drawing/2016/ink" xmlns:am3d="http://schemas.microsoft.com/office/drawing/2017/model3d" xmlns:o="urn:schemas-microsoft-com:office:office" xmlns:oel="http://schemas.microsoft.com/office/2019/extlst" xmlns:r="http://schemas.openxmlformats.org/officeDocument/2006/relationships" xmlns:m="http://schemas.openxmlformats.org/officeDocument/2006/math" xmlns:v="urn:schemas-microsoft-com:vml" xmlns:wp14="http://schemas.microsoft.com/office/word/2010/wordprocessingDrawing" xmlns:wp="http://schemas.openxmlformats.org/drawingml/2006/wordprocessingDrawing" xmlns:w10="urn:schemas-microsoft-com:office:word" xmlns:w14="http://schemas.microsoft.com/office/word/2010/wordml" xmlns:w15="http://schemas.microsoft.com/office/word/2012/wordml" xmlns:w16cex="http://schemas.microsoft.com/office/word/2018/wordml/cex" xmlns:w16cid="http://schemas.microsoft.com/office/word/2016/wordml/cid" xmlns:w16="http://schemas.microsoft.com/office/word/2018/wordml" xmlns:w16du="http://schemas.microsoft.com/office/word/2023/wordml/word16du" xmlns:w16sdtdh="http://schemas.microsoft.com/office/word/2020/wordml/sdtdatahash" xmlns:w16sdtfl="http://schemas.microsoft.com/office/word/2024/wordml/sdtformatlock" xmlns:w16se="http://schemas.microsoft.com/office/word/2015/wordml/symex" xmlns:wpg="http://schemas.microsoft.com/office/word/2010/wordprocessingGroup" xmlns:wpi="http://schemas.microsoft.com/office/word/2010/wordprocessingInk" xmlns:wne="http://schemas.microsoft.com/office/word/2006/wordml" xmlns:wps="http://schemas.microsoft.com/office/word/2010/wordprocessingShape" mc:Ignorable="w14 w15 w16se w16cid w16 w16cex w16sdtdh w16sdtfl w16du wp14">
+<w:document xmlns:w="http://schemas.openxmlformats.org/wordprocessingml/2006/main" xmlns:wpc="http://schemas.microsoft.com/office/word/2010/wordprocessingCanvas" xmlns:cx="http://schemas.microsoft.com/office/drawing/2014/chartex" xmlns:cx1="http://schemas.microsoft.com/office/drawing/2015/9/8/chartex" xmlns:cx2="http://schemas.microsoft.com/office/drawing/2015/10/21/chartex" xmlns:cx3="http://schemas.microsoft.com/office/drawing/2016/5/9/chartex" xmlns:cx4="http://schemas.microsoft.com/office/drawing/2016/5/10/chartex" xmlns:cx5="http://schemas.microsoft.com/office/drawing/2016/5/11/chartex" xmlns:cx6="http://schemas.microsoft.com/office/drawing/2016/5/12/chartex" xmlns:cx7="http://schemas.microsoft.com/office/drawing/2016/5/13/chartex" xmlns:cx8="http://schemas.microsoft.com/office/drawing/2016/5/14/chartex" xmlns:mc="http://schemas.openxmlformats.org/markup-compatibility/2006" xmlns:aink="http://schemas.microsoft.com/office/drawing/2016/ink" xmlns:am3d="http://schemas.microsoft.com/office/drawing/2017/model3d" xmlns:o="urn:schemas-microsoft-com:office:office" xmlns:oel="http://schemas.microsoft.com/office/2019/extlst" xmlns:r="http://schemas.openxmlformats.org/officeDocument/2006/relationships" xmlns:m="http://schemas.openxmlformats.org/officeDocument/2006/math" xmlns:v="urn:schemas-microsoft-com:vml" xmlns:wp14="http://schemas.microsoft.com/office/word/2010/wordprocessingDrawing" xmlns:wp="http://schemas.openxmlformats.org/drawingml/2006/wordprocessingDrawing" xmlns:w10="urn:schemas-microsoft-com:office:word" xmlns:w14="http://schemas.microsoft.com/office/word/2010/wordml" xmlns:w15="http://schemas.microsoft.com/office/word/2012/wordml" xmlns:w16cex="http://schemas.microsoft.com/office/word/2018/wordml/cex" xmlns:w16cid="http://schemas.microsoft.com/office/word/2016/wordml/cid" xmlns:w16="http://schemas.microsoft.com/office/word/2018/wordml" xmlns:w16du="http://schemas.microsoft.com/office/word/2023/wordml/word16du" xmlns:w16sdtdh="http://schemas.microsoft.com/office/word/2020/wordml/sdtdatahash" xmlns:w16sdtfl="http://schemas.microsoft.com/office/word/2024/wordml/sdtformatlock" xmlns:w16se="http://schemas.microsoft.com/office/word/2015/wordml/symex" xmlns:wpg="http://schemas.microsoft.com/office/word/2010/wordprocessingGroup" xmlns:wpi="http://schemas.microsoft.com/office/word/2010/wordprocessingInk" xmlns:wne="http://schemas.microsoft.com/office/word/2006/wordml" xmlns:wps="http://schemas.microsoft.com/office/word/2010/wordprocessingShape" mc:Ignorable="w14">
   <w:body>
     <w:p>
       <w:pPr>
@@ -533,7 +533,7 @@
 </file>
 
 <file path=word/numbering.xml><?xml version="1.0" encoding="utf-8"?>
-<w:numbering xmlns:w="http://schemas.openxmlformats.org/wordprocessingml/2006/main" xmlns:mc="http://schemas.openxmlformats.org/markup-compatibility/2006" xmlns:w14="http://schemas.microsoft.com/office/word/2010/wordml" xmlns:w15="http://schemas.microsoft.com/office/word/2012/wordml" xmlns:w16se="http://schemas.microsoft.com/office/word/2015/wordml/symex" xmlns:w16cid="http://schemas.microsoft.com/office/word/2016/wordml/cid" xmlns:w16="http://schemas.microsoft.com/office/word/2018/wordml" xmlns:w16cex="http://schemas.microsoft.com/office/word/2018/wordml/cex" xmlns:w16sdtdh="http://schemas.microsoft.com/office/word/2020/wordml/sdtdatahash" xmlns:w16sdtfl="http://schemas.microsoft.com/office/word/2024/wordml/sdtformatlock" xmlns:w16du="http://schemas.microsoft.com/office/word/2023/wordml/word16du" xmlns:wp14="http://schemas.microsoft.com/office/word/2010/wordprocessingDrawing" mc:Ignorable="w14 w15 w16se w16cid w16 w16cex w16sdtdh w16sdtfl w16du wp14">
+<w:numbering xmlns:w="http://schemas.openxmlformats.org/wordprocessingml/2006/main" xmlns:mc="http://schemas.openxmlformats.org/markup-compatibility/2006" xmlns:w14="http://schemas.microsoft.com/office/word/2010/wordml" xmlns:w15="http://schemas.microsoft.com/office/word/2012/wordml" xmlns:w16se="http://schemas.microsoft.com/office/word/2015/wordml/symex" xmlns:w16cid="http://schemas.microsoft.com/office/word/2016/wordml/cid" xmlns:w16="http://schemas.microsoft.com/office/word/2018/wordml" xmlns:w16cex="http://schemas.microsoft.com/office/word/2018/wordml/cex" xmlns:w16sdtdh="http://schemas.microsoft.com/office/word/2020/wordml/sdtdatahash" xmlns:w16sdtfl="http://schemas.microsoft.com/office/word/2024/wordml/sdtformatlock" xmlns:w16du="http://schemas.microsoft.com/office/word/2023/wordml/word16du" xmlns:wp14="http://schemas.microsoft.com/office/word/2010/wordprocessingDrawing">
   <w:abstractNum w:abstractNumId="0">
     <w:lvl w:ilvl="0">
       <w:start w:val="1"/>
@@ -692,74 +692,11 @@
 </file>
 
 <file path=word/sources.xml><?xml version="1.0" encoding="UTF-8" standalone="yes"?>
-<Sources xmlns="http://schemas.openxmlformats.org/officeDocument/2006/bibliography" b:SelectedStyle="APA">
-  <Source>
-    <SourceType>Book</SourceType>
-    <Tag>gamma1994</Tag>
-    <Author>
-      <NameList>
-        <Person>
-          <First>Gamma,</First>
-          <Last>E.</Last>
-        </Person>
-        <Person>
-          <First>Helm,</First>
-          <Last>R.</Last>
-        </Person>
-        <Person>
-          <First>Johnson,</First>
-          <Last>R.</Last>
-        </Person>
-        <Person>
-          <First>Vlissides,</First>
-          <Last>J.</Last>
-        </Person>
-      </NameList>
-    </Author>
-    <Title>Design Patterns: Elements of Reusable Object-Oriented Software</Title>
-    <Year>1994</Year>
-    <Publisher>Addison-Wesley</Publisher>
-    <RefOrder>1</RefOrder>
-  </Source>
-  <Source>
-    <SourceType>JournalArticle</SourceType>
-    <Tag>smith2024</Tag>
-    <Author>
-      <NameList>
-        <Person>
-          <First>Smith,</First>
-          <Last>J.</Last>
-        </Person>
-      </NameList>
-    </Author>
-    <Title>Design Patterns and Code Quality</Title>
-    <Year>2024</Year>
-    <Publisher>Journal of Software Engineering</Publisher>
-    <Pages>45-67</Pages>
-    <Volume>15</Volume>
-    <RefOrder>2</RefOrder>
-  </Source>
-  <Source>
-    <SourceType>InternetSite</SourceType>
-    <Tag>builder2025</Tag>
-    <Author>
-      <NameList>
-        <Person>
-          <First>Martin,</First>
-          <Last>R.</Last>
-        </Person>
-      </NameList>
-    </Author>
-    <Title>Builder Pattern in Modern Ruby</Title>
-    <Year>2025</Year>
-    <URL>https://example.com/builder-pattern-ruby</URL>
-    <RefOrder>3</RefOrder>
-  </Source>
-</Sources>
+<Sources xmlns="http://schemas.openxmlformats.org/officeDocument/2006/bibliography" b:SelectedStyle="APA"><Source><SourceType>Book</SourceType><Tag>gamma1994</Tag><Author><NameList><Person><First>Gamma,</First><Last>E.</Last></Person><Person><First>Helm,</First><Last>R.</Last></Person><Person><First>Johnson,</First><Last>R.</Last></Person><Person><First>Vlissides,</First><Last>J.</Last></Person></NameList></Author><Title>Design Patterns: Elements of Reusable Object-Oriented Software</Title><Year>1994</Year><Publisher>Addison-Wesley</Publisher><RefOrder>1</RefOrder></Source><Source><SourceType>JournalArticle</SourceType><Tag>smith2024</Tag><Author><NameList><Person><First>Smith,</First><Last>J.</Last></Person></NameList></Author><Title>Design Patterns and Code Quality</Title><Year>2024</Year><Publisher>Journal of Software Engineering</Publisher><Pages>45-67</Pages><Volume>15</Volume><RefOrder>2</RefOrder></Source><Source><SourceType>InternetSite</SourceType><Tag>builder2025</Tag><Author><NameList><Person><First>Martin,</First><Last>R.</Last></Person></NameList></Author><Title>Builder Pattern in Modern Ruby</Title><Year>2025</Year><URL>https://example.com/builder-pattern-ruby</URL><RefOrder>3</RefOrder></Source></Sources>
 </file>
 
 <file path=word/styles.xml><?xml version="1.0" encoding="utf-8"?>
-<w:styles xmlns:w="http://schemas.openxmlformats.org/wordprocessingml/2006/main" xmlns:mc="http://schemas.openxmlformats.org/markup-compatibility/2006" xmlns:r="http://schemas.openxmlformats.org/officeDocument/2006/relationships" xmlns:w14="http://schemas.microsoft.com/office/word/2010/wordml" xmlns:w15="http://schemas.microsoft.com/office/word/2012/wordml" xmlns:wp14="http://schemas.microsoft.com/office/word/2010/wordprocessingDrawing" xmlns:w16cex="http://schemas.microsoft.com/office/word/2018/wordml/cex" xmlns:w16cid="http://schemas.microsoft.com/office/word/2016/wordml/cid" xmlns:w16="http://schemas.microsoft.com/office/word/2018/wordml" xmlns:w16du="http://schemas.microsoft.com/office/word/2023/wordml/word16du" xmlns:w16sdtdh="http://schemas.microsoft.com/office/word/2020/wordml/sdtdatahash" xmlns:w16sdtfl="http://schemas.microsoft.com/office/word/2024/wordml/sdtformatlock" xmlns:w16se="http://schemas.microsoft.com/office/word/2015/wordml/symex" mc:Ignorable="w14 w15 w16se w16cid w16 w16cex w16sdtdh w16sdtfl w16du">
+<w:styles xmlns:w="http://schemas.openxmlformats.org/wordprocessingml/2006/main" xmlns:mc="http://schemas.openxmlformats.org/markup-compatibility/2006" xmlns:r="http://schemas.openxmlformats.org/officeDocument/2006/relationships" xmlns:w14="http://schemas.microsoft.com/office/word/2010/wordml" xmlns:w15="http://schemas.microsoft.com/office/word/2012/wordml" xmlns:wp14="http://schemas.microsoft.com/office/word/2010/wordprocessingDrawing" xmlns:w16cex="http://schemas.microsoft.com/office/word/2018/wordml/cex" xmlns:w16cid="http://schemas.microsoft.com/office/word/2016/wordml/cid" xmlns:w16="http://schemas.microsoft.com/office/word/2018/wordml" xmlns:w16du="http://schemas.microsoft.com/office/word/2023/wordml/word16du" xmlns:w16sdtdh="http://schemas.microsoft.com/office/word/2020/wordml/sdtdatahash" xmlns:w16sdtfl="http://schemas.microsoft.com/office/word/2024/wordml/sdtformatlock" xmlns:w16se="http://schemas.microsoft.com/office/word/2015/wordml/symex">
   <w:docDefaults>
     <w:rPrDefault>
       <w:rPr>

--- a/examples/generated/academic_full.docx
+++ b/examples/generated/academic_full.docx
@@ -466,7 +466,7 @@
   <w:endnote w:id="-1" w:type="separator">
     <w:p/>
   </w:endnote>
-  <w:endnote w:id="1" w:type="normal">
+  <w:endnote w:id="1">
     <w:p>
       <w:r>
         <w:t>Smith, J. "Design Patterns and Code Quality." Journal of Software Engineering, vol. 15, no. 3, 2024.</w:t>
@@ -502,14 +502,14 @@
   <w:footnote w:id="-1" w:type="separator">
     <w:p/>
   </w:footnote>
-  <w:footnote w:id="1" w:type="normal">
+  <w:footnote w:id="1">
     <w:p>
       <w:r>
         <w:t>Gamma, E., et al. "Design Patterns: Elements of Reusable Object-Oriented Software." Addison-Wesley, 1994.</w:t>
       </w:r>
     </w:p>
   </w:footnote>
-  <w:footnote w:id="2" w:type="normal">
+  <w:footnote w:id="2">
     <w:p>
       <w:r>
         <w:t>The Gang of Four originally described this pattern in the context of C++ development.</w:t>
@@ -692,7 +692,70 @@
 </file>
 
 <file path=word/sources.xml><?xml version="1.0" encoding="UTF-8" standalone="yes"?>
-<Sources xmlns="http://schemas.openxmlformats.org/officeDocument/2006/bibliography" b:SelectedStyle="APA"><Source><SourceType>Book</SourceType><Tag>gamma1994</Tag><Author><NameList><Person><First>Gamma,</First><Last>E.</Last></Person><Person><First>Helm,</First><Last>R.</Last></Person><Person><First>Johnson,</First><Last>R.</Last></Person><Person><First>Vlissides,</First><Last>J.</Last></Person></NameList></Author><Title>Design Patterns: Elements of Reusable Object-Oriented Software</Title><Year>1994</Year><Publisher>Addison-Wesley</Publisher><RefOrder>1</RefOrder></Source><Source><SourceType>JournalArticle</SourceType><Tag>smith2024</Tag><Author><NameList><Person><First>Smith,</First><Last>J.</Last></Person></NameList></Author><Title>Design Patterns and Code Quality</Title><Year>2024</Year><Publisher>Journal of Software Engineering</Publisher><Pages>45-67</Pages><Volume>15</Volume><RefOrder>2</RefOrder></Source><Source><SourceType>InternetSite</SourceType><Tag>builder2025</Tag><Author><NameList><Person><First>Martin,</First><Last>R.</Last></Person></NameList></Author><Title>Builder Pattern in Modern Ruby</Title><Year>2025</Year><URL>https://example.com/builder-pattern-ruby</URL><RefOrder>3</RefOrder></Source></Sources>
+<Sources xmlns="http://schemas.openxmlformats.org/officeDocument/2006/bibliography" b:SelectedStyle="APA">
+  <Source>
+    <SourceType>Book</SourceType>
+    <Tag>gamma1994</Tag>
+    <Author>
+      <NameList>
+        <Person>
+          <First>Gamma,</First>
+          <Last>E.</Last>
+        </Person>
+        <Person>
+          <First>Helm,</First>
+          <Last>R.</Last>
+        </Person>
+        <Person>
+          <First>Johnson,</First>
+          <Last>R.</Last>
+        </Person>
+        <Person>
+          <First>Vlissides,</First>
+          <Last>J.</Last>
+        </Person>
+      </NameList>
+    </Author>
+    <Title>Design Patterns: Elements of Reusable Object-Oriented Software</Title>
+    <Year>1994</Year>
+    <Publisher>Addison-Wesley</Publisher>
+    <RefOrder>1</RefOrder>
+  </Source>
+  <Source>
+    <SourceType>JournalArticle</SourceType>
+    <Tag>smith2024</Tag>
+    <Author>
+      <NameList>
+        <Person>
+          <First>Smith,</First>
+          <Last>J.</Last>
+        </Person>
+      </NameList>
+    </Author>
+    <Title>Design Patterns and Code Quality</Title>
+    <Year>2024</Year>
+    <Publisher>Journal of Software Engineering</Publisher>
+    <Pages>45-67</Pages>
+    <Volume>15</Volume>
+    <RefOrder>2</RefOrder>
+  </Source>
+  <Source>
+    <SourceType>InternetSite</SourceType>
+    <Tag>builder2025</Tag>
+    <Author>
+      <NameList>
+        <Person>
+          <First>Martin,</First>
+          <Last>R.</Last>
+        </Person>
+      </NameList>
+    </Author>
+    <Title>Builder Pattern in Modern Ruby</Title>
+    <Year>2025</Year>
+    <URL>https://example.com/builder-pattern-ruby</URL>
+    <RefOrder>3</RefOrder>
+  </Source>
+</Sources>
 </file>
 
 <file path=word/styles.xml><?xml version="1.0" encoding="utf-8"?>

--- a/examples/generated/academic_full.docx
+++ b/examples/generated/academic_full.docx
@@ -466,7 +466,7 @@
   <w:endnote w:id="-1" w:type="separator">
     <w:p/>
   </w:endnote>
-  <w:endnote w:id="1">
+  <w:endnote w:id="1" w:type="normal">
     <w:p>
       <w:r>
         <w:t>Smith, J. "Design Patterns and Code Quality." Journal of Software Engineering, vol. 15, no. 3, 2024.</w:t>
@@ -502,14 +502,14 @@
   <w:footnote w:id="-1" w:type="separator">
     <w:p/>
   </w:footnote>
-  <w:footnote w:id="1">
+  <w:footnote w:id="1" w:type="normal">
     <w:p>
       <w:r>
         <w:t>Gamma, E., et al. "Design Patterns: Elements of Reusable Object-Oriented Software." Addison-Wesley, 1994.</w:t>
       </w:r>
     </w:p>
   </w:footnote>
-  <w:footnote w:id="2">
+  <w:footnote w:id="2" w:type="normal">
     <w:p>
       <w:r>
         <w:t>The Gang of Four originally described this pattern in the context of C++ development.</w:t>

--- a/examples/generated/academic_full.docx
+++ b/examples/generated/academic_full.docx
@@ -1,6 +1,6 @@
 
 <file path=word/document.xml><?xml version="1.0" encoding="utf-8"?>
-<w:document xmlns:w="http://schemas.openxmlformats.org/wordprocessingml/2006/main" xmlns:wpc="http://schemas.microsoft.com/office/word/2010/wordprocessingCanvas" xmlns:cx="http://schemas.microsoft.com/office/drawing/2014/chartex" xmlns:cx1="http://schemas.microsoft.com/office/drawing/2015/9/8/chartex" xmlns:cx2="http://schemas.microsoft.com/office/drawing/2015/10/21/chartex" xmlns:cx3="http://schemas.microsoft.com/office/drawing/2016/5/9/chartex" xmlns:cx4="http://schemas.microsoft.com/office/drawing/2016/5/10/chartex" xmlns:cx5="http://schemas.microsoft.com/office/drawing/2016/5/11/chartex" xmlns:cx6="http://schemas.microsoft.com/office/drawing/2016/5/12/chartex" xmlns:cx7="http://schemas.microsoft.com/office/drawing/2016/5/13/chartex" xmlns:cx8="http://schemas.microsoft.com/office/drawing/2016/5/14/chartex" xmlns:mc="http://schemas.openxmlformats.org/markup-compatibility/2006" xmlns:aink="http://schemas.microsoft.com/office/drawing/2016/ink" xmlns:am3d="http://schemas.microsoft.com/office/drawing/2017/model3d" xmlns:o="urn:schemas-microsoft-com:office:office" xmlns:oel="http://schemas.microsoft.com/office/2019/extlst" xmlns:r="http://schemas.openxmlformats.org/officeDocument/2006/relationships" xmlns:m="http://schemas.openxmlformats.org/officeDocument/2006/math" xmlns:v="urn:schemas-microsoft-com:vml" xmlns:wp14="http://schemas.microsoft.com/office/word/2010/wordprocessingDrawing" xmlns:wp="http://schemas.openxmlformats.org/drawingml/2006/wordprocessingDrawing" xmlns:w10="urn:schemas-microsoft-com:office:word" xmlns:w14="http://schemas.microsoft.com/office/word/2010/wordml" xmlns:w15="http://schemas.microsoft.com/office/word/2012/wordml" xmlns:w16cex="http://schemas.microsoft.com/office/word/2018/wordml/cex" xmlns:w16cid="http://schemas.microsoft.com/office/word/2016/wordml/cid" xmlns:w16="http://schemas.microsoft.com/office/word/2018/wordml" xmlns:w16du="http://schemas.microsoft.com/office/word/2023/wordml/word16du" xmlns:w16sdtdh="http://schemas.microsoft.com/office/word/2020/wordml/sdtdatahash" xmlns:w16sdtfl="http://schemas.microsoft.com/office/word/2024/wordml/sdtformatlock" xmlns:w16se="http://schemas.microsoft.com/office/word/2015/wordml/symex" xmlns:wpg="http://schemas.microsoft.com/office/word/2010/wordprocessingGroup" xmlns:wpi="http://schemas.microsoft.com/office/word/2010/wordprocessingInk" xmlns:wne="http://schemas.microsoft.com/office/word/2006/wordml" xmlns:wps="http://schemas.microsoft.com/office/word/2010/wordprocessingShape" mc:Ignorable="w14">
+<w:document xmlns:w="http://schemas.openxmlformats.org/wordprocessingml/2006/main" xmlns:wpc="http://schemas.microsoft.com/office/word/2010/wordprocessingCanvas" xmlns:cx="http://schemas.microsoft.com/office/drawing/2014/chartex" xmlns:cx1="http://schemas.microsoft.com/office/drawing/2015/9/8/chartex" xmlns:cx2="http://schemas.microsoft.com/office/drawing/2015/10/21/chartex" xmlns:cx3="http://schemas.microsoft.com/office/drawing/2016/5/9/chartex" xmlns:cx4="http://schemas.microsoft.com/office/drawing/2016/5/10/chartex" xmlns:cx5="http://schemas.microsoft.com/office/drawing/2016/5/11/chartex" xmlns:cx6="http://schemas.microsoft.com/office/drawing/2016/5/12/chartex" xmlns:cx7="http://schemas.microsoft.com/office/drawing/2016/5/13/chartex" xmlns:cx8="http://schemas.microsoft.com/office/drawing/2016/5/14/chartex" xmlns:mc="http://schemas.openxmlformats.org/markup-compatibility/2006" xmlns:aink="http://schemas.microsoft.com/office/drawing/2016/ink" xmlns:am3d="http://schemas.microsoft.com/office/drawing/2017/model3d" xmlns:o="urn:schemas-microsoft-com:office:office" xmlns:oel="http://schemas.microsoft.com/office/2019/extlst" xmlns:r="http://schemas.openxmlformats.org/officeDocument/2006/relationships" xmlns:m="http://schemas.openxmlformats.org/officeDocument/2006/math" xmlns:v="urn:schemas-microsoft-com:vml" xmlns:wp14="http://schemas.microsoft.com/office/word/2010/wordprocessingDrawing" xmlns:wp="http://schemas.openxmlformats.org/drawingml/2006/wordprocessingDrawing" xmlns:w10="urn:schemas-microsoft-com:office:word" xmlns:w14="http://schemas.microsoft.com/office/word/2010/wordml" xmlns:w15="http://schemas.microsoft.com/office/word/2012/wordml" xmlns:w16cex="http://schemas.microsoft.com/office/word/2018/wordml/cex" xmlns:w16cid="http://schemas.microsoft.com/office/word/2016/wordml/cid" xmlns:w16="http://schemas.microsoft.com/office/word/2018/wordml" xmlns:w16du="http://schemas.microsoft.com/office/word/2023/wordml/word16du" xmlns:w16sdtdh="http://schemas.microsoft.com/office/word/2020/wordml/sdtdatahash" xmlns:w16sdtfl="http://schemas.microsoft.com/office/word/2024/wordml/sdtformatlock" xmlns:w16se="http://schemas.microsoft.com/office/word/2015/wordml/symex" xmlns:wpg="http://schemas.microsoft.com/office/word/2010/wordprocessingGroup" xmlns:wpi="http://schemas.microsoft.com/office/word/2010/wordprocessingInk" xmlns:wne="http://schemas.microsoft.com/office/word/2006/wordml" xmlns:wps="http://schemas.microsoft.com/office/word/2010/wordprocessingShape" mc:Ignorable="w14 w15 w16se w16cid w16 w16cex w16du w16sdtdh w16sdtfl wp14">
   <w:body>
     <w:p>
       <w:pPr>
@@ -182,45 +182,134 @@
     <w:p>
       <w:pPr>
         <w:numPr>
+          <w:ilvl w:val="0"/>
           <w:numId w:val="1"/>
+        </w:numPr>
+      </w:pPr>
+      <w:r>
+        <w:t>Improved readability through method chaining</w:t>
+      </w:r>
+    </w:p>
+    <w:p>
+      <w:pPr>
+        <w:numPr>
           <w:ilvl w:val="0"/>
+          <w:numId w:val="1"/>
         </w:numPr>
       </w:pPr>
       <w:r>
-        <w:t>Improved readability through method chaining</w:t>
+        <w:t>Reduced constructor parameter explosion</w:t>
       </w:r>
     </w:p>
     <w:p>
       <w:pPr>
         <w:numPr>
+          <w:ilvl w:val="0"/>
           <w:numId w:val="1"/>
+        </w:numPr>
+      </w:pPr>
+      <w:r>
+        <w:t>Better support for immutable objects</w:t>
+      </w:r>
+    </w:p>
+    <w:p>
+      <w:pPr>
+        <w:numPr>
           <w:ilvl w:val="0"/>
+          <w:numId w:val="1"/>
         </w:numPr>
       </w:pPr>
       <w:r>
-        <w:t>Reduced constructor parameter explosion</w:t>
+        <w:t>Enhanced testability of construction logic</w:t>
+      </w:r>
+    </w:p>
+    <w:p>
+      <w:pPr>
+        <w:pStyle w:val="Heading1"/>
+      </w:pPr>
+      <w:r>
+        <w:t>3. Methodology</w:t>
+      </w:r>
+    </w:p>
+    <w:p>
+      <w:r>
+        <w:t xml:space="preserve">We conducted a controlled experiment with 120 professional </w:t>
+      </w:r>
+      <w:r>
+        <w:t>software developers, divided into two groups of 60 each.</w:t>
+      </w:r>
+    </w:p>
+    <w:p>
+      <w:pPr>
+        <w:pStyle w:val="Heading2"/>
+      </w:pPr>
+      <w:r>
+        <w:t>3.1 Experimental Design</w:t>
+      </w:r>
+    </w:p>
+    <w:p>
+      <w:pPr>
+        <w:pStyle w:val="Heading1"/>
+      </w:pPr>
+      <w:r>
+        <w:t>4. Results</w:t>
+      </w:r>
+    </w:p>
+    <w:p>
+      <w:r>
+        <w:t xml:space="preserve">Our results demonstrate a statistically significant improvement </w:t>
+      </w:r>
+      <w:r>
+        <w:t>in code quality metrics for the Builder pattern group.</w:t>
       </w:r>
     </w:p>
     <w:p>
       <w:pPr>
         <w:numPr>
-          <w:numId w:val="1"/>
           <w:ilvl w:val="0"/>
+          <w:numId w:val="2"/>
         </w:numPr>
       </w:pPr>
       <w:r>
-        <w:t>Better support for immutable objects</w:t>
+        <w:t>Configuration bug reduction: 34%</w:t>
       </w:r>
     </w:p>
     <w:p>
       <w:pPr>
         <w:numPr>
-          <w:numId w:val="1"/>
           <w:ilvl w:val="0"/>
+          <w:numId w:val="2"/>
         </w:numPr>
       </w:pPr>
       <w:r>
-        <w:t>Enhanced testability of construction logic</w:t>
+        <w:t>Code readability score: +28%</w:t>
+      </w:r>
+    </w:p>
+    <w:p>
+      <w:pPr>
+        <w:numPr>
+          <w:ilvl w:val="0"/>
+          <w:numId w:val="2"/>
+        </w:numPr>
+      </w:pPr>
+      <w:r>
+        <w:t>Test coverage improvement: +15%</w:t>
+      </w:r>
+    </w:p>
+    <w:p>
+      <w:pPr>
+        <w:numPr>
+          <w:ilvl w:val="0"/>
+          <w:numId w:val="2"/>
+        </w:numPr>
+      </w:pPr>
+      <w:r>
+        <w:t>Development time: comparable (no significant difference)</w:t>
+      </w:r>
+    </w:p>
+    <w:p>
+      <w:r>
+        <w:br w:type="page"/>
       </w:r>
     </w:p>
     <w:p>
@@ -228,102 +317,23 @@
         <w:pStyle w:val="Heading1"/>
       </w:pPr>
       <w:r>
-        <w:t>3. Methodology</w:t>
-      </w:r>
-    </w:p>
-    <w:p>
-      <w:r>
-        <w:t xml:space="preserve">We conducted a controlled experiment with 120 professional </w:t>
-      </w:r>
-      <w:r>
-        <w:t>software developers, divided into two groups of 60 each.</w:t>
-      </w:r>
-    </w:p>
-    <w:p>
-      <w:pPr>
-        <w:pStyle w:val="Heading2"/>
-      </w:pPr>
-      <w:r>
-        <w:t>3.1 Experimental Design</w:t>
-      </w:r>
-    </w:p>
-    <w:p>
-      <w:pPr>
-        <w:pStyle w:val="Heading1"/>
-      </w:pPr>
-      <w:r>
-        <w:t>4. Results</w:t>
-      </w:r>
-    </w:p>
-    <w:p>
-      <w:r>
-        <w:t xml:space="preserve">Our results demonstrate a statistically significant improvement </w:t>
-      </w:r>
-      <w:r>
-        <w:t>in code quality metrics for the Builder pattern group.</w:t>
-      </w:r>
-    </w:p>
-    <w:p>
-      <w:pPr>
-        <w:numPr>
-          <w:numId w:val="2"/>
-          <w:ilvl w:val="0"/>
-        </w:numPr>
-      </w:pPr>
-      <w:r>
-        <w:t>Configuration bug reduction: 34%</w:t>
-      </w:r>
-    </w:p>
-    <w:p>
-      <w:pPr>
-        <w:numPr>
-          <w:numId w:val="2"/>
-          <w:ilvl w:val="0"/>
-        </w:numPr>
-      </w:pPr>
-      <w:r>
-        <w:t>Code readability score: +28%</w:t>
-      </w:r>
-    </w:p>
-    <w:p>
-      <w:pPr>
-        <w:numPr>
-          <w:numId w:val="2"/>
-          <w:ilvl w:val="0"/>
-        </w:numPr>
-      </w:pPr>
-      <w:r>
-        <w:t>Test coverage improvement: +15%</w:t>
-      </w:r>
-    </w:p>
-    <w:p>
-      <w:pPr>
-        <w:numPr>
-          <w:numId w:val="2"/>
-          <w:ilvl w:val="0"/>
-        </w:numPr>
-      </w:pPr>
-      <w:r>
-        <w:t>Development time: comparable (no significant difference)</w:t>
-      </w:r>
-    </w:p>
-    <w:p>
-      <w:r>
-        <w:br w:type="page"/>
-      </w:r>
-    </w:p>
-    <w:p>
-      <w:pPr>
-        <w:pStyle w:val="Heading1"/>
-      </w:pPr>
-      <w:r>
         <w:t>References</w:t>
       </w:r>
     </w:p>
     <w:tbl>
+      <w:tblPr>
+        <w:tblW w:w="0" w:type="auto"/>
+        <w:tblLook w:val="04A0" w:firstRow="1" w:lastRow="0" w:firstColumn="1" w:lastColumn="0" w:noHBand="0" w:noVBand="1"/>
+      </w:tblPr>
+      <w:tblGrid>
+        <w:gridCol/>
+        <w:gridCol/>
+        <w:gridCol/>
+      </w:tblGrid>
       <w:tr>
         <w:tc>
           <w:tcPr>
+            <w:tcW w:w="0" w:type="auto"/>
             <w:shd w:val="clear" w:fill="4472C4"/>
           </w:tcPr>
           <w:p>
@@ -334,6 +344,7 @@
         </w:tc>
         <w:tc>
           <w:tcPr>
+            <w:tcW w:w="0" w:type="auto"/>
             <w:shd w:val="clear" w:fill="4472C4"/>
           </w:tcPr>
           <w:p>
@@ -344,6 +355,7 @@
         </w:tc>
         <w:tc>
           <w:tcPr>
+            <w:tcW w:w="0" w:type="auto"/>
             <w:shd w:val="clear" w:fill="4472C4"/>
           </w:tcPr>
           <w:p>
@@ -355,6 +367,9 @@
       </w:tr>
       <w:tr>
         <w:tc>
+          <w:tcPr>
+            <w:tcW w:w="0" w:type="auto"/>
+          </w:tcPr>
           <w:p>
             <w:r>
               <w:t>Developers</w:t>
@@ -362,6 +377,9 @@
           </w:p>
         </w:tc>
         <w:tc>
+          <w:tcPr>
+            <w:tcW w:w="0" w:type="auto"/>
+          </w:tcPr>
           <w:p>
             <w:r>
               <w:t>60</w:t>
@@ -369,6 +387,9 @@
           </w:p>
         </w:tc>
         <w:tc>
+          <w:tcPr>
+            <w:tcW w:w="0" w:type="auto"/>
+          </w:tcPr>
           <w:p>
             <w:r>
               <w:t>60</w:t>
@@ -378,6 +399,9 @@
       </w:tr>
       <w:tr>
         <w:tc>
+          <w:tcPr>
+            <w:tcW w:w="0" w:type="auto"/>
+          </w:tcPr>
           <w:p>
             <w:r>
               <w:t>Task Duration</w:t>
@@ -385,6 +409,9 @@
           </w:p>
         </w:tc>
         <w:tc>
+          <w:tcPr>
+            <w:tcW w:w="0" w:type="auto"/>
+          </w:tcPr>
           <w:p>
             <w:r>
               <w:t>4 hours</w:t>
@@ -392,6 +419,9 @@
           </w:p>
         </w:tc>
         <w:tc>
+          <w:tcPr>
+            <w:tcW w:w="0" w:type="auto"/>
+          </w:tcPr>
           <w:p>
             <w:r>
               <w:t>4 hours</w:t>
@@ -401,6 +431,9 @@
       </w:tr>
       <w:tr>
         <w:tc>
+          <w:tcPr>
+            <w:tcW w:w="0" w:type="auto"/>
+          </w:tcPr>
           <w:p>
             <w:r>
               <w:t>Project Complexity</w:t>
@@ -408,6 +441,9 @@
           </w:p>
         </w:tc>
         <w:tc>
+          <w:tcPr>
+            <w:tcW w:w="0" w:type="auto"/>
+          </w:tcPr>
           <w:p>
             <w:r>
               <w:t>Medium</w:t>
@@ -415,6 +451,9 @@
           </w:p>
         </w:tc>
         <w:tc>
+          <w:tcPr>
+            <w:tcW w:w="0" w:type="auto"/>
+          </w:tcPr>
           <w:p>
             <w:r>
               <w:t>Medium</w:t>
@@ -424,6 +463,9 @@
       </w:tr>
       <w:tr>
         <w:tc>
+          <w:tcPr>
+            <w:tcW w:w="0" w:type="auto"/>
+          </w:tcPr>
           <w:p>
             <w:r>
               <w:t>Avg. Bug Count</w:t>
@@ -431,6 +473,9 @@
           </w:p>
         </w:tc>
         <w:tc>
+          <w:tcPr>
+            <w:tcW w:w="0" w:type="auto"/>
+          </w:tcPr>
           <w:p>
             <w:r>
               <w:t>2.3</w:t>
@@ -438,6 +483,9 @@
           </w:p>
         </w:tc>
         <w:tc>
+          <w:tcPr>
+            <w:tcW w:w="0" w:type="auto"/>
+          </w:tcPr>
           <w:p>
             <w:r>
               <w:t>3.5</w:t>
@@ -447,11 +495,11 @@
       </w:tr>
     </w:tbl>
     <w:sectPr>
+      <w:headerReference w:type="default" r:id="rIdHeader1"/>
+      <w:footerReference w:type="default" r:id="rIdFooter1"/>
       <w:pgSz w:w="12240" w:h="15840"/>
       <w:pgMar w:top="1440" w:bottom="1440" w:left="1440" w:right="1440" w:header="720" w:footer="720" w:gutter="0"/>
       <w:cols w:space="720"/>
-      <w:headerReference w:type="default" r:id="rIdHeader1"/>
-      <w:footerReference w:type="default" r:id="rIdFooter1"/>
       <w:docGrid w:linePitch="360"/>
     </w:sectPr>
   </w:body>
@@ -459,14 +507,28 @@
 </file>
 
 <file path=word/endnotes.xml><?xml version="1.0" encoding="utf-8"?>
-<w:endnotes xmlns:w="http://schemas.openxmlformats.org/wordprocessingml/2006/main">
+<w:endnotes xmlns:w="http://schemas.openxmlformats.org/wordprocessingml/2006/main" xmlns:wpc="http://schemas.microsoft.com/office/word/2010/wordprocessingCanvas" xmlns:cx="http://schemas.microsoft.com/office/drawing/2014/chartex" xmlns:cx1="http://schemas.microsoft.com/office/drawing/2015/9/8/chartex" xmlns:cx2="http://schemas.microsoft.com/office/drawing/2015/10/21/chartex" xmlns:cx3="http://schemas.microsoft.com/office/drawing/2016/5/9/chartex" xmlns:cx4="http://schemas.microsoft.com/office/drawing/2016/5/10/chartex" xmlns:cx5="http://schemas.microsoft.com/office/drawing/2016/5/11/chartex" xmlns:cx6="http://schemas.microsoft.com/office/drawing/2016/5/12/chartex" xmlns:cx7="http://schemas.microsoft.com/office/drawing/2016/5/13/chartex" xmlns:cx8="http://schemas.microsoft.com/office/drawing/2016/5/14/chartex" xmlns:mc="http://schemas.openxmlformats.org/markup-compatibility/2006" xmlns:aink="http://schemas.microsoft.com/office/drawing/2016/ink" xmlns:am3d="http://schemas.microsoft.com/office/drawing/2017/model3d" xmlns:o="urn:schemas-microsoft-com:office:office" xmlns:oel="http://schemas.microsoft.com/office/2019/extlst" xmlns:r="http://schemas.openxmlformats.org/officeDocument/2006/relationships" xmlns:m="http://schemas.openxmlformats.org/officeDocument/2006/math" xmlns:v="urn:schemas-microsoft-com:vml" xmlns:wp14="http://schemas.microsoft.com/office/word/2010/wordprocessingDrawing" xmlns:wp="http://schemas.openxmlformats.org/drawingml/2006/wordprocessingDrawing" xmlns:w10="urn:schemas-microsoft-com:office:word" xmlns:w14="http://schemas.microsoft.com/office/word/2010/wordml" xmlns:w15="http://schemas.microsoft.com/office/word/2012/wordml" xmlns:w16cex="http://schemas.microsoft.com/office/word/2018/wordml/cex" xmlns:w16cid="http://schemas.microsoft.com/office/word/2016/wordml/cid" xmlns:w16="http://schemas.microsoft.com/office/word/2018/wordml" xmlns:w16du="http://schemas.microsoft.com/office/word/2023/wordml/word16du" xmlns:w16sdtdh="http://schemas.microsoft.com/office/word/2020/wordml/sdtdatahash" xmlns:w16sdtfl="http://schemas.microsoft.com/office/word/2024/wordml/sdtformatlock" xmlns:w16se="http://schemas.microsoft.com/office/word/2015/wordml/symex" xmlns:wpg="http://schemas.microsoft.com/office/word/2010/wordprocessingGroup" xmlns:wpi="http://schemas.microsoft.com/office/word/2010/wordprocessingInk" xmlns:wne="http://schemas.microsoft.com/office/word/2006/wordml" xmlns:wps="http://schemas.microsoft.com/office/word/2010/wordprocessingShape" mc:Ignorable="w14 w15 w16se w16cid w16 w16cex w16du w16sdtdh w16sdtfl wp14">
   <w:endnote w:id="0" w:type="continuationSeparator">
-    <w:p/>
+    <w:p>
+      <w:pPr>
+        <w:spacing w:after="0" w:line="240" w:lineRule="auto"/>
+      </w:pPr>
+      <w:r>
+        <w:continuationSeparator/>
+      </w:r>
+    </w:p>
   </w:endnote>
   <w:endnote w:id="-1" w:type="separator">
-    <w:p/>
+    <w:p>
+      <w:pPr>
+        <w:spacing w:after="0" w:line="240" w:lineRule="auto"/>
+      </w:pPr>
+      <w:r>
+        <w:separator/>
+      </w:r>
+    </w:p>
   </w:endnote>
-  <w:endnote w:id="1" w:type="normal">
+  <w:endnote w:id="1">
     <w:p>
       <w:r>
         <w:t>Smith, J. "Design Patterns and Code Quality." Journal of Software Engineering, vol. 15, no. 3, 2024.</w:t>
@@ -477,7 +539,7 @@
 </file>
 
 <file path=word/footer1.xml><?xml version="1.0" encoding="utf-8"?>
-<w:ftr xmlns:w="http://schemas.openxmlformats.org/wordprocessingml/2006/main">
+<w:ftr xmlns:w="http://schemas.openxmlformats.org/wordprocessingml/2006/main" xmlns:wpc="http://schemas.microsoft.com/office/word/2010/wordprocessingCanvas" xmlns:cx="http://schemas.microsoft.com/office/drawing/2014/chartex" xmlns:cx1="http://schemas.microsoft.com/office/drawing/2015/9/8/chartex" xmlns:cx2="http://schemas.microsoft.com/office/drawing/2015/10/21/chartex" xmlns:cx3="http://schemas.microsoft.com/office/drawing/2016/5/9/chartex" xmlns:cx4="http://schemas.microsoft.com/office/drawing/2016/5/10/chartex" xmlns:cx5="http://schemas.microsoft.com/office/drawing/2016/5/11/chartex" xmlns:cx6="http://schemas.microsoft.com/office/drawing/2016/5/12/chartex" xmlns:cx7="http://schemas.microsoft.com/office/drawing/2016/5/13/chartex" xmlns:cx8="http://schemas.microsoft.com/office/drawing/2016/5/14/chartex" xmlns:mc="http://schemas.openxmlformats.org/markup-compatibility/2006" xmlns:aink="http://schemas.microsoft.com/office/drawing/2016/ink" xmlns:am3d="http://schemas.microsoft.com/office/drawing/2017/model3d" xmlns:o="urn:schemas-microsoft-com:office:office" xmlns:oel="http://schemas.microsoft.com/office/2019/extlst" xmlns:r="http://schemas.openxmlformats.org/officeDocument/2006/relationships" xmlns:m="http://schemas.openxmlformats.org/officeDocument/2006/math" xmlns:v="urn:schemas-microsoft-com:vml" xmlns:wp14="http://schemas.microsoft.com/office/word/2010/wordprocessingDrawing" xmlns:wp="http://schemas.openxmlformats.org/drawingml/2006/wordprocessingDrawing" xmlns:w10="urn:schemas-microsoft-com:office:word" xmlns:w14="http://schemas.microsoft.com/office/word/2010/wordml" xmlns:w15="http://schemas.microsoft.com/office/word/2012/wordml" xmlns:w16cex="http://schemas.microsoft.com/office/word/2018/wordml/cex" xmlns:w16cid="http://schemas.microsoft.com/office/word/2016/wordml/cid" xmlns:w16="http://schemas.microsoft.com/office/word/2018/wordml" xmlns:w16du="http://schemas.microsoft.com/office/word/2023/wordml/word16du" xmlns:w16sdtdh="http://schemas.microsoft.com/office/word/2020/wordml/sdtdatahash" xmlns:w16sdtfl="http://schemas.microsoft.com/office/word/2024/wordml/sdtformatlock" xmlns:w16se="http://schemas.microsoft.com/office/word/2015/wordml/symex" xmlns:wpg="http://schemas.microsoft.com/office/word/2010/wordprocessingGroup" xmlns:wpi="http://schemas.microsoft.com/office/word/2010/wordprocessingInk" xmlns:wne="http://schemas.microsoft.com/office/word/2006/wordml" xmlns:wps="http://schemas.microsoft.com/office/word/2010/wordprocessingShape" mc:Ignorable="w14 w15 w16se w16cid w16 w16cex w16du w16sdtdh w16sdtfl wp14">
   <w:p>
     <w:r>
       <w:t xml:space="preserve">Page </w:t>
@@ -495,21 +557,35 @@
 </file>
 
 <file path=word/footnotes.xml><?xml version="1.0" encoding="utf-8"?>
-<w:footnotes xmlns:w="http://schemas.openxmlformats.org/wordprocessingml/2006/main">
+<w:footnotes xmlns:w="http://schemas.openxmlformats.org/wordprocessingml/2006/main" xmlns:wpc="http://schemas.microsoft.com/office/word/2010/wordprocessingCanvas" xmlns:cx="http://schemas.microsoft.com/office/drawing/2014/chartex" xmlns:cx1="http://schemas.microsoft.com/office/drawing/2015/9/8/chartex" xmlns:cx2="http://schemas.microsoft.com/office/drawing/2015/10/21/chartex" xmlns:cx3="http://schemas.microsoft.com/office/drawing/2016/5/9/chartex" xmlns:cx4="http://schemas.microsoft.com/office/drawing/2016/5/10/chartex" xmlns:cx5="http://schemas.microsoft.com/office/drawing/2016/5/11/chartex" xmlns:cx6="http://schemas.microsoft.com/office/drawing/2016/5/12/chartex" xmlns:cx7="http://schemas.microsoft.com/office/drawing/2016/5/13/chartex" xmlns:cx8="http://schemas.microsoft.com/office/drawing/2016/5/14/chartex" xmlns:mc="http://schemas.openxmlformats.org/markup-compatibility/2006" xmlns:aink="http://schemas.microsoft.com/office/drawing/2016/ink" xmlns:am3d="http://schemas.microsoft.com/office/drawing/2017/model3d" xmlns:o="urn:schemas-microsoft-com:office:office" xmlns:oel="http://schemas.microsoft.com/office/2019/extlst" xmlns:r="http://schemas.openxmlformats.org/officeDocument/2006/relationships" xmlns:m="http://schemas.openxmlformats.org/officeDocument/2006/math" xmlns:v="urn:schemas-microsoft-com:vml" xmlns:wp14="http://schemas.microsoft.com/office/word/2010/wordprocessingDrawing" xmlns:wp="http://schemas.openxmlformats.org/drawingml/2006/wordprocessingDrawing" xmlns:w10="urn:schemas-microsoft-com:office:word" xmlns:w14="http://schemas.microsoft.com/office/word/2010/wordml" xmlns:w15="http://schemas.microsoft.com/office/word/2012/wordml" xmlns:w16cex="http://schemas.microsoft.com/office/word/2018/wordml/cex" xmlns:w16cid="http://schemas.microsoft.com/office/word/2016/wordml/cid" xmlns:w16="http://schemas.microsoft.com/office/word/2018/wordml" xmlns:w16du="http://schemas.microsoft.com/office/word/2023/wordml/word16du" xmlns:w16sdtdh="http://schemas.microsoft.com/office/word/2020/wordml/sdtdatahash" xmlns:w16sdtfl="http://schemas.microsoft.com/office/word/2024/wordml/sdtformatlock" xmlns:w16se="http://schemas.microsoft.com/office/word/2015/wordml/symex" xmlns:wpg="http://schemas.microsoft.com/office/word/2010/wordprocessingGroup" xmlns:wpi="http://schemas.microsoft.com/office/word/2010/wordprocessingInk" xmlns:wne="http://schemas.microsoft.com/office/word/2006/wordml" xmlns:wps="http://schemas.microsoft.com/office/word/2010/wordprocessingShape" mc:Ignorable="w14 w15 w16se w16cid w16 w16cex w16du w16sdtdh w16sdtfl wp14">
   <w:footnote w:id="0" w:type="continuationSeparator">
-    <w:p/>
+    <w:p>
+      <w:pPr>
+        <w:spacing w:after="0" w:line="240" w:lineRule="auto"/>
+      </w:pPr>
+      <w:r>
+        <w:continuationSeparator/>
+      </w:r>
+    </w:p>
   </w:footnote>
   <w:footnote w:id="-1" w:type="separator">
-    <w:p/>
+    <w:p>
+      <w:pPr>
+        <w:spacing w:after="0" w:line="240" w:lineRule="auto"/>
+      </w:pPr>
+      <w:r>
+        <w:separator/>
+      </w:r>
+    </w:p>
   </w:footnote>
-  <w:footnote w:id="1" w:type="normal">
+  <w:footnote w:id="1">
     <w:p>
       <w:r>
         <w:t>Gamma, E., et al. "Design Patterns: Elements of Reusable Object-Oriented Software." Addison-Wesley, 1994.</w:t>
       </w:r>
     </w:p>
   </w:footnote>
-  <w:footnote w:id="2" w:type="normal">
+  <w:footnote w:id="2">
     <w:p>
       <w:r>
         <w:t>The Gang of Four originally described this pattern in the context of C++ development.</w:t>
@@ -520,7 +596,7 @@
 </file>
 
 <file path=word/header1.xml><?xml version="1.0" encoding="utf-8"?>
-<w:hdr xmlns:w="http://schemas.openxmlformats.org/wordprocessingml/2006/main">
+<w:hdr xmlns:w="http://schemas.openxmlformats.org/wordprocessingml/2006/main" xmlns:wpc="http://schemas.microsoft.com/office/word/2010/wordprocessingCanvas" xmlns:cx="http://schemas.microsoft.com/office/drawing/2014/chartex" xmlns:cx1="http://schemas.microsoft.com/office/drawing/2015/9/8/chartex" xmlns:cx2="http://schemas.microsoft.com/office/drawing/2015/10/21/chartex" xmlns:cx3="http://schemas.microsoft.com/office/drawing/2016/5/9/chartex" xmlns:cx4="http://schemas.microsoft.com/office/drawing/2016/5/10/chartex" xmlns:cx5="http://schemas.microsoft.com/office/drawing/2016/5/11/chartex" xmlns:cx6="http://schemas.microsoft.com/office/drawing/2016/5/12/chartex" xmlns:cx7="http://schemas.microsoft.com/office/drawing/2016/5/13/chartex" xmlns:cx8="http://schemas.microsoft.com/office/drawing/2016/5/14/chartex" xmlns:mc="http://schemas.openxmlformats.org/markup-compatibility/2006" xmlns:aink="http://schemas.microsoft.com/office/drawing/2016/ink" xmlns:am3d="http://schemas.microsoft.com/office/drawing/2017/model3d" xmlns:o="urn:schemas-microsoft-com:office:office" xmlns:oel="http://schemas.microsoft.com/office/2019/extlst" xmlns:r="http://schemas.openxmlformats.org/officeDocument/2006/relationships" xmlns:m="http://schemas.openxmlformats.org/officeDocument/2006/math" xmlns:v="urn:schemas-microsoft-com:vml" xmlns:wp14="http://schemas.microsoft.com/office/word/2010/wordprocessingDrawing" xmlns:wp="http://schemas.openxmlformats.org/drawingml/2006/wordprocessingDrawing" xmlns:w10="urn:schemas-microsoft-com:office:word" xmlns:w14="http://schemas.microsoft.com/office/word/2010/wordml" xmlns:w15="http://schemas.microsoft.com/office/word/2012/wordml" xmlns:w16cex="http://schemas.microsoft.com/office/word/2018/wordml/cex" xmlns:w16cid="http://schemas.microsoft.com/office/word/2016/wordml/cid" xmlns:w16="http://schemas.microsoft.com/office/word/2018/wordml" xmlns:w16du="http://schemas.microsoft.com/office/word/2023/wordml/word16du" xmlns:w16sdtdh="http://schemas.microsoft.com/office/word/2020/wordml/sdtdatahash" xmlns:w16sdtfl="http://schemas.microsoft.com/office/word/2024/wordml/sdtformatlock" xmlns:w16se="http://schemas.microsoft.com/office/word/2015/wordml/symex" xmlns:wpg="http://schemas.microsoft.com/office/word/2010/wordprocessingGroup" xmlns:wpi="http://schemas.microsoft.com/office/word/2010/wordprocessingInk" xmlns:wne="http://schemas.microsoft.com/office/word/2006/wordml" xmlns:wps="http://schemas.microsoft.com/office/word/2010/wordprocessingShape" mc:Ignorable="w14 w15 w16se w16cid w16 w16cex w16du w16sdtdh w16sdtfl wp14">
   <w:p>
     <w:r>
       <w:rPr>
@@ -682,10 +758,10 @@
       </w:rPr>
     </w:lvl>
   </w:abstractNum>
-  <w:num w:numId="1">
+  <w:num w:numId="1" w16cid:durableId="127097167">
     <w:abstractNumId w:val="0"/>
   </w:num>
-  <w:num w:numId="2">
+  <w:num w:numId="2" w16cid:durableId="124314234">
     <w:abstractNumId w:val="1"/>
   </w:num>
 </w:numbering>
@@ -759,7 +835,7 @@
 </file>
 
 <file path=word/styles.xml><?xml version="1.0" encoding="utf-8"?>
-<w:styles xmlns:w="http://schemas.openxmlformats.org/wordprocessingml/2006/main" xmlns:mc="http://schemas.openxmlformats.org/markup-compatibility/2006" xmlns:r="http://schemas.openxmlformats.org/officeDocument/2006/relationships" xmlns:w14="http://schemas.microsoft.com/office/word/2010/wordml" xmlns:w15="http://schemas.microsoft.com/office/word/2012/wordml" xmlns:wp14="http://schemas.microsoft.com/office/word/2010/wordprocessingDrawing" xmlns:w16cex="http://schemas.microsoft.com/office/word/2018/wordml/cex" xmlns:w16cid="http://schemas.microsoft.com/office/word/2016/wordml/cid" xmlns:w16="http://schemas.microsoft.com/office/word/2018/wordml" xmlns:w16du="http://schemas.microsoft.com/office/word/2023/wordml/word16du" xmlns:w16sdtdh="http://schemas.microsoft.com/office/word/2020/wordml/sdtdatahash" xmlns:w16sdtfl="http://schemas.microsoft.com/office/word/2024/wordml/sdtformatlock" xmlns:w16se="http://schemas.microsoft.com/office/word/2015/wordml/symex">
+<w:styles xmlns:w="http://schemas.openxmlformats.org/wordprocessingml/2006/main" xmlns:mc="http://schemas.openxmlformats.org/markup-compatibility/2006" xmlns:r="http://schemas.openxmlformats.org/officeDocument/2006/relationships" xmlns:w14="http://schemas.microsoft.com/office/word/2010/wordml" xmlns:w15="http://schemas.microsoft.com/office/word/2012/wordml" xmlns:wp14="http://schemas.microsoft.com/office/word/2010/wordprocessingDrawing" xmlns:w16cex="http://schemas.microsoft.com/office/word/2018/wordml/cex" xmlns:w16cid="http://schemas.microsoft.com/office/word/2016/wordml/cid" xmlns:w16="http://schemas.microsoft.com/office/word/2018/wordml" xmlns:w16du="http://schemas.microsoft.com/office/word/2023/wordml/word16du" xmlns:w16sdtdh="http://schemas.microsoft.com/office/word/2020/wordml/sdtdatahash" xmlns:w16sdtfl="http://schemas.microsoft.com/office/word/2024/wordml/sdtformatlock" xmlns:w16se="http://schemas.microsoft.com/office/word/2015/wordml/symex" mc:Ignorable="w14 w15 w16se w16cid w16 w16cex w16du w16sdtdh w16sdtfl">
   <w:docDefaults>
     <w:rPrDefault>
       <w:rPr>
@@ -1161,6 +1237,7 @@
   </w:style>
   <w:style w:type="character" w:styleId="DefaultParagraphFont" w:default="1">
     <w:name w:val="Default Paragraph Font"/>
+    <w:semiHidden/>
   </w:style>
   <w:style w:type="paragraph" w:styleId="Heading1">
     <w:name w:val="Heading 1"/>

--- a/examples/generated/academic_full.docx
+++ b/examples/generated/academic_full.docx
@@ -1,6 +1,6 @@
 
 <file path=word/document.xml><?xml version="1.0" encoding="utf-8"?>
-<w:document xmlns:w="http://schemas.openxmlformats.org/wordprocessingml/2006/main" xmlns:wpc="http://schemas.microsoft.com/office/word/2010/wordprocessingCanvas" xmlns:cx="http://schemas.microsoft.com/office/drawing/2014/chartex" xmlns:cx1="http://schemas.microsoft.com/office/drawing/2015/9/8/chartex" xmlns:cx2="http://schemas.microsoft.com/office/drawing/2015/10/21/chartex" xmlns:cx3="http://schemas.microsoft.com/office/drawing/2016/5/9/chartex" xmlns:cx4="http://schemas.microsoft.com/office/drawing/2016/5/10/chartex" xmlns:cx5="http://schemas.microsoft.com/office/drawing/2016/5/11/chartex" xmlns:cx6="http://schemas.microsoft.com/office/drawing/2016/5/12/chartex" xmlns:cx7="http://schemas.microsoft.com/office/drawing/2016/5/13/chartex" xmlns:cx8="http://schemas.microsoft.com/office/drawing/2016/5/14/chartex" xmlns:mc="http://schemas.openxmlformats.org/markup-compatibility/2006" xmlns:aink="http://schemas.microsoft.com/office/drawing/2016/ink" xmlns:am3d="http://schemas.microsoft.com/office/drawing/2017/model3d" xmlns:o="urn:schemas-microsoft-com:office:office" xmlns:oel="http://schemas.microsoft.com/office/2019/extlst" xmlns:r="http://schemas.openxmlformats.org/officeDocument/2006/relationships" xmlns:m="http://schemas.openxmlformats.org/officeDocument/2006/math" xmlns:v="urn:schemas-microsoft-com:vml" xmlns:wp14="http://schemas.microsoft.com/office/word/2010/wordprocessingDrawing" xmlns:wp="http://schemas.openxmlformats.org/drawingml/2006/wordprocessingDrawing" xmlns:w10="urn:schemas-microsoft-com:office:word" xmlns:w14="http://schemas.microsoft.com/office/word/2010/wordml" xmlns:w15="http://schemas.microsoft.com/office/word/2012/wordml" xmlns:w16cex="http://schemas.microsoft.com/office/word/2018/wordml/cex" xmlns:w16cid="http://schemas.microsoft.com/office/word/2016/wordml/cid" xmlns:w16="http://schemas.microsoft.com/office/word/2018/wordml" xmlns:w16du="http://schemas.microsoft.com/office/word/2023/wordml/word16du" xmlns:w16sdtdh="http://schemas.microsoft.com/office/word/2020/wordml/sdtdatahash" xmlns:w16sdtfl="http://schemas.microsoft.com/office/word/2024/wordml/sdtformatlock" xmlns:w16se="http://schemas.microsoft.com/office/word/2015/wordml/symex" xmlns:wpg="http://schemas.microsoft.com/office/word/2010/wordprocessingGroup" xmlns:wpi="http://schemas.microsoft.com/office/word/2010/wordprocessingInk" xmlns:wne="http://schemas.microsoft.com/office/word/2006/wordml" xmlns:wps="http://schemas.microsoft.com/office/word/2010/wordprocessingShape" mc:Ignorable="w14 w15 w16se w16cid w16 w16cex w16du w16sdtdh w16sdtfl wp14">
+<w:document xmlns:w="http://schemas.openxmlformats.org/wordprocessingml/2006/main" xmlns:wpc="http://schemas.microsoft.com/office/word/2010/wordprocessingCanvas" xmlns:cx="http://schemas.microsoft.com/office/drawing/2014/chartex" xmlns:cx1="http://schemas.microsoft.com/office/drawing/2015/9/8/chartex" xmlns:cx2="http://schemas.microsoft.com/office/drawing/2015/10/21/chartex" xmlns:cx3="http://schemas.microsoft.com/office/drawing/2016/5/9/chartex" xmlns:cx4="http://schemas.microsoft.com/office/drawing/2016/5/10/chartex" xmlns:cx5="http://schemas.microsoft.com/office/drawing/2016/5/11/chartex" xmlns:cx6="http://schemas.microsoft.com/office/drawing/2016/5/12/chartex" xmlns:cx7="http://schemas.microsoft.com/office/drawing/2016/5/13/chartex" xmlns:cx8="http://schemas.microsoft.com/office/drawing/2016/5/14/chartex" xmlns:mc="http://schemas.openxmlformats.org/markup-compatibility/2006" xmlns:aink="http://schemas.microsoft.com/office/drawing/2016/ink" xmlns:am3d="http://schemas.microsoft.com/office/drawing/2017/model3d" xmlns:o="urn:schemas-microsoft-com:office:office" xmlns:oel="http://schemas.microsoft.com/office/2019/extlst" xmlns:r="http://schemas.openxmlformats.org/officeDocument/2006/relationships" xmlns:m="http://schemas.openxmlformats.org/officeDocument/2006/math" xmlns:v="urn:schemas-microsoft-com:vml" xmlns:wp14="http://schemas.microsoft.com/office/word/2010/wordprocessingDrawing" xmlns:wp="http://schemas.openxmlformats.org/drawingml/2006/wordprocessingDrawing" xmlns:w10="urn:schemas-microsoft-com:office:word" xmlns:w14="http://schemas.microsoft.com/office/word/2010/wordml" xmlns:w15="http://schemas.microsoft.com/office/word/2012/wordml" xmlns:w16cex="http://schemas.microsoft.com/office/word/2018/wordml/cex" xmlns:w16cid="http://schemas.microsoft.com/office/word/2016/wordml/cid" xmlns:w16="http://schemas.microsoft.com/office/word/2018/wordml" xmlns:w16du="http://schemas.microsoft.com/office/word/2023/wordml/word16du" xmlns:w16sdtdh="http://schemas.microsoft.com/office/word/2020/wordml/sdtdatahash" xmlns:w16sdtfl="http://schemas.microsoft.com/office/word/2024/wordml/sdtformatlock" xmlns:w16se="http://schemas.microsoft.com/office/word/2015/wordml/symex" xmlns:wpg="http://schemas.microsoft.com/office/word/2010/wordprocessingGroup" xmlns:wpi="http://schemas.microsoft.com/office/word/2010/wordprocessingInk" xmlns:wne="http://schemas.microsoft.com/office/word/2006/wordml" xmlns:wps="http://schemas.microsoft.com/office/word/2010/wordprocessingShape" mc:Ignorable="w14 w15 w16 w16cex w16cid w16du w16sdtdh w16sdtfl w16se wp14">
   <w:body>
     <w:p>
       <w:pPr>
@@ -56,19 +56,7 @@
     </w:p>
     <w:p>
       <w:r>
-        <w:t xml:space="preserve">This paper examines the impact of the Builder design pattern on </w:t>
-      </w:r>
-      <w:r>
-        <w:t xml:space="preserve">software quality metrics including maintainability, testability, and </w:t>
-      </w:r>
-      <w:r>
-        <w:t xml:space="preserve">code readability. Through a controlled experiment involving 120 </w:t>
-      </w:r>
-      <w:r>
-        <w:t xml:space="preserve">developers, we demonstrate that projects using Builder patterns show </w:t>
-      </w:r>
-      <w:r>
-        <w:t>a 34% reduction in configuration-related bugs.</w:t>
+        <w:t>This paper examines the impact of the Builder design pattern on software quality metrics including maintainability, testability, and code readability. Through a controlled experiment involving 120 developers, we demonstrate that projects using Builder patterns show a 34% reduction in configuration-related bugs.</w:t>
       </w:r>
     </w:p>
     <w:p>
@@ -104,36 +92,24 @@
     </w:p>
     <w:p>
       <w:r>
-        <w:t xml:space="preserve">Software design patterns have been a cornerstone of object-oriented </w:t>
-      </w:r>
-      <w:r>
-        <w:t>programming since the seminal work by Gamma et al.</w:t>
+        <w:t>Software design patterns have been a cornerstone of object-oriented programming since the seminal work by Gamma et al.</w:t>
       </w:r>
       <w:r>
         <w:footnoteReference w:id="1"/>
       </w:r>
       <w:r>
-        <w:t xml:space="preserve"> Among these patterns, the Builder pattern has gained particular </w:t>
-      </w:r>
-      <w:r>
-        <w:t>prominence in modern software development.</w:t>
-      </w:r>
-    </w:p>
-    <w:p>
-      <w:r>
-        <w:t xml:space="preserve">The Builder pattern separates the construction of a complex object </w:t>
-      </w:r>
-      <w:r>
-        <w:t>from its representation</w:t>
+        <w:t xml:space="preserve"> Among these patterns, the Builder pattern has gained particular prominence in modern software development.</w:t>
+      </w:r>
+    </w:p>
+    <w:p>
+      <w:r>
+        <w:t>The Builder pattern separates the construction of a complex object from its representation</w:t>
       </w:r>
       <w:r>
         <w:footnoteReference w:id="2"/>
       </w:r>
       <w:r>
-        <w:t xml:space="preserve">, allowing the same construction process to create different </w:t>
-      </w:r>
-      <w:r>
-        <w:t>representations.</w:t>
+        <w:t>, allowing the same construction process to create different representations.</w:t>
       </w:r>
     </w:p>
     <w:p>
@@ -154,10 +130,7 @@
     </w:p>
     <w:p>
       <w:r>
-        <w:t xml:space="preserve">Recent studies have shown that proper use of design patterns </w:t>
-      </w:r>
-      <w:r>
-        <w:t>correlates with higher code quality scores.</w:t>
+        <w:t>Recent studies have shown that proper use of design patterns correlates with higher code quality scores.</w:t>
       </w:r>
       <w:r>
         <w:endnoteReference w:id="1"/>
@@ -173,10 +146,7 @@
     </w:p>
     <w:p>
       <w:r>
-        <w:t xml:space="preserve">The Builder pattern provides a fluent interface for constructing </w:t>
-      </w:r>
-      <w:r>
-        <w:t>complex objects step by step. This approach offers several advantages:</w:t>
+        <w:t>The Builder pattern provides a fluent interface for constructing complex objects step by step. This approach offers several advantages:</w:t>
       </w:r>
     </w:p>
     <w:p>
@@ -233,10 +203,7 @@
     </w:p>
     <w:p>
       <w:r>
-        <w:t xml:space="preserve">We conducted a controlled experiment with 120 professional </w:t>
-      </w:r>
-      <w:r>
-        <w:t>software developers, divided into two groups of 60 each.</w:t>
+        <w:t>We conducted a controlled experiment with 120 professional software developers, divided into two groups of 60 each.</w:t>
       </w:r>
     </w:p>
     <w:p>
@@ -257,10 +224,7 @@
     </w:p>
     <w:p>
       <w:r>
-        <w:t xml:space="preserve">Our results demonstrate a statistically significant improvement </w:t>
-      </w:r>
-      <w:r>
-        <w:t>in code quality metrics for the Builder pattern group.</w:t>
+        <w:t>Our results demonstrate a statistically significant improvement in code quality metrics for the Builder pattern group.</w:t>
       </w:r>
     </w:p>
     <w:p>
@@ -495,8 +459,8 @@
       </w:tr>
     </w:tbl>
     <w:sectPr>
-      <w:headerReference w:type="default" r:id="rIdHeader1"/>
-      <w:footerReference w:type="default" r:id="rIdFooter1"/>
+      <w:headerReference w:type="default" r:id="rId9"/>
+      <w:footerReference w:type="default" r:id="rId10"/>
       <w:pgSz w:w="12240" w:h="15840"/>
       <w:pgMar w:top="1440" w:bottom="1440" w:left="1440" w:right="1440" w:header="720" w:footer="720" w:gutter="0"/>
       <w:cols w:space="720"/>
@@ -507,7 +471,7 @@
 </file>
 
 <file path=word/endnotes.xml><?xml version="1.0" encoding="utf-8"?>
-<w:endnotes xmlns:w="http://schemas.openxmlformats.org/wordprocessingml/2006/main" xmlns:wpc="http://schemas.microsoft.com/office/word/2010/wordprocessingCanvas" xmlns:cx="http://schemas.microsoft.com/office/drawing/2014/chartex" xmlns:cx1="http://schemas.microsoft.com/office/drawing/2015/9/8/chartex" xmlns:cx2="http://schemas.microsoft.com/office/drawing/2015/10/21/chartex" xmlns:cx3="http://schemas.microsoft.com/office/drawing/2016/5/9/chartex" xmlns:cx4="http://schemas.microsoft.com/office/drawing/2016/5/10/chartex" xmlns:cx5="http://schemas.microsoft.com/office/drawing/2016/5/11/chartex" xmlns:cx6="http://schemas.microsoft.com/office/drawing/2016/5/12/chartex" xmlns:cx7="http://schemas.microsoft.com/office/drawing/2016/5/13/chartex" xmlns:cx8="http://schemas.microsoft.com/office/drawing/2016/5/14/chartex" xmlns:mc="http://schemas.openxmlformats.org/markup-compatibility/2006" xmlns:aink="http://schemas.microsoft.com/office/drawing/2016/ink" xmlns:am3d="http://schemas.microsoft.com/office/drawing/2017/model3d" xmlns:o="urn:schemas-microsoft-com:office:office" xmlns:oel="http://schemas.microsoft.com/office/2019/extlst" xmlns:r="http://schemas.openxmlformats.org/officeDocument/2006/relationships" xmlns:m="http://schemas.openxmlformats.org/officeDocument/2006/math" xmlns:v="urn:schemas-microsoft-com:vml" xmlns:wp14="http://schemas.microsoft.com/office/word/2010/wordprocessingDrawing" xmlns:wp="http://schemas.openxmlformats.org/drawingml/2006/wordprocessingDrawing" xmlns:w10="urn:schemas-microsoft-com:office:word" xmlns:w14="http://schemas.microsoft.com/office/word/2010/wordml" xmlns:w15="http://schemas.microsoft.com/office/word/2012/wordml" xmlns:w16cex="http://schemas.microsoft.com/office/word/2018/wordml/cex" xmlns:w16cid="http://schemas.microsoft.com/office/word/2016/wordml/cid" xmlns:w16="http://schemas.microsoft.com/office/word/2018/wordml" xmlns:w16du="http://schemas.microsoft.com/office/word/2023/wordml/word16du" xmlns:w16sdtdh="http://schemas.microsoft.com/office/word/2020/wordml/sdtdatahash" xmlns:w16sdtfl="http://schemas.microsoft.com/office/word/2024/wordml/sdtformatlock" xmlns:w16se="http://schemas.microsoft.com/office/word/2015/wordml/symex" xmlns:wpg="http://schemas.microsoft.com/office/word/2010/wordprocessingGroup" xmlns:wpi="http://schemas.microsoft.com/office/word/2010/wordprocessingInk" xmlns:wne="http://schemas.microsoft.com/office/word/2006/wordml" xmlns:wps="http://schemas.microsoft.com/office/word/2010/wordprocessingShape" mc:Ignorable="w14 w15 w16se w16cid w16 w16cex w16du w16sdtdh w16sdtfl wp14">
+<w:endnotes xmlns:w="http://schemas.openxmlformats.org/wordprocessingml/2006/main" xmlns:wpc="http://schemas.microsoft.com/office/word/2010/wordprocessingCanvas" xmlns:cx="http://schemas.microsoft.com/office/drawing/2014/chartex" xmlns:cx1="http://schemas.microsoft.com/office/drawing/2015/9/8/chartex" xmlns:cx2="http://schemas.microsoft.com/office/drawing/2015/10/21/chartex" xmlns:cx3="http://schemas.microsoft.com/office/drawing/2016/5/9/chartex" xmlns:cx4="http://schemas.microsoft.com/office/drawing/2016/5/10/chartex" xmlns:cx5="http://schemas.microsoft.com/office/drawing/2016/5/11/chartex" xmlns:cx6="http://schemas.microsoft.com/office/drawing/2016/5/12/chartex" xmlns:cx7="http://schemas.microsoft.com/office/drawing/2016/5/13/chartex" xmlns:cx8="http://schemas.microsoft.com/office/drawing/2016/5/14/chartex" xmlns:mc="http://schemas.openxmlformats.org/markup-compatibility/2006" xmlns:aink="http://schemas.microsoft.com/office/drawing/2016/ink" xmlns:am3d="http://schemas.microsoft.com/office/drawing/2017/model3d" xmlns:o="urn:schemas-microsoft-com:office:office" xmlns:oel="http://schemas.microsoft.com/office/2019/extlst" xmlns:r="http://schemas.openxmlformats.org/officeDocument/2006/relationships" xmlns:m="http://schemas.openxmlformats.org/officeDocument/2006/math" xmlns:v="urn:schemas-microsoft-com:vml" xmlns:wp14="http://schemas.microsoft.com/office/word/2010/wordprocessingDrawing" xmlns:wp="http://schemas.openxmlformats.org/drawingml/2006/wordprocessingDrawing" xmlns:w10="urn:schemas-microsoft-com:office:word" xmlns:w14="http://schemas.microsoft.com/office/word/2010/wordml" xmlns:w15="http://schemas.microsoft.com/office/word/2012/wordml" xmlns:w16cex="http://schemas.microsoft.com/office/word/2018/wordml/cex" xmlns:w16cid="http://schemas.microsoft.com/office/word/2016/wordml/cid" xmlns:w16="http://schemas.microsoft.com/office/word/2018/wordml" xmlns:w16du="http://schemas.microsoft.com/office/word/2023/wordml/word16du" xmlns:w16sdtdh="http://schemas.microsoft.com/office/word/2020/wordml/sdtdatahash" xmlns:w16sdtfl="http://schemas.microsoft.com/office/word/2024/wordml/sdtformatlock" xmlns:w16se="http://schemas.microsoft.com/office/word/2015/wordml/symex" xmlns:wpg="http://schemas.microsoft.com/office/word/2010/wordprocessingGroup" xmlns:wpi="http://schemas.microsoft.com/office/word/2010/wordprocessingInk" xmlns:wne="http://schemas.microsoft.com/office/word/2006/wordml" xmlns:wps="http://schemas.microsoft.com/office/word/2010/wordprocessingShape" mc:Ignorable="w14 w15 w16 w16cex w16cid w16du w16sdtdh w16sdtfl w16se wp14">
   <w:endnote w:id="0" w:type="continuationSeparator">
     <w:p>
       <w:pPr>
@@ -539,7 +503,7 @@
 </file>
 
 <file path=word/footer1.xml><?xml version="1.0" encoding="utf-8"?>
-<w:ftr xmlns:w="http://schemas.openxmlformats.org/wordprocessingml/2006/main" xmlns:wpc="http://schemas.microsoft.com/office/word/2010/wordprocessingCanvas" xmlns:cx="http://schemas.microsoft.com/office/drawing/2014/chartex" xmlns:cx1="http://schemas.microsoft.com/office/drawing/2015/9/8/chartex" xmlns:cx2="http://schemas.microsoft.com/office/drawing/2015/10/21/chartex" xmlns:cx3="http://schemas.microsoft.com/office/drawing/2016/5/9/chartex" xmlns:cx4="http://schemas.microsoft.com/office/drawing/2016/5/10/chartex" xmlns:cx5="http://schemas.microsoft.com/office/drawing/2016/5/11/chartex" xmlns:cx6="http://schemas.microsoft.com/office/drawing/2016/5/12/chartex" xmlns:cx7="http://schemas.microsoft.com/office/drawing/2016/5/13/chartex" xmlns:cx8="http://schemas.microsoft.com/office/drawing/2016/5/14/chartex" xmlns:mc="http://schemas.openxmlformats.org/markup-compatibility/2006" xmlns:aink="http://schemas.microsoft.com/office/drawing/2016/ink" xmlns:am3d="http://schemas.microsoft.com/office/drawing/2017/model3d" xmlns:o="urn:schemas-microsoft-com:office:office" xmlns:oel="http://schemas.microsoft.com/office/2019/extlst" xmlns:r="http://schemas.openxmlformats.org/officeDocument/2006/relationships" xmlns:m="http://schemas.openxmlformats.org/officeDocument/2006/math" xmlns:v="urn:schemas-microsoft-com:vml" xmlns:wp14="http://schemas.microsoft.com/office/word/2010/wordprocessingDrawing" xmlns:wp="http://schemas.openxmlformats.org/drawingml/2006/wordprocessingDrawing" xmlns:w10="urn:schemas-microsoft-com:office:word" xmlns:w14="http://schemas.microsoft.com/office/word/2010/wordml" xmlns:w15="http://schemas.microsoft.com/office/word/2012/wordml" xmlns:w16cex="http://schemas.microsoft.com/office/word/2018/wordml/cex" xmlns:w16cid="http://schemas.microsoft.com/office/word/2016/wordml/cid" xmlns:w16="http://schemas.microsoft.com/office/word/2018/wordml" xmlns:w16du="http://schemas.microsoft.com/office/word/2023/wordml/word16du" xmlns:w16sdtdh="http://schemas.microsoft.com/office/word/2020/wordml/sdtdatahash" xmlns:w16sdtfl="http://schemas.microsoft.com/office/word/2024/wordml/sdtformatlock" xmlns:w16se="http://schemas.microsoft.com/office/word/2015/wordml/symex" xmlns:wpg="http://schemas.microsoft.com/office/word/2010/wordprocessingGroup" xmlns:wpi="http://schemas.microsoft.com/office/word/2010/wordprocessingInk" xmlns:wne="http://schemas.microsoft.com/office/word/2006/wordml" xmlns:wps="http://schemas.microsoft.com/office/word/2010/wordprocessingShape" mc:Ignorable="w14 w15 w16se w16cid w16 w16cex w16du w16sdtdh w16sdtfl wp14">
+<w:ftr xmlns:w="http://schemas.openxmlformats.org/wordprocessingml/2006/main" xmlns:wpc="http://schemas.microsoft.com/office/word/2010/wordprocessingCanvas" xmlns:cx="http://schemas.microsoft.com/office/drawing/2014/chartex" xmlns:cx1="http://schemas.microsoft.com/office/drawing/2015/9/8/chartex" xmlns:cx2="http://schemas.microsoft.com/office/drawing/2015/10/21/chartex" xmlns:cx3="http://schemas.microsoft.com/office/drawing/2016/5/9/chartex" xmlns:cx4="http://schemas.microsoft.com/office/drawing/2016/5/10/chartex" xmlns:cx5="http://schemas.microsoft.com/office/drawing/2016/5/11/chartex" xmlns:cx6="http://schemas.microsoft.com/office/drawing/2016/5/12/chartex" xmlns:cx7="http://schemas.microsoft.com/office/drawing/2016/5/13/chartex" xmlns:cx8="http://schemas.microsoft.com/office/drawing/2016/5/14/chartex" xmlns:mc="http://schemas.openxmlformats.org/markup-compatibility/2006" xmlns:aink="http://schemas.microsoft.com/office/drawing/2016/ink" xmlns:am3d="http://schemas.microsoft.com/office/drawing/2017/model3d" xmlns:o="urn:schemas-microsoft-com:office:office" xmlns:oel="http://schemas.microsoft.com/office/2019/extlst" xmlns:r="http://schemas.openxmlformats.org/officeDocument/2006/relationships" xmlns:m="http://schemas.openxmlformats.org/officeDocument/2006/math" xmlns:v="urn:schemas-microsoft-com:vml" xmlns:wp14="http://schemas.microsoft.com/office/word/2010/wordprocessingDrawing" xmlns:wp="http://schemas.openxmlformats.org/drawingml/2006/wordprocessingDrawing" xmlns:w10="urn:schemas-microsoft-com:office:word" xmlns:w14="http://schemas.microsoft.com/office/word/2010/wordml" xmlns:w15="http://schemas.microsoft.com/office/word/2012/wordml" xmlns:w16cex="http://schemas.microsoft.com/office/word/2018/wordml/cex" xmlns:w16cid="http://schemas.microsoft.com/office/word/2016/wordml/cid" xmlns:w16="http://schemas.microsoft.com/office/word/2018/wordml" xmlns:w16du="http://schemas.microsoft.com/office/word/2023/wordml/word16du" xmlns:w16sdtdh="http://schemas.microsoft.com/office/word/2020/wordml/sdtdatahash" xmlns:w16sdtfl="http://schemas.microsoft.com/office/word/2024/wordml/sdtformatlock" xmlns:w16se="http://schemas.microsoft.com/office/word/2015/wordml/symex" xmlns:wpg="http://schemas.microsoft.com/office/word/2010/wordprocessingGroup" xmlns:wpi="http://schemas.microsoft.com/office/word/2010/wordprocessingInk" xmlns:wne="http://schemas.microsoft.com/office/word/2006/wordml" xmlns:wps="http://schemas.microsoft.com/office/word/2010/wordprocessingShape" mc:Ignorable="w14 w15 w16 w16cex w16cid w16du w16sdtdh w16sdtfl w16se wp14">
   <w:p>
     <w:r>
       <w:t xml:space="preserve">Page </w:t>
@@ -557,7 +521,7 @@
 </file>
 
 <file path=word/footnotes.xml><?xml version="1.0" encoding="utf-8"?>
-<w:footnotes xmlns:w="http://schemas.openxmlformats.org/wordprocessingml/2006/main" xmlns:wpc="http://schemas.microsoft.com/office/word/2010/wordprocessingCanvas" xmlns:cx="http://schemas.microsoft.com/office/drawing/2014/chartex" xmlns:cx1="http://schemas.microsoft.com/office/drawing/2015/9/8/chartex" xmlns:cx2="http://schemas.microsoft.com/office/drawing/2015/10/21/chartex" xmlns:cx3="http://schemas.microsoft.com/office/drawing/2016/5/9/chartex" xmlns:cx4="http://schemas.microsoft.com/office/drawing/2016/5/10/chartex" xmlns:cx5="http://schemas.microsoft.com/office/drawing/2016/5/11/chartex" xmlns:cx6="http://schemas.microsoft.com/office/drawing/2016/5/12/chartex" xmlns:cx7="http://schemas.microsoft.com/office/drawing/2016/5/13/chartex" xmlns:cx8="http://schemas.microsoft.com/office/drawing/2016/5/14/chartex" xmlns:mc="http://schemas.openxmlformats.org/markup-compatibility/2006" xmlns:aink="http://schemas.microsoft.com/office/drawing/2016/ink" xmlns:am3d="http://schemas.microsoft.com/office/drawing/2017/model3d" xmlns:o="urn:schemas-microsoft-com:office:office" xmlns:oel="http://schemas.microsoft.com/office/2019/extlst" xmlns:r="http://schemas.openxmlformats.org/officeDocument/2006/relationships" xmlns:m="http://schemas.openxmlformats.org/officeDocument/2006/math" xmlns:v="urn:schemas-microsoft-com:vml" xmlns:wp14="http://schemas.microsoft.com/office/word/2010/wordprocessingDrawing" xmlns:wp="http://schemas.openxmlformats.org/drawingml/2006/wordprocessingDrawing" xmlns:w10="urn:schemas-microsoft-com:office:word" xmlns:w14="http://schemas.microsoft.com/office/word/2010/wordml" xmlns:w15="http://schemas.microsoft.com/office/word/2012/wordml" xmlns:w16cex="http://schemas.microsoft.com/office/word/2018/wordml/cex" xmlns:w16cid="http://schemas.microsoft.com/office/word/2016/wordml/cid" xmlns:w16="http://schemas.microsoft.com/office/word/2018/wordml" xmlns:w16du="http://schemas.microsoft.com/office/word/2023/wordml/word16du" xmlns:w16sdtdh="http://schemas.microsoft.com/office/word/2020/wordml/sdtdatahash" xmlns:w16sdtfl="http://schemas.microsoft.com/office/word/2024/wordml/sdtformatlock" xmlns:w16se="http://schemas.microsoft.com/office/word/2015/wordml/symex" xmlns:wpg="http://schemas.microsoft.com/office/word/2010/wordprocessingGroup" xmlns:wpi="http://schemas.microsoft.com/office/word/2010/wordprocessingInk" xmlns:wne="http://schemas.microsoft.com/office/word/2006/wordml" xmlns:wps="http://schemas.microsoft.com/office/word/2010/wordprocessingShape" mc:Ignorable="w14 w15 w16se w16cid w16 w16cex w16du w16sdtdh w16sdtfl wp14">
+<w:footnotes xmlns:w="http://schemas.openxmlformats.org/wordprocessingml/2006/main" xmlns:wpc="http://schemas.microsoft.com/office/word/2010/wordprocessingCanvas" xmlns:cx="http://schemas.microsoft.com/office/drawing/2014/chartex" xmlns:cx1="http://schemas.microsoft.com/office/drawing/2015/9/8/chartex" xmlns:cx2="http://schemas.microsoft.com/office/drawing/2015/10/21/chartex" xmlns:cx3="http://schemas.microsoft.com/office/drawing/2016/5/9/chartex" xmlns:cx4="http://schemas.microsoft.com/office/drawing/2016/5/10/chartex" xmlns:cx5="http://schemas.microsoft.com/office/drawing/2016/5/11/chartex" xmlns:cx6="http://schemas.microsoft.com/office/drawing/2016/5/12/chartex" xmlns:cx7="http://schemas.microsoft.com/office/drawing/2016/5/13/chartex" xmlns:cx8="http://schemas.microsoft.com/office/drawing/2016/5/14/chartex" xmlns:mc="http://schemas.openxmlformats.org/markup-compatibility/2006" xmlns:aink="http://schemas.microsoft.com/office/drawing/2016/ink" xmlns:am3d="http://schemas.microsoft.com/office/drawing/2017/model3d" xmlns:o="urn:schemas-microsoft-com:office:office" xmlns:oel="http://schemas.microsoft.com/office/2019/extlst" xmlns:r="http://schemas.openxmlformats.org/officeDocument/2006/relationships" xmlns:m="http://schemas.openxmlformats.org/officeDocument/2006/math" xmlns:v="urn:schemas-microsoft-com:vml" xmlns:wp14="http://schemas.microsoft.com/office/word/2010/wordprocessingDrawing" xmlns:wp="http://schemas.openxmlformats.org/drawingml/2006/wordprocessingDrawing" xmlns:w10="urn:schemas-microsoft-com:office:word" xmlns:w14="http://schemas.microsoft.com/office/word/2010/wordml" xmlns:w15="http://schemas.microsoft.com/office/word/2012/wordml" xmlns:w16cex="http://schemas.microsoft.com/office/word/2018/wordml/cex" xmlns:w16cid="http://schemas.microsoft.com/office/word/2016/wordml/cid" xmlns:w16="http://schemas.microsoft.com/office/word/2018/wordml" xmlns:w16du="http://schemas.microsoft.com/office/word/2023/wordml/word16du" xmlns:w16sdtdh="http://schemas.microsoft.com/office/word/2020/wordml/sdtdatahash" xmlns:w16sdtfl="http://schemas.microsoft.com/office/word/2024/wordml/sdtformatlock" xmlns:w16se="http://schemas.microsoft.com/office/word/2015/wordml/symex" xmlns:wpg="http://schemas.microsoft.com/office/word/2010/wordprocessingGroup" xmlns:wpi="http://schemas.microsoft.com/office/word/2010/wordprocessingInk" xmlns:wne="http://schemas.microsoft.com/office/word/2006/wordml" xmlns:wps="http://schemas.microsoft.com/office/word/2010/wordprocessingShape" mc:Ignorable="w14 w15 w16 w16cex w16cid w16du w16sdtdh w16sdtfl w16se wp14">
   <w:footnote w:id="0" w:type="continuationSeparator">
     <w:p>
       <w:pPr>
@@ -596,7 +560,7 @@
 </file>
 
 <file path=word/header1.xml><?xml version="1.0" encoding="utf-8"?>
-<w:hdr xmlns:w="http://schemas.openxmlformats.org/wordprocessingml/2006/main" xmlns:wpc="http://schemas.microsoft.com/office/word/2010/wordprocessingCanvas" xmlns:cx="http://schemas.microsoft.com/office/drawing/2014/chartex" xmlns:cx1="http://schemas.microsoft.com/office/drawing/2015/9/8/chartex" xmlns:cx2="http://schemas.microsoft.com/office/drawing/2015/10/21/chartex" xmlns:cx3="http://schemas.microsoft.com/office/drawing/2016/5/9/chartex" xmlns:cx4="http://schemas.microsoft.com/office/drawing/2016/5/10/chartex" xmlns:cx5="http://schemas.microsoft.com/office/drawing/2016/5/11/chartex" xmlns:cx6="http://schemas.microsoft.com/office/drawing/2016/5/12/chartex" xmlns:cx7="http://schemas.microsoft.com/office/drawing/2016/5/13/chartex" xmlns:cx8="http://schemas.microsoft.com/office/drawing/2016/5/14/chartex" xmlns:mc="http://schemas.openxmlformats.org/markup-compatibility/2006" xmlns:aink="http://schemas.microsoft.com/office/drawing/2016/ink" xmlns:am3d="http://schemas.microsoft.com/office/drawing/2017/model3d" xmlns:o="urn:schemas-microsoft-com:office:office" xmlns:oel="http://schemas.microsoft.com/office/2019/extlst" xmlns:r="http://schemas.openxmlformats.org/officeDocument/2006/relationships" xmlns:m="http://schemas.openxmlformats.org/officeDocument/2006/math" xmlns:v="urn:schemas-microsoft-com:vml" xmlns:wp14="http://schemas.microsoft.com/office/word/2010/wordprocessingDrawing" xmlns:wp="http://schemas.openxmlformats.org/drawingml/2006/wordprocessingDrawing" xmlns:w10="urn:schemas-microsoft-com:office:word" xmlns:w14="http://schemas.microsoft.com/office/word/2010/wordml" xmlns:w15="http://schemas.microsoft.com/office/word/2012/wordml" xmlns:w16cex="http://schemas.microsoft.com/office/word/2018/wordml/cex" xmlns:w16cid="http://schemas.microsoft.com/office/word/2016/wordml/cid" xmlns:w16="http://schemas.microsoft.com/office/word/2018/wordml" xmlns:w16du="http://schemas.microsoft.com/office/word/2023/wordml/word16du" xmlns:w16sdtdh="http://schemas.microsoft.com/office/word/2020/wordml/sdtdatahash" xmlns:w16sdtfl="http://schemas.microsoft.com/office/word/2024/wordml/sdtformatlock" xmlns:w16se="http://schemas.microsoft.com/office/word/2015/wordml/symex" xmlns:wpg="http://schemas.microsoft.com/office/word/2010/wordprocessingGroup" xmlns:wpi="http://schemas.microsoft.com/office/word/2010/wordprocessingInk" xmlns:wne="http://schemas.microsoft.com/office/word/2006/wordml" xmlns:wps="http://schemas.microsoft.com/office/word/2010/wordprocessingShape" mc:Ignorable="w14 w15 w16se w16cid w16 w16cex w16du w16sdtdh w16sdtfl wp14">
+<w:hdr xmlns:w="http://schemas.openxmlformats.org/wordprocessingml/2006/main" xmlns:wpc="http://schemas.microsoft.com/office/word/2010/wordprocessingCanvas" xmlns:cx="http://schemas.microsoft.com/office/drawing/2014/chartex" xmlns:cx1="http://schemas.microsoft.com/office/drawing/2015/9/8/chartex" xmlns:cx2="http://schemas.microsoft.com/office/drawing/2015/10/21/chartex" xmlns:cx3="http://schemas.microsoft.com/office/drawing/2016/5/9/chartex" xmlns:cx4="http://schemas.microsoft.com/office/drawing/2016/5/10/chartex" xmlns:cx5="http://schemas.microsoft.com/office/drawing/2016/5/11/chartex" xmlns:cx6="http://schemas.microsoft.com/office/drawing/2016/5/12/chartex" xmlns:cx7="http://schemas.microsoft.com/office/drawing/2016/5/13/chartex" xmlns:cx8="http://schemas.microsoft.com/office/drawing/2016/5/14/chartex" xmlns:mc="http://schemas.openxmlformats.org/markup-compatibility/2006" xmlns:aink="http://schemas.microsoft.com/office/drawing/2016/ink" xmlns:am3d="http://schemas.microsoft.com/office/drawing/2017/model3d" xmlns:o="urn:schemas-microsoft-com:office:office" xmlns:oel="http://schemas.microsoft.com/office/2019/extlst" xmlns:r="http://schemas.openxmlformats.org/officeDocument/2006/relationships" xmlns:m="http://schemas.openxmlformats.org/officeDocument/2006/math" xmlns:v="urn:schemas-microsoft-com:vml" xmlns:wp14="http://schemas.microsoft.com/office/word/2010/wordprocessingDrawing" xmlns:wp="http://schemas.openxmlformats.org/drawingml/2006/wordprocessingDrawing" xmlns:w10="urn:schemas-microsoft-com:office:word" xmlns:w14="http://schemas.microsoft.com/office/word/2010/wordml" xmlns:w15="http://schemas.microsoft.com/office/word/2012/wordml" xmlns:w16cex="http://schemas.microsoft.com/office/word/2018/wordml/cex" xmlns:w16cid="http://schemas.microsoft.com/office/word/2016/wordml/cid" xmlns:w16="http://schemas.microsoft.com/office/word/2018/wordml" xmlns:w16du="http://schemas.microsoft.com/office/word/2023/wordml/word16du" xmlns:w16sdtdh="http://schemas.microsoft.com/office/word/2020/wordml/sdtdatahash" xmlns:w16sdtfl="http://schemas.microsoft.com/office/word/2024/wordml/sdtformatlock" xmlns:w16se="http://schemas.microsoft.com/office/word/2015/wordml/symex" xmlns:wpg="http://schemas.microsoft.com/office/word/2010/wordprocessingGroup" xmlns:wpi="http://schemas.microsoft.com/office/word/2010/wordprocessingInk" xmlns:wne="http://schemas.microsoft.com/office/word/2006/wordml" xmlns:wps="http://schemas.microsoft.com/office/word/2010/wordprocessingShape" mc:Ignorable="w14 w15 w16 w16cex w16cid w16du w16sdtdh w16sdtfl w16se wp14">
   <w:p>
     <w:r>
       <w:rPr>
@@ -609,7 +573,7 @@
 </file>
 
 <file path=word/numbering.xml><?xml version="1.0" encoding="utf-8"?>
-<w:numbering xmlns:w="http://schemas.openxmlformats.org/wordprocessingml/2006/main" xmlns:mc="http://schemas.openxmlformats.org/markup-compatibility/2006" xmlns:w14="http://schemas.microsoft.com/office/word/2010/wordml" xmlns:w15="http://schemas.microsoft.com/office/word/2012/wordml" xmlns:w16se="http://schemas.microsoft.com/office/word/2015/wordml/symex" xmlns:w16cid="http://schemas.microsoft.com/office/word/2016/wordml/cid" xmlns:w16="http://schemas.microsoft.com/office/word/2018/wordml" xmlns:w16cex="http://schemas.microsoft.com/office/word/2018/wordml/cex" xmlns:w16sdtdh="http://schemas.microsoft.com/office/word/2020/wordml/sdtdatahash" xmlns:w16sdtfl="http://schemas.microsoft.com/office/word/2024/wordml/sdtformatlock" xmlns:w16du="http://schemas.microsoft.com/office/word/2023/wordml/word16du" xmlns:wp14="http://schemas.microsoft.com/office/word/2010/wordprocessingDrawing">
+<w:numbering xmlns:w="http://schemas.openxmlformats.org/wordprocessingml/2006/main" xmlns:mc="http://schemas.openxmlformats.org/markup-compatibility/2006" xmlns:w14="http://schemas.microsoft.com/office/word/2010/wordml" xmlns:w15="http://schemas.microsoft.com/office/word/2012/wordml" xmlns:w16se="http://schemas.microsoft.com/office/word/2015/wordml/symex" xmlns:w16cid="http://schemas.microsoft.com/office/word/2016/wordml/cid" xmlns:w16="http://schemas.microsoft.com/office/word/2018/wordml" xmlns:w16cex="http://schemas.microsoft.com/office/word/2018/wordml/cex" xmlns:w16sdtdh="http://schemas.microsoft.com/office/word/2020/wordml/sdtdatahash" xmlns:w16sdtfl="http://schemas.microsoft.com/office/word/2024/wordml/sdtformatlock" xmlns:w16du="http://schemas.microsoft.com/office/word/2023/wordml/word16du" xmlns:wp14="http://schemas.microsoft.com/office/word/2010/wordprocessingDrawing" mc:Ignorable="w14 w15 w16 w16cex w16cid w16du w16sdtdh w16sdtfl w16se wp14">
   <w:abstractNum w:abstractNumId="0">
     <w:lvl w:ilvl="0">
       <w:start w:val="1"/>
@@ -758,84 +722,21 @@
       </w:rPr>
     </w:lvl>
   </w:abstractNum>
-  <w:num w:numId="1" w16cid:durableId="127097167">
+  <w:num w:numId="1" w16cid:durableId="753788258">
     <w:abstractNumId w:val="0"/>
   </w:num>
-  <w:num w:numId="2" w16cid:durableId="124314234">
+  <w:num w:numId="2" w16cid:durableId="223148573">
     <w:abstractNumId w:val="1"/>
   </w:num>
 </w:numbering>
 </file>
 
-<file path=word/sources.xml><?xml version="1.0" encoding="UTF-8" standalone="yes"?>
-<Sources xmlns="http://schemas.openxmlformats.org/officeDocument/2006/bibliography" b:SelectedStyle="APA">
-  <Source>
-    <SourceType>Book</SourceType>
-    <Tag>gamma1994</Tag>
-    <Author>
-      <NameList>
-        <Person>
-          <First>Gamma,</First>
-          <Last>E.</Last>
-        </Person>
-        <Person>
-          <First>Helm,</First>
-          <Last>R.</Last>
-        </Person>
-        <Person>
-          <First>Johnson,</First>
-          <Last>R.</Last>
-        </Person>
-        <Person>
-          <First>Vlissides,</First>
-          <Last>J.</Last>
-        </Person>
-      </NameList>
-    </Author>
-    <Title>Design Patterns: Elements of Reusable Object-Oriented Software</Title>
-    <Year>1994</Year>
-    <Publisher>Addison-Wesley</Publisher>
-    <RefOrder>1</RefOrder>
-  </Source>
-  <Source>
-    <SourceType>JournalArticle</SourceType>
-    <Tag>smith2024</Tag>
-    <Author>
-      <NameList>
-        <Person>
-          <First>Smith,</First>
-          <Last>J.</Last>
-        </Person>
-      </NameList>
-    </Author>
-    <Title>Design Patterns and Code Quality</Title>
-    <Year>2024</Year>
-    <Publisher>Journal of Software Engineering</Publisher>
-    <Pages>45-67</Pages>
-    <Volume>15</Volume>
-    <RefOrder>2</RefOrder>
-  </Source>
-  <Source>
-    <SourceType>InternetSite</SourceType>
-    <Tag>builder2025</Tag>
-    <Author>
-      <NameList>
-        <Person>
-          <First>Martin,</First>
-          <Last>R.</Last>
-        </Person>
-      </NameList>
-    </Author>
-    <Title>Builder Pattern in Modern Ruby</Title>
-    <Year>2025</Year>
-    <URL>https://example.com/builder-pattern-ruby</URL>
-    <RefOrder>3</RefOrder>
-  </Source>
-</Sources>
+<file path=word/sources.xml><?xml version="1.0" encoding="UTF-8" standalone="yes"?>
+<Sources xmlns="http://schemas.openxmlformats.org/officeDocument/2006/bibliography" b:SelectedStyle="APA"><Source><SourceType>Book</SourceType><Tag>gamma1994</Tag><Author><NameList><Person><First>Gamma,</First><Last>E.</Last></Person><Person><First>Helm,</First><Last>R.</Last></Person><Person><First>Johnson,</First><Last>R.</Last></Person><Person><First>Vlissides,</First><Last>J.</Last></Person></NameList></Author><Title>Design Patterns: Elements of Reusable Object-Oriented Software</Title><Year>1994</Year><Publisher>Addison-Wesley</Publisher><RefOrder>1</RefOrder></Source><Source><SourceType>JournalArticle</SourceType><Tag>smith2024</Tag><Author><NameList><Person><First>Smith,</First><Last>J.</Last></Person></NameList></Author><Title>Design Patterns and Code Quality</Title><Year>2024</Year><Publisher>Journal of Software Engineering</Publisher><Pages>45-67</Pages><Volume>15</Volume><RefOrder>2</RefOrder></Source><Source><SourceType>InternetSite</SourceType><Tag>builder2025</Tag><Author><NameList><Person><First>Martin,</First><Last>R.</Last></Person></NameList></Author><Title>Builder Pattern in Modern Ruby</Title><Year>2025</Year><URL>https://example.com/builder-pattern-ruby</URL><RefOrder>3</RefOrder></Source></Sources>
 </file>
 
 <file path=word/styles.xml><?xml version="1.0" encoding="utf-8"?>
-<w:styles xmlns:w="http://schemas.openxmlformats.org/wordprocessingml/2006/main" xmlns:mc="http://schemas.openxmlformats.org/markup-compatibility/2006" xmlns:r="http://schemas.openxmlformats.org/officeDocument/2006/relationships" xmlns:w14="http://schemas.microsoft.com/office/word/2010/wordml" xmlns:w15="http://schemas.microsoft.com/office/word/2012/wordml" xmlns:wp14="http://schemas.microsoft.com/office/word/2010/wordprocessingDrawing" xmlns:w16cex="http://schemas.microsoft.com/office/word/2018/wordml/cex" xmlns:w16cid="http://schemas.microsoft.com/office/word/2016/wordml/cid" xmlns:w16="http://schemas.microsoft.com/office/word/2018/wordml" xmlns:w16du="http://schemas.microsoft.com/office/word/2023/wordml/word16du" xmlns:w16sdtdh="http://schemas.microsoft.com/office/word/2020/wordml/sdtdatahash" xmlns:w16sdtfl="http://schemas.microsoft.com/office/word/2024/wordml/sdtformatlock" xmlns:w16se="http://schemas.microsoft.com/office/word/2015/wordml/symex" mc:Ignorable="w14 w15 w16se w16cid w16 w16cex w16du w16sdtdh w16sdtfl">
+<w:styles xmlns:w="http://schemas.openxmlformats.org/wordprocessingml/2006/main" xmlns:mc="http://schemas.openxmlformats.org/markup-compatibility/2006" xmlns:r="http://schemas.openxmlformats.org/officeDocument/2006/relationships" xmlns:w14="http://schemas.microsoft.com/office/word/2010/wordml" xmlns:w15="http://schemas.microsoft.com/office/word/2012/wordml" xmlns:wp14="http://schemas.microsoft.com/office/word/2010/wordprocessingDrawing" xmlns:w16cex="http://schemas.microsoft.com/office/word/2018/wordml/cex" xmlns:w16cid="http://schemas.microsoft.com/office/word/2016/wordml/cid" xmlns:w16="http://schemas.microsoft.com/office/word/2018/wordml" xmlns:w16du="http://schemas.microsoft.com/office/word/2023/wordml/word16du" xmlns:w16sdtdh="http://schemas.microsoft.com/office/word/2020/wordml/sdtdatahash" xmlns:w16sdtfl="http://schemas.microsoft.com/office/word/2024/wordml/sdtformatlock" xmlns:w16se="http://schemas.microsoft.com/office/word/2015/wordml/symex" mc:Ignorable="w14 w15 w16 w16cex w16cid w16du w16sdtdh w16sdtfl w16se">
   <w:docDefaults>
     <w:rPrDefault>
       <w:rPr>

--- a/examples/generated/academic_full.docx
+++ b/examples/generated/academic_full.docx
@@ -92,24 +92,12 @@
     </w:p>
     <w:p>
       <w:r>
-        <w:t>Software design patterns have been a cornerstone of object-oriented programming since the seminal work by Gamma et al.</w:t>
-      </w:r>
-      <w:r>
-        <w:footnoteReference w:id="1"/>
-      </w:r>
-      <w:r>
-        <w:t xml:space="preserve"> Among these patterns, the Builder pattern has gained particular prominence in modern software development.</w:t>
-      </w:r>
-    </w:p>
-    <w:p>
-      <w:r>
-        <w:t>The Builder pattern separates the construction of a complex object from its representation</w:t>
-      </w:r>
-      <w:r>
-        <w:footnoteReference w:id="2"/>
-      </w:r>
-      <w:r>
-        <w:t>, allowing the same construction process to create different representations.</w:t>
+        <w:t>Software design patterns have been a cornerstone of object-oriented programming since the seminal work by Gamma et al. Among these patterns, the Builder pattern has gained particular prominence in modern software development.</w:t>
+      </w:r>
+    </w:p>
+    <w:p>
+      <w:r>
+        <w:t>The Builder pattern separates the construction of a complex object from its representation, allowing the same construction process to create different representations.</w:t>
       </w:r>
     </w:p>
     <w:p>
@@ -131,9 +119,6 @@
     <w:p>
       <w:r>
         <w:t>Recent studies have shown that proper use of design patterns correlates with higher code quality scores.</w:t>
-      </w:r>
-      <w:r>
-        <w:endnoteReference w:id="1"/>
       </w:r>
     </w:p>
     <w:p>
@@ -731,7 +716,8 @@
 </w:numbering>
 </file>
 
-<file path=word/sources.xml><?xml version="1.0" encoding="UTF-8" standalone="yes"?>
+<file path=word/sources.xml><?xml version="1.0" encoding="UTF-8" standalone="yes"?>
+
 <Sources xmlns="http://schemas.openxmlformats.org/officeDocument/2006/bibliography" b:SelectedStyle="APA"><Source><SourceType>Book</SourceType><Tag>gamma1994</Tag><Author><NameList><Person><First>Gamma,</First><Last>E.</Last></Person><Person><First>Helm,</First><Last>R.</Last></Person><Person><First>Johnson,</First><Last>R.</Last></Person><Person><First>Vlissides,</First><Last>J.</Last></Person></NameList></Author><Title>Design Patterns: Elements of Reusable Object-Oriented Software</Title><Year>1994</Year><Publisher>Addison-Wesley</Publisher><RefOrder>1</RefOrder></Source><Source><SourceType>JournalArticle</SourceType><Tag>smith2024</Tag><Author><NameList><Person><First>Smith,</First><Last>J.</Last></Person></NameList></Author><Title>Design Patterns and Code Quality</Title><Year>2024</Year><Publisher>Journal of Software Engineering</Publisher><Pages>45-67</Pages><Volume>15</Volume><RefOrder>2</RefOrder></Source><Source><SourceType>InternetSite</SourceType><Tag>builder2025</Tag><Author><NameList><Person><First>Martin,</First><Last>R.</Last></Person></NameList></Author><Title>Builder Pattern in Modern Ruby</Title><Year>2025</Year><URL>https://example.com/builder-pattern-ruby</URL><RefOrder>3</RefOrder></Source></Sources>
 </file>
 

--- a/examples/generated/academic_full.docx
+++ b/examples/generated/academic_full.docx
@@ -1,6 +1,6 @@
 
 <file path=word/document.xml><?xml version="1.0" encoding="utf-8"?>
-<w:document xmlns:w="http://schemas.openxmlformats.org/wordprocessingml/2006/main" xmlns:wpc="http://schemas.microsoft.com/office/word/2010/wordprocessingCanvas" xmlns:cx="http://schemas.microsoft.com/office/drawing/2014/chartex" xmlns:cx1="http://schemas.microsoft.com/office/drawing/2015/9/8/chartex" xmlns:cx2="http://schemas.microsoft.com/office/drawing/2015/10/21/chartex" xmlns:cx3="http://schemas.microsoft.com/office/drawing/2016/5/9/chartex" xmlns:cx4="http://schemas.microsoft.com/office/drawing/2016/5/10/chartex" xmlns:cx5="http://schemas.microsoft.com/office/drawing/2016/5/11/chartex" xmlns:cx6="http://schemas.microsoft.com/office/drawing/2016/5/12/chartex" xmlns:cx7="http://schemas.microsoft.com/office/drawing/2016/5/13/chartex" xmlns:cx8="http://schemas.microsoft.com/office/drawing/2016/5/14/chartex" xmlns:mc="http://schemas.openxmlformats.org/markup-compatibility/2006" xmlns:aink="http://schemas.microsoft.com/office/drawing/2016/ink" xmlns:am3d="http://schemas.microsoft.com/office/drawing/2017/model3d" xmlns:o="urn:schemas-microsoft-com:office:office" xmlns:oel="http://schemas.microsoft.com/office/2019/extlst" xmlns:r="http://schemas.openxmlformats.org/officeDocument/2006/relationships" xmlns:m="http://schemas.openxmlformats.org/officeDocument/2006/math" xmlns:v="urn:schemas-microsoft-com:vml" xmlns:wp14="http://schemas.microsoft.com/office/word/2010/wordprocessingDrawing" xmlns:wp="http://schemas.openxmlformats.org/drawingml/2006/wordprocessingDrawing" xmlns:w10="urn:schemas-microsoft-com:office:word" xmlns:w14="http://schemas.microsoft.com/office/word/2010/wordml" xmlns:w15="http://schemas.microsoft.com/office/word/2012/wordml" xmlns:w16cex="http://schemas.microsoft.com/office/word/2018/wordml/cex" xmlns:w16cid="http://schemas.microsoft.com/office/word/2016/wordml/cid" xmlns:w16="http://schemas.microsoft.com/office/word/2018/wordml" xmlns:w16du="http://schemas.microsoft.com/office/word/2023/wordml/word16du" xmlns:w16sdtdh="http://schemas.microsoft.com/office/word/2020/wordml/sdtdatahash" xmlns:w16sdtfl="http://schemas.microsoft.com/office/word/2024/wordml/sdtformatlock" xmlns:w16se="http://schemas.microsoft.com/office/word/2015/wordml/symex" xmlns:wpg="http://schemas.microsoft.com/office/word/2010/wordprocessingGroup" xmlns:wpi="http://schemas.microsoft.com/office/word/2010/wordprocessingInk" xmlns:wne="http://schemas.microsoft.com/office/word/2006/wordml" xmlns:wps="http://schemas.microsoft.com/office/word/2010/wordprocessingShape" mc:Ignorable="w14 w15 w16 w16cex w16cid w16du w16sdtdh w16sdtfl w16se wp14">
+<w:document xmlns:aink="http://schemas.microsoft.com/office/drawing/2016/ink" xmlns:am3d="http://schemas.microsoft.com/office/drawing/2017/model3d" xmlns:cx="http://schemas.microsoft.com/office/drawing/2014/chartex" xmlns:cx1="http://schemas.microsoft.com/office/drawing/2015/9/8/chartex" xmlns:cx2="http://schemas.microsoft.com/office/drawing/2015/10/21/chartex" xmlns:cx3="http://schemas.microsoft.com/office/drawing/2016/5/9/chartex" xmlns:cx4="http://schemas.microsoft.com/office/drawing/2016/5/10/chartex" xmlns:cx5="http://schemas.microsoft.com/office/drawing/2016/5/11/chartex" xmlns:cx6="http://schemas.microsoft.com/office/drawing/2016/5/12/chartex" xmlns:cx7="http://schemas.microsoft.com/office/drawing/2016/5/13/chartex" xmlns:cx8="http://schemas.microsoft.com/office/drawing/2016/5/14/chartex" xmlns:m="http://schemas.openxmlformats.org/officeDocument/2006/math" xmlns:mc="http://schemas.openxmlformats.org/markup-compatibility/2006" xmlns:o="urn:schemas-microsoft-com:office:office" xmlns:oel="http://schemas.microsoft.com/office/2019/extlst" xmlns:r="http://schemas.openxmlformats.org/officeDocument/2006/relationships" xmlns:v="urn:schemas-microsoft-com:vml" xmlns:w="http://schemas.openxmlformats.org/wordprocessingml/2006/main" xmlns:w10="urn:schemas-microsoft-com:office:word" xmlns:w14="http://schemas.microsoft.com/office/word/2010/wordml" xmlns:w15="http://schemas.microsoft.com/office/word/2012/wordml" xmlns:w16="http://schemas.microsoft.com/office/word/2018/wordml" xmlns:w16cex="http://schemas.microsoft.com/office/word/2018/wordml/cex" xmlns:w16cid="http://schemas.microsoft.com/office/word/2016/wordml/cid" xmlns:w16du="http://schemas.microsoft.com/office/word/2023/wordml/word16du" xmlns:w16sdtdh="http://schemas.microsoft.com/office/word/2020/wordml/sdtdatahash" xmlns:w16sdtfl="http://schemas.microsoft.com/office/word/2024/wordml/sdtformatlock" xmlns:w16se="http://schemas.microsoft.com/office/word/2015/wordml/symex" xmlns:wne="http://schemas.microsoft.com/office/word/2006/wordml" xmlns:wp="http://schemas.openxmlformats.org/drawingml/2006/wordprocessingDrawing" xmlns:wp14="http://schemas.microsoft.com/office/word/2010/wordprocessingDrawing" xmlns:wpc="http://schemas.microsoft.com/office/word/2010/wordprocessingCanvas" xmlns:wpg="http://schemas.microsoft.com/office/word/2010/wordprocessingGroup" xmlns:wpi="http://schemas.microsoft.com/office/word/2010/wordprocessingInk" xmlns:wps="http://schemas.microsoft.com/office/word/2010/wordprocessingShape" mc:Ignorable="w14 w15 w16 w16cex w16cid w16du w16sdtdh w16sdtfl w16se wp14">
   <w:body>
     <w:p>
       <w:pPr>
@@ -456,7 +456,7 @@
 </file>
 
 <file path=word/endnotes.xml><?xml version="1.0" encoding="utf-8"?>
-<w:endnotes xmlns:w="http://schemas.openxmlformats.org/wordprocessingml/2006/main" xmlns:wpc="http://schemas.microsoft.com/office/word/2010/wordprocessingCanvas" xmlns:cx="http://schemas.microsoft.com/office/drawing/2014/chartex" xmlns:cx1="http://schemas.microsoft.com/office/drawing/2015/9/8/chartex" xmlns:cx2="http://schemas.microsoft.com/office/drawing/2015/10/21/chartex" xmlns:cx3="http://schemas.microsoft.com/office/drawing/2016/5/9/chartex" xmlns:cx4="http://schemas.microsoft.com/office/drawing/2016/5/10/chartex" xmlns:cx5="http://schemas.microsoft.com/office/drawing/2016/5/11/chartex" xmlns:cx6="http://schemas.microsoft.com/office/drawing/2016/5/12/chartex" xmlns:cx7="http://schemas.microsoft.com/office/drawing/2016/5/13/chartex" xmlns:cx8="http://schemas.microsoft.com/office/drawing/2016/5/14/chartex" xmlns:mc="http://schemas.openxmlformats.org/markup-compatibility/2006" xmlns:aink="http://schemas.microsoft.com/office/drawing/2016/ink" xmlns:am3d="http://schemas.microsoft.com/office/drawing/2017/model3d" xmlns:o="urn:schemas-microsoft-com:office:office" xmlns:oel="http://schemas.microsoft.com/office/2019/extlst" xmlns:r="http://schemas.openxmlformats.org/officeDocument/2006/relationships" xmlns:m="http://schemas.openxmlformats.org/officeDocument/2006/math" xmlns:v="urn:schemas-microsoft-com:vml" xmlns:wp14="http://schemas.microsoft.com/office/word/2010/wordprocessingDrawing" xmlns:wp="http://schemas.openxmlformats.org/drawingml/2006/wordprocessingDrawing" xmlns:w10="urn:schemas-microsoft-com:office:word" xmlns:w14="http://schemas.microsoft.com/office/word/2010/wordml" xmlns:w15="http://schemas.microsoft.com/office/word/2012/wordml" xmlns:w16cex="http://schemas.microsoft.com/office/word/2018/wordml/cex" xmlns:w16cid="http://schemas.microsoft.com/office/word/2016/wordml/cid" xmlns:w16="http://schemas.microsoft.com/office/word/2018/wordml" xmlns:w16du="http://schemas.microsoft.com/office/word/2023/wordml/word16du" xmlns:w16sdtdh="http://schemas.microsoft.com/office/word/2020/wordml/sdtdatahash" xmlns:w16sdtfl="http://schemas.microsoft.com/office/word/2024/wordml/sdtformatlock" xmlns:w16se="http://schemas.microsoft.com/office/word/2015/wordml/symex" xmlns:wpg="http://schemas.microsoft.com/office/word/2010/wordprocessingGroup" xmlns:wpi="http://schemas.microsoft.com/office/word/2010/wordprocessingInk" xmlns:wne="http://schemas.microsoft.com/office/word/2006/wordml" xmlns:wps="http://schemas.microsoft.com/office/word/2010/wordprocessingShape" mc:Ignorable="w14 w15 w16 w16cex w16cid w16du w16sdtdh w16sdtfl w16se wp14">
+<w:endnotes xmlns:aink="http://schemas.microsoft.com/office/drawing/2016/ink" xmlns:am3d="http://schemas.microsoft.com/office/drawing/2017/model3d" xmlns:cx="http://schemas.microsoft.com/office/drawing/2014/chartex" xmlns:cx1="http://schemas.microsoft.com/office/drawing/2015/9/8/chartex" xmlns:cx2="http://schemas.microsoft.com/office/drawing/2015/10/21/chartex" xmlns:cx3="http://schemas.microsoft.com/office/drawing/2016/5/9/chartex" xmlns:cx4="http://schemas.microsoft.com/office/drawing/2016/5/10/chartex" xmlns:cx5="http://schemas.microsoft.com/office/drawing/2016/5/11/chartex" xmlns:cx6="http://schemas.microsoft.com/office/drawing/2016/5/12/chartex" xmlns:cx7="http://schemas.microsoft.com/office/drawing/2016/5/13/chartex" xmlns:cx8="http://schemas.microsoft.com/office/drawing/2016/5/14/chartex" xmlns:m="http://schemas.openxmlformats.org/officeDocument/2006/math" xmlns:mc="http://schemas.openxmlformats.org/markup-compatibility/2006" xmlns:o="urn:schemas-microsoft-com:office:office" xmlns:oel="http://schemas.microsoft.com/office/2019/extlst" xmlns:r="http://schemas.openxmlformats.org/officeDocument/2006/relationships" xmlns:v="urn:schemas-microsoft-com:vml" xmlns:w="http://schemas.openxmlformats.org/wordprocessingml/2006/main" xmlns:w10="urn:schemas-microsoft-com:office:word" xmlns:w14="http://schemas.microsoft.com/office/word/2010/wordml" xmlns:w15="http://schemas.microsoft.com/office/word/2012/wordml" xmlns:w16="http://schemas.microsoft.com/office/word/2018/wordml" xmlns:w16cex="http://schemas.microsoft.com/office/word/2018/wordml/cex" xmlns:w16cid="http://schemas.microsoft.com/office/word/2016/wordml/cid" xmlns:w16du="http://schemas.microsoft.com/office/word/2023/wordml/word16du" xmlns:w16sdtdh="http://schemas.microsoft.com/office/word/2020/wordml/sdtdatahash" xmlns:w16sdtfl="http://schemas.microsoft.com/office/word/2024/wordml/sdtformatlock" xmlns:w16se="http://schemas.microsoft.com/office/word/2015/wordml/symex" xmlns:wne="http://schemas.microsoft.com/office/word/2006/wordml" xmlns:wp="http://schemas.openxmlformats.org/drawingml/2006/wordprocessingDrawing" xmlns:wp14="http://schemas.microsoft.com/office/word/2010/wordprocessingDrawing" xmlns:wpc="http://schemas.microsoft.com/office/word/2010/wordprocessingCanvas" xmlns:wpg="http://schemas.microsoft.com/office/word/2010/wordprocessingGroup" xmlns:wpi="http://schemas.microsoft.com/office/word/2010/wordprocessingInk" xmlns:wps="http://schemas.microsoft.com/office/word/2010/wordprocessingShape" mc:Ignorable="w14 w15 w16 w16cex w16cid w16du w16sdtdh w16sdtfl w16se wp14">
   <w:endnote w:id="0" w:type="continuationSeparator">
     <w:p>
       <w:pPr>
@@ -488,7 +488,7 @@
 </file>
 
 <file path=word/footer1.xml><?xml version="1.0" encoding="utf-8"?>
-<w:ftr xmlns:w="http://schemas.openxmlformats.org/wordprocessingml/2006/main" xmlns:wpc="http://schemas.microsoft.com/office/word/2010/wordprocessingCanvas" xmlns:cx="http://schemas.microsoft.com/office/drawing/2014/chartex" xmlns:cx1="http://schemas.microsoft.com/office/drawing/2015/9/8/chartex" xmlns:cx2="http://schemas.microsoft.com/office/drawing/2015/10/21/chartex" xmlns:cx3="http://schemas.microsoft.com/office/drawing/2016/5/9/chartex" xmlns:cx4="http://schemas.microsoft.com/office/drawing/2016/5/10/chartex" xmlns:cx5="http://schemas.microsoft.com/office/drawing/2016/5/11/chartex" xmlns:cx6="http://schemas.microsoft.com/office/drawing/2016/5/12/chartex" xmlns:cx7="http://schemas.microsoft.com/office/drawing/2016/5/13/chartex" xmlns:cx8="http://schemas.microsoft.com/office/drawing/2016/5/14/chartex" xmlns:mc="http://schemas.openxmlformats.org/markup-compatibility/2006" xmlns:aink="http://schemas.microsoft.com/office/drawing/2016/ink" xmlns:am3d="http://schemas.microsoft.com/office/drawing/2017/model3d" xmlns:o="urn:schemas-microsoft-com:office:office" xmlns:oel="http://schemas.microsoft.com/office/2019/extlst" xmlns:r="http://schemas.openxmlformats.org/officeDocument/2006/relationships" xmlns:m="http://schemas.openxmlformats.org/officeDocument/2006/math" xmlns:v="urn:schemas-microsoft-com:vml" xmlns:wp14="http://schemas.microsoft.com/office/word/2010/wordprocessingDrawing" xmlns:wp="http://schemas.openxmlformats.org/drawingml/2006/wordprocessingDrawing" xmlns:w10="urn:schemas-microsoft-com:office:word" xmlns:w14="http://schemas.microsoft.com/office/word/2010/wordml" xmlns:w15="http://schemas.microsoft.com/office/word/2012/wordml" xmlns:w16cex="http://schemas.microsoft.com/office/word/2018/wordml/cex" xmlns:w16cid="http://schemas.microsoft.com/office/word/2016/wordml/cid" xmlns:w16="http://schemas.microsoft.com/office/word/2018/wordml" xmlns:w16du="http://schemas.microsoft.com/office/word/2023/wordml/word16du" xmlns:w16sdtdh="http://schemas.microsoft.com/office/word/2020/wordml/sdtdatahash" xmlns:w16sdtfl="http://schemas.microsoft.com/office/word/2024/wordml/sdtformatlock" xmlns:w16se="http://schemas.microsoft.com/office/word/2015/wordml/symex" xmlns:wpg="http://schemas.microsoft.com/office/word/2010/wordprocessingGroup" xmlns:wpi="http://schemas.microsoft.com/office/word/2010/wordprocessingInk" xmlns:wne="http://schemas.microsoft.com/office/word/2006/wordml" xmlns:wps="http://schemas.microsoft.com/office/word/2010/wordprocessingShape" mc:Ignorable="w14 w15 w16 w16cex w16cid w16du w16sdtdh w16sdtfl w16se wp14">
+<w:ftr xmlns:aink="http://schemas.microsoft.com/office/drawing/2016/ink" xmlns:am3d="http://schemas.microsoft.com/office/drawing/2017/model3d" xmlns:cx="http://schemas.microsoft.com/office/drawing/2014/chartex" xmlns:cx1="http://schemas.microsoft.com/office/drawing/2015/9/8/chartex" xmlns:cx2="http://schemas.microsoft.com/office/drawing/2015/10/21/chartex" xmlns:cx3="http://schemas.microsoft.com/office/drawing/2016/5/9/chartex" xmlns:cx4="http://schemas.microsoft.com/office/drawing/2016/5/10/chartex" xmlns:cx5="http://schemas.microsoft.com/office/drawing/2016/5/11/chartex" xmlns:cx6="http://schemas.microsoft.com/office/drawing/2016/5/12/chartex" xmlns:cx7="http://schemas.microsoft.com/office/drawing/2016/5/13/chartex" xmlns:cx8="http://schemas.microsoft.com/office/drawing/2016/5/14/chartex" xmlns:m="http://schemas.openxmlformats.org/officeDocument/2006/math" xmlns:mc="http://schemas.openxmlformats.org/markup-compatibility/2006" xmlns:o="urn:schemas-microsoft-com:office:office" xmlns:oel="http://schemas.microsoft.com/office/2019/extlst" xmlns:r="http://schemas.openxmlformats.org/officeDocument/2006/relationships" xmlns:v="urn:schemas-microsoft-com:vml" xmlns:w="http://schemas.openxmlformats.org/wordprocessingml/2006/main" xmlns:w10="urn:schemas-microsoft-com:office:word" xmlns:w14="http://schemas.microsoft.com/office/word/2010/wordml" xmlns:w15="http://schemas.microsoft.com/office/word/2012/wordml" xmlns:w16="http://schemas.microsoft.com/office/word/2018/wordml" xmlns:w16cex="http://schemas.microsoft.com/office/word/2018/wordml/cex" xmlns:w16cid="http://schemas.microsoft.com/office/word/2016/wordml/cid" xmlns:w16du="http://schemas.microsoft.com/office/word/2023/wordml/word16du" xmlns:w16sdtdh="http://schemas.microsoft.com/office/word/2020/wordml/sdtdatahash" xmlns:w16sdtfl="http://schemas.microsoft.com/office/word/2024/wordml/sdtformatlock" xmlns:w16se="http://schemas.microsoft.com/office/word/2015/wordml/symex" xmlns:wne="http://schemas.microsoft.com/office/word/2006/wordml" xmlns:wp="http://schemas.openxmlformats.org/drawingml/2006/wordprocessingDrawing" xmlns:wp14="http://schemas.microsoft.com/office/word/2010/wordprocessingDrawing" xmlns:wpc="http://schemas.microsoft.com/office/word/2010/wordprocessingCanvas" xmlns:wpg="http://schemas.microsoft.com/office/word/2010/wordprocessingGroup" xmlns:wpi="http://schemas.microsoft.com/office/word/2010/wordprocessingInk" xmlns:wps="http://schemas.microsoft.com/office/word/2010/wordprocessingShape" mc:Ignorable="w14 w15 w16 w16cex w16cid w16du w16sdtdh w16sdtfl w16se wp14">
   <w:p>
     <w:r>
       <w:t xml:space="preserve">Page </w:t>
@@ -506,7 +506,7 @@
 </file>
 
 <file path=word/footnotes.xml><?xml version="1.0" encoding="utf-8"?>
-<w:footnotes xmlns:w="http://schemas.openxmlformats.org/wordprocessingml/2006/main" xmlns:wpc="http://schemas.microsoft.com/office/word/2010/wordprocessingCanvas" xmlns:cx="http://schemas.microsoft.com/office/drawing/2014/chartex" xmlns:cx1="http://schemas.microsoft.com/office/drawing/2015/9/8/chartex" xmlns:cx2="http://schemas.microsoft.com/office/drawing/2015/10/21/chartex" xmlns:cx3="http://schemas.microsoft.com/office/drawing/2016/5/9/chartex" xmlns:cx4="http://schemas.microsoft.com/office/drawing/2016/5/10/chartex" xmlns:cx5="http://schemas.microsoft.com/office/drawing/2016/5/11/chartex" xmlns:cx6="http://schemas.microsoft.com/office/drawing/2016/5/12/chartex" xmlns:cx7="http://schemas.microsoft.com/office/drawing/2016/5/13/chartex" xmlns:cx8="http://schemas.microsoft.com/office/drawing/2016/5/14/chartex" xmlns:mc="http://schemas.openxmlformats.org/markup-compatibility/2006" xmlns:aink="http://schemas.microsoft.com/office/drawing/2016/ink" xmlns:am3d="http://schemas.microsoft.com/office/drawing/2017/model3d" xmlns:o="urn:schemas-microsoft-com:office:office" xmlns:oel="http://schemas.microsoft.com/office/2019/extlst" xmlns:r="http://schemas.openxmlformats.org/officeDocument/2006/relationships" xmlns:m="http://schemas.openxmlformats.org/officeDocument/2006/math" xmlns:v="urn:schemas-microsoft-com:vml" xmlns:wp14="http://schemas.microsoft.com/office/word/2010/wordprocessingDrawing" xmlns:wp="http://schemas.openxmlformats.org/drawingml/2006/wordprocessingDrawing" xmlns:w10="urn:schemas-microsoft-com:office:word" xmlns:w14="http://schemas.microsoft.com/office/word/2010/wordml" xmlns:w15="http://schemas.microsoft.com/office/word/2012/wordml" xmlns:w16cex="http://schemas.microsoft.com/office/word/2018/wordml/cex" xmlns:w16cid="http://schemas.microsoft.com/office/word/2016/wordml/cid" xmlns:w16="http://schemas.microsoft.com/office/word/2018/wordml" xmlns:w16du="http://schemas.microsoft.com/office/word/2023/wordml/word16du" xmlns:w16sdtdh="http://schemas.microsoft.com/office/word/2020/wordml/sdtdatahash" xmlns:w16sdtfl="http://schemas.microsoft.com/office/word/2024/wordml/sdtformatlock" xmlns:w16se="http://schemas.microsoft.com/office/word/2015/wordml/symex" xmlns:wpg="http://schemas.microsoft.com/office/word/2010/wordprocessingGroup" xmlns:wpi="http://schemas.microsoft.com/office/word/2010/wordprocessingInk" xmlns:wne="http://schemas.microsoft.com/office/word/2006/wordml" xmlns:wps="http://schemas.microsoft.com/office/word/2010/wordprocessingShape" mc:Ignorable="w14 w15 w16 w16cex w16cid w16du w16sdtdh w16sdtfl w16se wp14">
+<w:footnotes xmlns:aink="http://schemas.microsoft.com/office/drawing/2016/ink" xmlns:am3d="http://schemas.microsoft.com/office/drawing/2017/model3d" xmlns:cx="http://schemas.microsoft.com/office/drawing/2014/chartex" xmlns:cx1="http://schemas.microsoft.com/office/drawing/2015/9/8/chartex" xmlns:cx2="http://schemas.microsoft.com/office/drawing/2015/10/21/chartex" xmlns:cx3="http://schemas.microsoft.com/office/drawing/2016/5/9/chartex" xmlns:cx4="http://schemas.microsoft.com/office/drawing/2016/5/10/chartex" xmlns:cx5="http://schemas.microsoft.com/office/drawing/2016/5/11/chartex" xmlns:cx6="http://schemas.microsoft.com/office/drawing/2016/5/12/chartex" xmlns:cx7="http://schemas.microsoft.com/office/drawing/2016/5/13/chartex" xmlns:cx8="http://schemas.microsoft.com/office/drawing/2016/5/14/chartex" xmlns:m="http://schemas.openxmlformats.org/officeDocument/2006/math" xmlns:mc="http://schemas.openxmlformats.org/markup-compatibility/2006" xmlns:o="urn:schemas-microsoft-com:office:office" xmlns:oel="http://schemas.microsoft.com/office/2019/extlst" xmlns:r="http://schemas.openxmlformats.org/officeDocument/2006/relationships" xmlns:v="urn:schemas-microsoft-com:vml" xmlns:w="http://schemas.openxmlformats.org/wordprocessingml/2006/main" xmlns:w10="urn:schemas-microsoft-com:office:word" xmlns:w14="http://schemas.microsoft.com/office/word/2010/wordml" xmlns:w15="http://schemas.microsoft.com/office/word/2012/wordml" xmlns:w16="http://schemas.microsoft.com/office/word/2018/wordml" xmlns:w16cex="http://schemas.microsoft.com/office/word/2018/wordml/cex" xmlns:w16cid="http://schemas.microsoft.com/office/word/2016/wordml/cid" xmlns:w16du="http://schemas.microsoft.com/office/word/2023/wordml/word16du" xmlns:w16sdtdh="http://schemas.microsoft.com/office/word/2020/wordml/sdtdatahash" xmlns:w16sdtfl="http://schemas.microsoft.com/office/word/2024/wordml/sdtformatlock" xmlns:w16se="http://schemas.microsoft.com/office/word/2015/wordml/symex" xmlns:wne="http://schemas.microsoft.com/office/word/2006/wordml" xmlns:wp="http://schemas.openxmlformats.org/drawingml/2006/wordprocessingDrawing" xmlns:wp14="http://schemas.microsoft.com/office/word/2010/wordprocessingDrawing" xmlns:wpc="http://schemas.microsoft.com/office/word/2010/wordprocessingCanvas" xmlns:wpg="http://schemas.microsoft.com/office/word/2010/wordprocessingGroup" xmlns:wpi="http://schemas.microsoft.com/office/word/2010/wordprocessingInk" xmlns:wps="http://schemas.microsoft.com/office/word/2010/wordprocessingShape" mc:Ignorable="w14 w15 w16 w16cex w16cid w16du w16sdtdh w16sdtfl w16se wp14">
   <w:footnote w:id="0" w:type="continuationSeparator">
     <w:p>
       <w:pPr>
@@ -545,7 +545,7 @@
 </file>
 
 <file path=word/header1.xml><?xml version="1.0" encoding="utf-8"?>
-<w:hdr xmlns:w="http://schemas.openxmlformats.org/wordprocessingml/2006/main" xmlns:wpc="http://schemas.microsoft.com/office/word/2010/wordprocessingCanvas" xmlns:cx="http://schemas.microsoft.com/office/drawing/2014/chartex" xmlns:cx1="http://schemas.microsoft.com/office/drawing/2015/9/8/chartex" xmlns:cx2="http://schemas.microsoft.com/office/drawing/2015/10/21/chartex" xmlns:cx3="http://schemas.microsoft.com/office/drawing/2016/5/9/chartex" xmlns:cx4="http://schemas.microsoft.com/office/drawing/2016/5/10/chartex" xmlns:cx5="http://schemas.microsoft.com/office/drawing/2016/5/11/chartex" xmlns:cx6="http://schemas.microsoft.com/office/drawing/2016/5/12/chartex" xmlns:cx7="http://schemas.microsoft.com/office/drawing/2016/5/13/chartex" xmlns:cx8="http://schemas.microsoft.com/office/drawing/2016/5/14/chartex" xmlns:mc="http://schemas.openxmlformats.org/markup-compatibility/2006" xmlns:aink="http://schemas.microsoft.com/office/drawing/2016/ink" xmlns:am3d="http://schemas.microsoft.com/office/drawing/2017/model3d" xmlns:o="urn:schemas-microsoft-com:office:office" xmlns:oel="http://schemas.microsoft.com/office/2019/extlst" xmlns:r="http://schemas.openxmlformats.org/officeDocument/2006/relationships" xmlns:m="http://schemas.openxmlformats.org/officeDocument/2006/math" xmlns:v="urn:schemas-microsoft-com:vml" xmlns:wp14="http://schemas.microsoft.com/office/word/2010/wordprocessingDrawing" xmlns:wp="http://schemas.openxmlformats.org/drawingml/2006/wordprocessingDrawing" xmlns:w10="urn:schemas-microsoft-com:office:word" xmlns:w14="http://schemas.microsoft.com/office/word/2010/wordml" xmlns:w15="http://schemas.microsoft.com/office/word/2012/wordml" xmlns:w16cex="http://schemas.microsoft.com/office/word/2018/wordml/cex" xmlns:w16cid="http://schemas.microsoft.com/office/word/2016/wordml/cid" xmlns:w16="http://schemas.microsoft.com/office/word/2018/wordml" xmlns:w16du="http://schemas.microsoft.com/office/word/2023/wordml/word16du" xmlns:w16sdtdh="http://schemas.microsoft.com/office/word/2020/wordml/sdtdatahash" xmlns:w16sdtfl="http://schemas.microsoft.com/office/word/2024/wordml/sdtformatlock" xmlns:w16se="http://schemas.microsoft.com/office/word/2015/wordml/symex" xmlns:wpg="http://schemas.microsoft.com/office/word/2010/wordprocessingGroup" xmlns:wpi="http://schemas.microsoft.com/office/word/2010/wordprocessingInk" xmlns:wne="http://schemas.microsoft.com/office/word/2006/wordml" xmlns:wps="http://schemas.microsoft.com/office/word/2010/wordprocessingShape" mc:Ignorable="w14 w15 w16 w16cex w16cid w16du w16sdtdh w16sdtfl w16se wp14">
+<w:hdr xmlns:aink="http://schemas.microsoft.com/office/drawing/2016/ink" xmlns:am3d="http://schemas.microsoft.com/office/drawing/2017/model3d" xmlns:cx="http://schemas.microsoft.com/office/drawing/2014/chartex" xmlns:cx1="http://schemas.microsoft.com/office/drawing/2015/9/8/chartex" xmlns:cx2="http://schemas.microsoft.com/office/drawing/2015/10/21/chartex" xmlns:cx3="http://schemas.microsoft.com/office/drawing/2016/5/9/chartex" xmlns:cx4="http://schemas.microsoft.com/office/drawing/2016/5/10/chartex" xmlns:cx5="http://schemas.microsoft.com/office/drawing/2016/5/11/chartex" xmlns:cx6="http://schemas.microsoft.com/office/drawing/2016/5/12/chartex" xmlns:cx7="http://schemas.microsoft.com/office/drawing/2016/5/13/chartex" xmlns:cx8="http://schemas.microsoft.com/office/drawing/2016/5/14/chartex" xmlns:m="http://schemas.openxmlformats.org/officeDocument/2006/math" xmlns:mc="http://schemas.openxmlformats.org/markup-compatibility/2006" xmlns:o="urn:schemas-microsoft-com:office:office" xmlns:oel="http://schemas.microsoft.com/office/2019/extlst" xmlns:r="http://schemas.openxmlformats.org/officeDocument/2006/relationships" xmlns:v="urn:schemas-microsoft-com:vml" xmlns:w="http://schemas.openxmlformats.org/wordprocessingml/2006/main" xmlns:w10="urn:schemas-microsoft-com:office:word" xmlns:w14="http://schemas.microsoft.com/office/word/2010/wordml" xmlns:w15="http://schemas.microsoft.com/office/word/2012/wordml" xmlns:w16="http://schemas.microsoft.com/office/word/2018/wordml" xmlns:w16cex="http://schemas.microsoft.com/office/word/2018/wordml/cex" xmlns:w16cid="http://schemas.microsoft.com/office/word/2016/wordml/cid" xmlns:w16du="http://schemas.microsoft.com/office/word/2023/wordml/word16du" xmlns:w16sdtdh="http://schemas.microsoft.com/office/word/2020/wordml/sdtdatahash" xmlns:w16sdtfl="http://schemas.microsoft.com/office/word/2024/wordml/sdtformatlock" xmlns:w16se="http://schemas.microsoft.com/office/word/2015/wordml/symex" xmlns:wne="http://schemas.microsoft.com/office/word/2006/wordml" xmlns:wp="http://schemas.openxmlformats.org/drawingml/2006/wordprocessingDrawing" xmlns:wp14="http://schemas.microsoft.com/office/word/2010/wordprocessingDrawing" xmlns:wpc="http://schemas.microsoft.com/office/word/2010/wordprocessingCanvas" xmlns:wpg="http://schemas.microsoft.com/office/word/2010/wordprocessingGroup" xmlns:wpi="http://schemas.microsoft.com/office/word/2010/wordprocessingInk" xmlns:wps="http://schemas.microsoft.com/office/word/2010/wordprocessingShape" mc:Ignorable="w14 w15 w16 w16cex w16cid w16du w16sdtdh w16sdtfl w16se wp14">
   <w:p>
     <w:r>
       <w:rPr>
@@ -558,7 +558,7 @@
 </file>
 
 <file path=word/numbering.xml><?xml version="1.0" encoding="utf-8"?>
-<w:numbering xmlns:w="http://schemas.openxmlformats.org/wordprocessingml/2006/main" xmlns:mc="http://schemas.openxmlformats.org/markup-compatibility/2006" xmlns:w14="http://schemas.microsoft.com/office/word/2010/wordml" xmlns:w15="http://schemas.microsoft.com/office/word/2012/wordml" xmlns:w16se="http://schemas.microsoft.com/office/word/2015/wordml/symex" xmlns:w16cid="http://schemas.microsoft.com/office/word/2016/wordml/cid" xmlns:w16="http://schemas.microsoft.com/office/word/2018/wordml" xmlns:w16cex="http://schemas.microsoft.com/office/word/2018/wordml/cex" xmlns:w16sdtdh="http://schemas.microsoft.com/office/word/2020/wordml/sdtdatahash" xmlns:w16sdtfl="http://schemas.microsoft.com/office/word/2024/wordml/sdtformatlock" xmlns:w16du="http://schemas.microsoft.com/office/word/2023/wordml/word16du" xmlns:wp14="http://schemas.microsoft.com/office/word/2010/wordprocessingDrawing" mc:Ignorable="w14 w15 w16 w16cex w16cid w16du w16sdtdh w16sdtfl w16se wp14">
+<w:numbering xmlns:mc="http://schemas.openxmlformats.org/markup-compatibility/2006" xmlns:w="http://schemas.openxmlformats.org/wordprocessingml/2006/main" xmlns:w14="http://schemas.microsoft.com/office/word/2010/wordml" xmlns:w15="http://schemas.microsoft.com/office/word/2012/wordml" xmlns:w16="http://schemas.microsoft.com/office/word/2018/wordml" xmlns:w16cex="http://schemas.microsoft.com/office/word/2018/wordml/cex" xmlns:w16cid="http://schemas.microsoft.com/office/word/2016/wordml/cid" xmlns:w16du="http://schemas.microsoft.com/office/word/2023/wordml/word16du" xmlns:w16sdtdh="http://schemas.microsoft.com/office/word/2020/wordml/sdtdatahash" xmlns:w16sdtfl="http://schemas.microsoft.com/office/word/2024/wordml/sdtformatlock" xmlns:w16se="http://schemas.microsoft.com/office/word/2015/wordml/symex" xmlns:wp14="http://schemas.microsoft.com/office/word/2010/wordprocessingDrawing" mc:Ignorable="w14 w15 w16 w16cex w16cid w16du w16sdtdh w16sdtfl w16se wp14">
   <w:abstractNum w:abstractNumId="0">
     <w:lvl w:ilvl="0">
       <w:start w:val="1"/>
@@ -722,7 +722,7 @@
 </file>
 
 <file path=word/styles.xml><?xml version="1.0" encoding="utf-8"?>
-<w:styles xmlns:w="http://schemas.openxmlformats.org/wordprocessingml/2006/main" xmlns:mc="http://schemas.openxmlformats.org/markup-compatibility/2006" xmlns:r="http://schemas.openxmlformats.org/officeDocument/2006/relationships" xmlns:w14="http://schemas.microsoft.com/office/word/2010/wordml" xmlns:w15="http://schemas.microsoft.com/office/word/2012/wordml" xmlns:wp14="http://schemas.microsoft.com/office/word/2010/wordprocessingDrawing" xmlns:w16cex="http://schemas.microsoft.com/office/word/2018/wordml/cex" xmlns:w16cid="http://schemas.microsoft.com/office/word/2016/wordml/cid" xmlns:w16="http://schemas.microsoft.com/office/word/2018/wordml" xmlns:w16du="http://schemas.microsoft.com/office/word/2023/wordml/word16du" xmlns:w16sdtdh="http://schemas.microsoft.com/office/word/2020/wordml/sdtdatahash" xmlns:w16sdtfl="http://schemas.microsoft.com/office/word/2024/wordml/sdtformatlock" xmlns:w16se="http://schemas.microsoft.com/office/word/2015/wordml/symex" mc:Ignorable="w14 w15 w16 w16cex w16cid w16du w16sdtdh w16sdtfl w16se">
+<w:styles xmlns:mc="http://schemas.openxmlformats.org/markup-compatibility/2006" xmlns:r="http://schemas.openxmlformats.org/officeDocument/2006/relationships" xmlns:w="http://schemas.openxmlformats.org/wordprocessingml/2006/main" xmlns:w14="http://schemas.microsoft.com/office/word/2010/wordml" xmlns:w15="http://schemas.microsoft.com/office/word/2012/wordml" xmlns:w16="http://schemas.microsoft.com/office/word/2018/wordml" xmlns:w16cex="http://schemas.microsoft.com/office/word/2018/wordml/cex" xmlns:w16cid="http://schemas.microsoft.com/office/word/2016/wordml/cid" xmlns:w16du="http://schemas.microsoft.com/office/word/2023/wordml/word16du" xmlns:w16sdtdh="http://schemas.microsoft.com/office/word/2020/wordml/sdtdatahash" xmlns:w16sdtfl="http://schemas.microsoft.com/office/word/2024/wordml/sdtformatlock" xmlns:w16se="http://schemas.microsoft.com/office/word/2015/wordml/symex" xmlns:wp14="http://schemas.microsoft.com/office/word/2010/wordprocessingDrawing" mc:Ignorable="w14 w15 w16 w16cex w16cid w16du w16sdtdh w16sdtfl w16se">
   <w:docDefaults>
     <w:rPrDefault>
       <w:rPr>

--- a/examples/generated/academic_full.docx
+++ b/examples/generated/academic_full.docx
@@ -56,7 +56,19 @@
     </w:p>
     <w:p>
       <w:r>
-        <w:t>This paper examines the impact of the Builder design pattern on software quality metrics including maintainability, testability, and code readability. Through a controlled experiment involving 120 developers, we demonstrate that projects using Builder patterns show a 34% reduction in configuration-related bugs.</w:t>
+        <w:t xml:space="preserve">This paper examines the impact of the Builder design pattern on </w:t>
+      </w:r>
+      <w:r>
+        <w:t xml:space="preserve">software quality metrics including maintainability, testability, and </w:t>
+      </w:r>
+      <w:r>
+        <w:t xml:space="preserve">code readability. Through a controlled experiment involving 120 </w:t>
+      </w:r>
+      <w:r>
+        <w:t xml:space="preserve">developers, we demonstrate that projects using Builder patterns show </w:t>
+      </w:r>
+      <w:r>
+        <w:t>a 34% reduction in configuration-related bugs.</w:t>
       </w:r>
     </w:p>
     <w:p>
@@ -73,9 +85,7 @@
       <w:fldChar w:fldCharType="begin"/>
       <w:fldChar w:fldCharType="separate"/>
       <w:fldChar w:fldCharType="end"/>
-      <w:instrText>
-        <w:text> TOC \o "1-3" \h \z \u </w:text>
-      </w:instrText>
+      <w:instrText> TOC \o "1-3" \h \z \u </w:instrText>
     </w:p>
     <w:p>
       <w:r>
@@ -92,12 +102,36 @@
     </w:p>
     <w:p>
       <w:r>
-        <w:t>Software design patterns have been a cornerstone of object-oriented programming since the seminal work by Gamma et al. Among these patterns, the Builder pattern has gained particular prominence in modern software development.</w:t>
-      </w:r>
-    </w:p>
-    <w:p>
-      <w:r>
-        <w:t>The Builder pattern separates the construction of a complex object from its representation, allowing the same construction process to create different representations.</w:t>
+        <w:t xml:space="preserve">Software design patterns have been a cornerstone of object-oriented </w:t>
+      </w:r>
+      <w:r>
+        <w:t>programming since the seminal work by Gamma et al.</w:t>
+      </w:r>
+      <w:r>
+        <w:footnoteReference w:id="1"/>
+      </w:r>
+      <w:r>
+        <w:t xml:space="preserve"> Among these patterns, the Builder pattern has gained particular </w:t>
+      </w:r>
+      <w:r>
+        <w:t>prominence in modern software development.</w:t>
+      </w:r>
+    </w:p>
+    <w:p>
+      <w:r>
+        <w:t xml:space="preserve">The Builder pattern separates the construction of a complex object </w:t>
+      </w:r>
+      <w:r>
+        <w:t>from its representation</w:t>
+      </w:r>
+      <w:r>
+        <w:footnoteReference w:id="2"/>
+      </w:r>
+      <w:r>
+        <w:t xml:space="preserve">, allowing the same construction process to create different </w:t>
+      </w:r>
+      <w:r>
+        <w:t>representations.</w:t>
       </w:r>
     </w:p>
     <w:p>
@@ -118,7 +152,13 @@
     </w:p>
     <w:p>
       <w:r>
-        <w:t>Recent studies have shown that proper use of design patterns correlates with higher code quality scores.</w:t>
+        <w:t xml:space="preserve">Recent studies have shown that proper use of design patterns </w:t>
+      </w:r>
+      <w:r>
+        <w:t>correlates with higher code quality scores.</w:t>
+      </w:r>
+      <w:r>
+        <w:endnoteReference w:id="1"/>
       </w:r>
     </w:p>
     <w:p>
@@ -131,7 +171,10 @@
     </w:p>
     <w:p>
       <w:r>
-        <w:t>The Builder pattern provides a fluent interface for constructing complex objects step by step. This approach offers several advantages:</w:t>
+        <w:t xml:space="preserve">The Builder pattern provides a fluent interface for constructing </w:t>
+      </w:r>
+      <w:r>
+        <w:t>complex objects step by step. This approach offers several advantages:</w:t>
       </w:r>
     </w:p>
     <w:p>
@@ -188,7 +231,10 @@
     </w:p>
     <w:p>
       <w:r>
-        <w:t>We conducted a controlled experiment with 120 professional software developers, divided into two groups of 60 each.</w:t>
+        <w:t xml:space="preserve">We conducted a controlled experiment with 120 professional </w:t>
+      </w:r>
+      <w:r>
+        <w:t>software developers, divided into two groups of 60 each.</w:t>
       </w:r>
     </w:p>
     <w:p>
@@ -197,76 +243,6 @@
       </w:pPr>
       <w:r>
         <w:t>3.1 Experimental Design</w:t>
-      </w:r>
-    </w:p>
-    <w:p>
-      <w:pPr>
-        <w:pStyle w:val="Heading1"/>
-      </w:pPr>
-      <w:r>
-        <w:t>4. Results</w:t>
-      </w:r>
-    </w:p>
-    <w:p>
-      <w:r>
-        <w:t>Our results demonstrate a statistically significant improvement in code quality metrics for the Builder pattern group.</w:t>
-      </w:r>
-    </w:p>
-    <w:p>
-      <w:pPr>
-        <w:numPr>
-          <w:ilvl w:val="0"/>
-          <w:numId w:val="2"/>
-        </w:numPr>
-      </w:pPr>
-      <w:r>
-        <w:t>Configuration bug reduction: 34%</w:t>
-      </w:r>
-    </w:p>
-    <w:p>
-      <w:pPr>
-        <w:numPr>
-          <w:ilvl w:val="0"/>
-          <w:numId w:val="2"/>
-        </w:numPr>
-      </w:pPr>
-      <w:r>
-        <w:t>Code readability score: +28%</w:t>
-      </w:r>
-    </w:p>
-    <w:p>
-      <w:pPr>
-        <w:numPr>
-          <w:ilvl w:val="0"/>
-          <w:numId w:val="2"/>
-        </w:numPr>
-      </w:pPr>
-      <w:r>
-        <w:t>Test coverage improvement: +15%</w:t>
-      </w:r>
-    </w:p>
-    <w:p>
-      <w:pPr>
-        <w:numPr>
-          <w:ilvl w:val="0"/>
-          <w:numId w:val="2"/>
-        </w:numPr>
-      </w:pPr>
-      <w:r>
-        <w:t>Development time: comparable (no significant difference)</w:t>
-      </w:r>
-    </w:p>
-    <w:p>
-      <w:r>
-        <w:br w:type="page"/>
-      </w:r>
-    </w:p>
-    <w:p>
-      <w:pPr>
-        <w:pStyle w:val="Heading1"/>
-      </w:pPr>
-      <w:r>
-        <w:t>References</w:t>
       </w:r>
     </w:p>
     <w:tbl>
@@ -443,6 +419,79 @@
         </w:tc>
       </w:tr>
     </w:tbl>
+    <w:p>
+      <w:pPr>
+        <w:pStyle w:val="Heading1"/>
+      </w:pPr>
+      <w:r>
+        <w:t>4. Results</w:t>
+      </w:r>
+    </w:p>
+    <w:p>
+      <w:r>
+        <w:t xml:space="preserve">Our results demonstrate a statistically significant improvement </w:t>
+      </w:r>
+      <w:r>
+        <w:t>in code quality metrics for the Builder pattern group.</w:t>
+      </w:r>
+    </w:p>
+    <w:p>
+      <w:pPr>
+        <w:numPr>
+          <w:ilvl w:val="0"/>
+          <w:numId w:val="2"/>
+        </w:numPr>
+      </w:pPr>
+      <w:r>
+        <w:t>Configuration bug reduction: 34%</w:t>
+      </w:r>
+    </w:p>
+    <w:p>
+      <w:pPr>
+        <w:numPr>
+          <w:ilvl w:val="0"/>
+          <w:numId w:val="2"/>
+        </w:numPr>
+      </w:pPr>
+      <w:r>
+        <w:t>Code readability score: +28%</w:t>
+      </w:r>
+    </w:p>
+    <w:p>
+      <w:pPr>
+        <w:numPr>
+          <w:ilvl w:val="0"/>
+          <w:numId w:val="2"/>
+        </w:numPr>
+      </w:pPr>
+      <w:r>
+        <w:t>Test coverage improvement: +15%</w:t>
+      </w:r>
+    </w:p>
+    <w:p>
+      <w:pPr>
+        <w:numPr>
+          <w:ilvl w:val="0"/>
+          <w:numId w:val="2"/>
+        </w:numPr>
+      </w:pPr>
+      <w:r>
+        <w:t>Development time: comparable (no significant difference)</w:t>
+      </w:r>
+    </w:p>
+    <w:p>
+      <w:r>
+        <w:br w:type="page"/>
+      </w:r>
+    </w:p>
+    <w:p>
+      <w:pPr>
+        <w:pStyle w:val="Heading1"/>
+      </w:pPr>
+      <w:r>
+        <w:t>References</w:t>
+      </w:r>
+    </w:p>
     <w:sectPr>
       <w:headerReference w:type="default" r:id="rId9"/>
       <w:footerReference w:type="default" r:id="rId10"/>
@@ -495,12 +544,18 @@
     </w:r>
   </w:p>
   <w:p>
-    <w:fldChar w:fldCharType="begin"/>
-    <w:fldChar w:fldCharType="separate"/>
-    <w:fldChar w:fldCharType="end"/>
-    <w:instrText>
-      <w:text> PAGE </w:text>
-    </w:instrText>
+    <w:r>
+      <w:fldChar w:fldCharType="begin"/>
+    </w:r>
+    <w:r>
+      <w:instrText> PAGE </w:instrText>
+    </w:r>
+    <w:r>
+      <w:fldChar w:fldCharType="separate"/>
+    </w:r>
+    <w:r>
+      <w:fldChar w:fldCharType="end"/>
+    </w:r>
   </w:p>
 </w:ftr>
 </file>
@@ -707,18 +762,18 @@
       </w:rPr>
     </w:lvl>
   </w:abstractNum>
-  <w:num w:numId="1" w16cid:durableId="753788258">
+  <w:num w:numId="1" w16cid:durableId="-1658866346">
     <w:abstractNumId w:val="0"/>
   </w:num>
-  <w:num w:numId="2" w16cid:durableId="223148573">
+  <w:num w:numId="2" w16cid:durableId="-1981979758">
     <w:abstractNumId w:val="1"/>
   </w:num>
 </w:numbering>
 </file>
 
-<file path=word/sources.xml><?xml version="1.0" encoding="UTF-8" standalone="yes"?>
-
-<Sources xmlns="http://schemas.openxmlformats.org/officeDocument/2006/bibliography" b:SelectedStyle="APA"><Source><SourceType>Book</SourceType><Tag>gamma1994</Tag><Author><NameList><Person><First>Gamma,</First><Last>E.</Last></Person><Person><First>Helm,</First><Last>R.</Last></Person><Person><First>Johnson,</First><Last>R.</Last></Person><Person><First>Vlissides,</First><Last>J.</Last></Person></NameList></Author><Title>Design Patterns: Elements of Reusable Object-Oriented Software</Title><Year>1994</Year><Publisher>Addison-Wesley</Publisher><RefOrder>1</RefOrder></Source><Source><SourceType>JournalArticle</SourceType><Tag>smith2024</Tag><Author><NameList><Person><First>Smith,</First><Last>J.</Last></Person></NameList></Author><Title>Design Patterns and Code Quality</Title><Year>2024</Year><Publisher>Journal of Software Engineering</Publisher><Pages>45-67</Pages><Volume>15</Volume><RefOrder>2</RefOrder></Source><Source><SourceType>InternetSite</SourceType><Tag>builder2025</Tag><Author><NameList><Person><First>Martin,</First><Last>R.</Last></Person></NameList></Author><Title>Builder Pattern in Modern Ruby</Title><Year>2025</Year><URL>https://example.com/builder-pattern-ruby</URL><RefOrder>3</RefOrder></Source></Sources>
+<file path=word/sources.xml><?xml version="1.0" encoding="UTF-8" standalone="yes"?>
+<Sources xmlns="http://schemas.openxmlformats.org/officeDocument/2006/bibliography" b:SelectedStyle="APA"><Source><SourceType>Book</SourceType><Tag>gamma1994</Tag><Author><NameList><Person><First>Gamma,</First><Last>E.</Last></Person><Person><First>Helm,</First><Last>R.</Last></Person><Person><First>Johnson,</First><Last>R.</Last></Person><Person><First>Vlissides,</First><Last>J.</Last></Person></NameList></Author><Title>Design Patterns: Elements of Reusable Object-Oriented Software</Title><Year>1994</Year><Publisher>Addison-Wesley</Publisher><RefOrder>1</RefOrder></Source><Source><SourceType>JournalArticle</SourceType><Tag>smith2024</Tag><Author><NameList><Person><First>Smith,</First><Last>J.</Last></Person></NameList></Author><Title>Design Patterns and Code Quality</Title><Year>2024</Year><Publisher>Journal of Software Engineering</Publisher><Pages>45-67</Pages><Volume>15</Volume><RefOrder>2</RefOrder></Source><Source><SourceType>InternetSite</SourceType><Tag>builder2025</Tag><Author><NameList><Person><First>Martin,</First><Last>R.</Last></Person></NameList></Author><Title>Builder Pattern in Modern Ruby</Title><Year>2025</Year><URL>https://example.com/builder-pattern-ruby</URL><RefOrder>3</RefOrder></Source></Sources>
+
 </file>
 
 <file path=word/styles.xml><?xml version="1.0" encoding="utf-8"?>

--- a/examples/generated/academic_full.docx
+++ b/examples/generated/academic_full.docx
@@ -8,8 +8,8 @@
       </w:pPr>
       <w:r>
         <w:rPr>
+          <w:b/>
           <w:sz w:val="56"/>
-          <w:b/>
         </w:rPr>
         <w:t>The Impact of Builder Patterns\non Software Quality</w:t>
       </w:r>
@@ -782,9 +782,9 @@
     <w:rPrDefault>
       <w:rPr>
         <w:rFonts w:asciiTheme="minorHAnsi" w:eastAsiaTheme="minorEastAsia" w:hAnsiTheme="minorHAnsi" w:cstheme="minorBidi"/>
+        <w:kern w:val="2"/>
         <w:sz w:val="24"/>
         <w:szCs w:val="24"/>
-        <w:kern w:val="2"/>
         <w:lang w:val="en-US" w:eastAsia="zh-CN" w:bidi="ar-SA"/>
         <w14:ligatures w14:val="standardContextual"/>
       </w:rPr>
@@ -1193,9 +1193,9 @@
     </w:pPr>
     <w:rPr>
       <w:rFonts w:ascii="Calibri Light" w:hAnsi="Calibri Light"/>
-      <w:sz w:val="32"/>
       <w:b/>
       <w:color w:val="2E74B5"/>
+      <w:sz w:val="32"/>
     </w:rPr>
   </w:style>
   <w:style w:type="paragraph" w:styleId="Heading2">
@@ -1210,9 +1210,9 @@
     </w:pPr>
     <w:rPr>
       <w:rFonts w:ascii="Calibri Light" w:hAnsi="Calibri Light"/>
-      <w:sz w:val="26"/>
       <w:b/>
       <w:color w:val="2E74B5"/>
+      <w:sz w:val="26"/>
     </w:rPr>
   </w:style>
   <w:style w:type="paragraph" w:styleId="Heading3">
@@ -1227,9 +1227,9 @@
     </w:pPr>
     <w:rPr>
       <w:rFonts w:ascii="Calibri" w:hAnsi="Calibri"/>
-      <w:sz w:val="24"/>
       <w:b/>
       <w:color w:val="1F4E79"/>
+      <w:sz w:val="24"/>
     </w:rPr>
   </w:style>
   <w:style w:type="paragraph" w:styleId="Heading4">
@@ -1244,9 +1244,9 @@
     </w:pPr>
     <w:rPr>
       <w:rFonts w:ascii="Calibri" w:hAnsi="Calibri"/>
-      <w:sz w:val="22"/>
       <w:b/>
       <w:color w:val="2E74B5"/>
+      <w:sz w:val="22"/>
     </w:rPr>
   </w:style>
   <w:style w:type="paragraph" w:styleId="Heading5">
@@ -1261,9 +1261,9 @@
     </w:pPr>
     <w:rPr>
       <w:rFonts w:ascii="Calibri" w:hAnsi="Calibri"/>
-      <w:sz w:val="20"/>
       <w:b/>
       <w:color w:val="2E74B5"/>
+      <w:sz w:val="20"/>
     </w:rPr>
   </w:style>
   <w:style w:type="paragraph" w:styleId="Heading6">
@@ -1278,9 +1278,9 @@
     </w:pPr>
     <w:rPr>
       <w:rFonts w:ascii="Calibri" w:hAnsi="Calibri"/>
-      <w:sz w:val="20"/>
       <w:b/>
       <w:color w:val="1F3763"/>
+      <w:sz w:val="20"/>
     </w:rPr>
   </w:style>
   <w:style w:type="paragraph" w:styleId="Heading7">
@@ -1295,9 +1295,9 @@
     </w:pPr>
     <w:rPr>
       <w:rFonts w:ascii="Calibri" w:hAnsi="Calibri"/>
-      <w:sz w:val="20"/>
       <w:b/>
       <w:color w:val="2E74B5"/>
+      <w:sz w:val="20"/>
     </w:rPr>
   </w:style>
   <w:style w:type="paragraph" w:styleId="Heading8">
@@ -1312,9 +1312,9 @@
     </w:pPr>
     <w:rPr>
       <w:rFonts w:ascii="Calibri" w:hAnsi="Calibri"/>
-      <w:sz w:val="20"/>
       <w:b/>
       <w:color w:val="2E74B5"/>
+      <w:sz w:val="20"/>
     </w:rPr>
   </w:style>
   <w:style w:type="paragraph" w:styleId="Heading9">
@@ -1329,9 +1329,9 @@
     </w:pPr>
     <w:rPr>
       <w:rFonts w:ascii="Calibri" w:hAnsi="Calibri"/>
-      <w:sz w:val="20"/>
       <w:b/>
       <w:color w:val="2E74B5"/>
+      <w:sz w:val="20"/>
     </w:rPr>
   </w:style>
   <w:style w:type="character" w:styleId="Emphasis" w:customStyle="1">
@@ -1352,13 +1352,13 @@
     <w:semiHidden/>
     <w:unhideWhenUsed/>
     <w:tblPr>
+      <w:tblInd w:w="0" w:type="dxa"/>
       <w:tblCellMar>
         <w:top w:w="0" w:type="dxa"/>
         <w:left w:w="108" w:type="dxa"/>
         <w:bottom w:w="0" w:type="dxa"/>
         <w:right w:w="108" w:type="dxa"/>
       </w:tblCellMar>
-      <w:tblInd w:w="0" w:type="dxa"/>
     </w:tblPr>
   </w:style>
   <w:style w:type="numbering" w:styleId="NoList" w:default="1">
@@ -1563,6 +1563,5 @@
   </a:themeElements>
   <a:objectDefaults/>
   <a:extraClrSchemeLst/>
-  <a:extLst/>
 </a:theme>
 </file>
--- a/examples/generated/academic_full.docx
+++ b/examples/generated/academic_full.docx
@@ -619,55 +619,73 @@
       <w:start w:val="1"/>
       <w:numFmt w:val="decimal"/>
       <w:lvlJc w:val="left"/>
-      <w:ind w:left="720" w:hanging="360"/>
+      <w:pPr>
+        <w:ind w:left="720" w:hanging="360"/>
+      </w:pPr>
     </w:lvl>
     <w:lvl w:ilvl="1">
       <w:start w:val="1"/>
       <w:numFmt w:val="decimal"/>
       <w:lvlJc w:val="left"/>
-      <w:ind w:left="1440" w:hanging="360"/>
+      <w:pPr>
+        <w:ind w:left="1440" w:hanging="360"/>
+      </w:pPr>
     </w:lvl>
     <w:lvl w:ilvl="2">
       <w:start w:val="1"/>
       <w:numFmt w:val="decimal"/>
       <w:lvlJc w:val="left"/>
-      <w:ind w:left="2160" w:hanging="360"/>
+      <w:pPr>
+        <w:ind w:left="2160" w:hanging="360"/>
+      </w:pPr>
     </w:lvl>
     <w:lvl w:ilvl="3">
       <w:start w:val="1"/>
       <w:numFmt w:val="decimal"/>
       <w:lvlJc w:val="left"/>
-      <w:ind w:left="2880" w:hanging="360"/>
+      <w:pPr>
+        <w:ind w:left="2880" w:hanging="360"/>
+      </w:pPr>
     </w:lvl>
     <w:lvl w:ilvl="4">
       <w:start w:val="1"/>
       <w:numFmt w:val="decimal"/>
       <w:lvlJc w:val="left"/>
-      <w:ind w:left="3600" w:hanging="360"/>
+      <w:pPr>
+        <w:ind w:left="3600" w:hanging="360"/>
+      </w:pPr>
     </w:lvl>
     <w:lvl w:ilvl="5">
       <w:start w:val="1"/>
       <w:numFmt w:val="decimal"/>
       <w:lvlJc w:val="left"/>
-      <w:ind w:left="4320" w:hanging="360"/>
+      <w:pPr>
+        <w:ind w:left="4320" w:hanging="360"/>
+      </w:pPr>
     </w:lvl>
     <w:lvl w:ilvl="6">
       <w:start w:val="1"/>
       <w:numFmt w:val="decimal"/>
       <w:lvlJc w:val="left"/>
-      <w:ind w:left="5040" w:hanging="360"/>
+      <w:pPr>
+        <w:ind w:left="5040" w:hanging="360"/>
+      </w:pPr>
     </w:lvl>
     <w:lvl w:ilvl="7">
       <w:start w:val="1"/>
       <w:numFmt w:val="decimal"/>
       <w:lvlJc w:val="left"/>
-      <w:ind w:left="5760" w:hanging="360"/>
+      <w:pPr>
+        <w:ind w:left="5760" w:hanging="360"/>
+      </w:pPr>
     </w:lvl>
     <w:lvl w:ilvl="8">
       <w:start w:val="1"/>
       <w:numFmt w:val="decimal"/>
       <w:lvlJc w:val="left"/>
-      <w:ind w:left="6480" w:hanging="360"/>
+      <w:pPr>
+        <w:ind w:left="6480" w:hanging="360"/>
+      </w:pPr>
     </w:lvl>
   </w:abstractNum>
   <w:abstractNum w:abstractNumId="1">
@@ -676,7 +694,9 @@
       <w:numFmt w:val="bullet"/>
       <w:lvlText w:val="•"/>
       <w:lvlJc w:val="left"/>
-      <w:ind w:left="720" w:hanging="360"/>
+      <w:pPr>
+        <w:ind w:left="720" w:hanging="360"/>
+      </w:pPr>
       <w:rPr>
         <w:rFonts w:ascii="Symbol" w:hAnsi="Symbol" w:hint="default"/>
       </w:rPr>
@@ -686,7 +706,9 @@
       <w:numFmt w:val="bullet"/>
       <w:lvlText w:val="○"/>
       <w:lvlJc w:val="left"/>
-      <w:ind w:left="1440" w:hanging="360"/>
+      <w:pPr>
+        <w:ind w:left="1440" w:hanging="360"/>
+      </w:pPr>
       <w:rPr>
         <w:rFonts w:ascii="Symbol" w:hAnsi="Symbol" w:hint="default"/>
       </w:rPr>
@@ -696,7 +718,9 @@
       <w:numFmt w:val="bullet"/>
       <w:lvlText w:val="■"/>
       <w:lvlJc w:val="left"/>
-      <w:ind w:left="2160" w:hanging="360"/>
+      <w:pPr>
+        <w:ind w:left="2160" w:hanging="360"/>
+      </w:pPr>
       <w:rPr>
         <w:rFonts w:ascii="Symbol" w:hAnsi="Symbol" w:hint="default"/>
       </w:rPr>
@@ -706,7 +730,9 @@
       <w:numFmt w:val="bullet"/>
       <w:lvlText w:val="•"/>
       <w:lvlJc w:val="left"/>
-      <w:ind w:left="2880" w:hanging="360"/>
+      <w:pPr>
+        <w:ind w:left="2880" w:hanging="360"/>
+      </w:pPr>
       <w:rPr>
         <w:rFonts w:ascii="Symbol" w:hAnsi="Symbol" w:hint="default"/>
       </w:rPr>
@@ -716,7 +742,9 @@
       <w:numFmt w:val="bullet"/>
       <w:lvlText w:val="○"/>
       <w:lvlJc w:val="left"/>
-      <w:ind w:left="3600" w:hanging="360"/>
+      <w:pPr>
+        <w:ind w:left="3600" w:hanging="360"/>
+      </w:pPr>
       <w:rPr>
         <w:rFonts w:ascii="Symbol" w:hAnsi="Symbol" w:hint="default"/>
       </w:rPr>
@@ -726,7 +754,9 @@
       <w:numFmt w:val="bullet"/>
       <w:lvlText w:val="■"/>
       <w:lvlJc w:val="left"/>
-      <w:ind w:left="4320" w:hanging="360"/>
+      <w:pPr>
+        <w:ind w:left="4320" w:hanging="360"/>
+      </w:pPr>
       <w:rPr>
         <w:rFonts w:ascii="Symbol" w:hAnsi="Symbol" w:hint="default"/>
       </w:rPr>
@@ -736,7 +766,9 @@
       <w:numFmt w:val="bullet"/>
       <w:lvlText w:val="•"/>
       <w:lvlJc w:val="left"/>
-      <w:ind w:left="5040" w:hanging="360"/>
+      <w:pPr>
+        <w:ind w:left="5040" w:hanging="360"/>
+      </w:pPr>
       <w:rPr>
         <w:rFonts w:ascii="Symbol" w:hAnsi="Symbol" w:hint="default"/>
       </w:rPr>
@@ -746,7 +778,9 @@
       <w:numFmt w:val="bullet"/>
       <w:lvlText w:val="○"/>
       <w:lvlJc w:val="left"/>
-      <w:ind w:left="5760" w:hanging="360"/>
+      <w:pPr>
+        <w:ind w:left="5760" w:hanging="360"/>
+      </w:pPr>
       <w:rPr>
         <w:rFonts w:ascii="Symbol" w:hAnsi="Symbol" w:hint="default"/>
       </w:rPr>
@@ -756,7 +790,9 @@
       <w:numFmt w:val="bullet"/>
       <w:lvlText w:val="■"/>
       <w:lvlJc w:val="left"/>
-      <w:ind w:left="6480" w:hanging="360"/>
+      <w:pPr>
+        <w:ind w:left="6480" w:hanging="360"/>
+      </w:pPr>
       <w:rPr>
         <w:rFonts w:ascii="Symbol" w:hAnsi="Symbol" w:hint="default"/>
       </w:rPr>

--- a/examples/generated/academic_full.docx
+++ b/examples/generated/academic_full.docx
@@ -493,8 +493,8 @@
       </w:r>
     </w:p>
     <w:sectPr>
-      <w:headerReference w:type="default" r:id="rId9"/>
-      <w:footerReference w:type="default" r:id="rId10"/>
+      <w:headerReference w:type="default" r:id="rId5"/>
+      <w:footerReference w:type="default" r:id="rId6"/>
       <w:pgSz w:w="12240" w:h="15840"/>
       <w:pgMar w:top="1440" w:bottom="1440" w:left="1440" w:right="1440" w:header="720" w:footer="720" w:gutter="0"/>
       <w:cols w:space="720"/>
@@ -1215,7 +1215,6 @@
   </w:style>
   <w:style w:type="character" w:styleId="DefaultParagraphFont" w:default="1">
     <w:name w:val="Default Paragraph Font"/>
-    <w:semiHidden/>
   </w:style>
   <w:style w:type="paragraph" w:styleId="Heading1">
     <w:name w:val="Heading 1"/>
